--- a/reporting/main_report.docx
+++ b/reporting/main_report.docx
@@ -540,7 +540,7 @@
       </w:r>
     </w:p>
     <w:bookmarkEnd w:id="20"/>
-    <w:bookmarkStart w:id="29" w:name="theoretical-framework"/>
+    <w:bookmarkStart w:id="37" w:name="theoretical-framework"/>
     <w:p>
       <w:pPr>
         <w:pStyle w:val="Heading1"/>
@@ -549,7 +549,7 @@
         <w:t xml:space="preserve">1. Theoretical Framework</w:t>
       </w:r>
     </w:p>
-    <w:bookmarkStart w:id="21" w:name="hidden-markov-model-for-regime-detection"/>
+    <w:bookmarkStart w:id="22" w:name="hidden-markov-model-for-regime-detection"/>
     <w:p>
       <w:pPr>
         <w:pStyle w:val="Heading2"/>
@@ -692,8 +692,541 @@
         <w:t xml:space="preserve">indices are otherwise arbitrary.</w:t>
       </w:r>
     </w:p>
+    <w:bookmarkStart w:id="21" w:name="full-baum-welch-derivation"/>
+    <w:p>
+      <w:pPr>
+        <w:pStyle w:val="Heading3"/>
+      </w:pPr>
+      <w:r>
+        <w:t xml:space="preserve">1.1.1 Full Baum-Welch Derivation</w:t>
+      </w:r>
+    </w:p>
+    <w:p>
+      <w:pPr>
+        <w:pStyle w:val="FirstParagraph"/>
+      </w:pPr>
+      <w:r>
+        <w:t xml:space="preserve">This subsection derives the EM update equations actually implemented in</w:t>
+      </w:r>
+      <w:r>
+        <w:t xml:space="preserve"> </w:t>
+      </w:r>
+      <w:r>
+        <w:rPr>
+          <w:rStyle w:val="VerbatimChar"/>
+        </w:rPr>
+        <w:t xml:space="preserve">models/hmm_frequentist.py</w:t>
+      </w:r>
+      <w:r>
+        <w:t xml:space="preserve"> </w:t>
+      </w:r>
+      <w:r>
+        <w:t xml:space="preserve">(via</w:t>
+      </w:r>
+      <w:r>
+        <w:t xml:space="preserve"> </w:t>
+      </w:r>
+      <w:r>
+        <w:rPr>
+          <w:rStyle w:val="VerbatimChar"/>
+        </w:rPr>
+        <w:t xml:space="preserve">hmmlearn</w:t>
+      </w:r>
+      <w:r>
+        <w:t xml:space="preserve">) and independently</w:t>
+      </w:r>
+      <w:r>
+        <w:t xml:space="preserve"> </w:t>
+      </w:r>
+      <w:r>
+        <w:t xml:space="preserve">re-implemented from scratch in</w:t>
+      </w:r>
+      <w:r>
+        <w:t xml:space="preserve"> </w:t>
+      </w:r>
+      <w:r>
+        <w:rPr>
+          <w:rStyle w:val="VerbatimChar"/>
+        </w:rPr>
+        <w:t xml:space="preserve">r_codebase/hmm_markov_switching.R</w:t>
+      </w:r>
+      <w:r>
+        <w:t xml:space="preserve"> </w:t>
+      </w:r>
+      <w:r>
+        <w:t xml:space="preserve">— the</w:t>
+      </w:r>
+      <w:r>
+        <w:t xml:space="preserve"> </w:t>
+      </w:r>
+      <w:r>
+        <w:t xml:space="preserve">same algorithm, coded twice, in two languages, is one of the strongest</w:t>
+      </w:r>
+      <w:r>
+        <w:t xml:space="preserve"> </w:t>
+      </w:r>
+      <w:r>
+        <w:t xml:space="preserve">correctness checks available without a held-out ground truth.</w:t>
+      </w:r>
+    </w:p>
+    <w:p>
+      <w:pPr>
+        <w:pStyle w:val="BodyText"/>
+      </w:pPr>
+      <w:r>
+        <w:rPr>
+          <w:bCs/>
+          <w:b/>
+        </w:rPr>
+        <w:t xml:space="preserve">Forward pass.</w:t>
+      </w:r>
+      <w:r>
+        <w:t xml:space="preserve"> </w:t>
+      </w:r>
+      <w:r>
+        <w:t xml:space="preserve">Define the forward variable alpha(t,i) = P(x(1),…,x(t),</w:t>
+      </w:r>
+      <w:r>
+        <w:t xml:space="preserve"> </w:t>
+      </w:r>
+      <w:r>
+        <w:t xml:space="preserve">s(t)=i | theta) — the joint probability of the observations up to time t</w:t>
+      </w:r>
+      <w:r>
+        <w:t xml:space="preserve"> </w:t>
+      </w:r>
+      <w:r>
+        <w:t xml:space="preserve">and being in state i at time t. This is computed recursively:</w:t>
+      </w:r>
+    </w:p>
+    <w:p>
+      <w:pPr>
+        <w:pStyle w:val="BlockText"/>
+      </w:pPr>
+      <w:r>
+        <w:t xml:space="preserve">alpha(1,i) = pi(i) * B(i, x(1))</w:t>
+      </w:r>
+      <w:r>
+        <w:t xml:space="preserve"> </w:t>
+      </w:r>
+      <w:r>
+        <w:t xml:space="preserve">alpha(t,j) = [ sum over i of alpha(t-1,i) * A(i,j) ] * B(j, x(t))</w:t>
+      </w:r>
+    </w:p>
+    <w:p>
+      <w:pPr>
+        <w:pStyle w:val="FirstParagraph"/>
+      </w:pPr>
+      <w:r>
+        <w:t xml:space="preserve">where B(j, x(t)) is the Gaussian emission density of state j evaluated at</w:t>
+      </w:r>
+      <w:r>
+        <w:t xml:space="preserve"> </w:t>
+      </w:r>
+      <w:r>
+        <w:t xml:space="preserve">observation x(t), and pi is the initial state distribution. In</w:t>
+      </w:r>
+      <w:r>
+        <w:t xml:space="preserve"> </w:t>
+      </w:r>
+      <w:r>
+        <w:rPr>
+          <w:rStyle w:val="VerbatimChar"/>
+        </w:rPr>
+        <w:t xml:space="preserve">hmm_frequentist.py</w:t>
+      </w:r>
+      <w:r>
+        <w:t xml:space="preserve"> </w:t>
+      </w:r>
+      <w:r>
+        <w:t xml:space="preserve">this is implemented with log-space scaling</w:t>
+      </w:r>
+      <w:r>
+        <w:t xml:space="preserve"> </w:t>
+      </w:r>
+      <w:r>
+        <w:t xml:space="preserve">(</w:t>
+      </w:r>
+      <w:r>
+        <w:rPr>
+          <w:rStyle w:val="VerbatimChar"/>
+        </w:rPr>
+        <w:t xml:space="preserve">c_scale</w:t>
+      </w:r>
+      <w:r>
+        <w:t xml:space="preserve"> </w:t>
+      </w:r>
+      <w:r>
+        <w:t xml:space="preserve">in the R re-implementation) to prevent numerical underflow</w:t>
+      </w:r>
+      <w:r>
+        <w:t xml:space="preserve"> </w:t>
+      </w:r>
+      <w:r>
+        <w:t xml:space="preserve">over ~4,300 time steps — without scaling, alpha values underflow to exact</w:t>
+      </w:r>
+      <w:r>
+        <w:t xml:space="preserve"> </w:t>
+      </w:r>
+      <w:r>
+        <w:t xml:space="preserve">zero well before t=100 given typical Gaussian densities under 1.0.</w:t>
+      </w:r>
+    </w:p>
+    <w:p>
+      <w:pPr>
+        <w:pStyle w:val="BodyText"/>
+      </w:pPr>
+      <w:r>
+        <w:rPr>
+          <w:bCs/>
+          <w:b/>
+        </w:rPr>
+        <w:t xml:space="preserve">Backward pass.</w:t>
+      </w:r>
+      <w:r>
+        <w:t xml:space="preserve"> </w:t>
+      </w:r>
+      <w:r>
+        <w:t xml:space="preserve">Define beta(t,i) = P(x(t+1),…,x(T) | s(t)=i, theta):</w:t>
+      </w:r>
+    </w:p>
+    <w:p>
+      <w:pPr>
+        <w:pStyle w:val="BlockText"/>
+      </w:pPr>
+      <w:r>
+        <w:t xml:space="preserve">beta(T,i) = 1</w:t>
+      </w:r>
+      <w:r>
+        <w:t xml:space="preserve"> </w:t>
+      </w:r>
+      <w:r>
+        <w:t xml:space="preserve">beta(t,i) = sum over j of A(i,j) * B(j, x(t+1)) * beta(t+1,j)</w:t>
+      </w:r>
+    </w:p>
+    <w:p>
+      <w:pPr>
+        <w:pStyle w:val="FirstParagraph"/>
+      </w:pPr>
+      <w:r>
+        <w:rPr>
+          <w:bCs/>
+          <w:b/>
+        </w:rPr>
+        <w:t xml:space="preserve">E-step.</w:t>
+      </w:r>
+      <w:r>
+        <w:t xml:space="preserve"> </w:t>
+      </w:r>
+      <w:r>
+        <w:t xml:space="preserve">Combine forward and backward passes into the posterior state</w:t>
+      </w:r>
+      <w:r>
+        <w:t xml:space="preserve"> </w:t>
+      </w:r>
+      <w:r>
+        <w:t xml:space="preserve">probability (the</w:t>
+      </w:r>
+      <w:r>
+        <w:t xml:space="preserve"> </w:t>
+      </w:r>
+      <w:r>
+        <w:t xml:space="preserve">“</w:t>
+      </w:r>
+      <w:r>
+        <w:t xml:space="preserve">smoothed</w:t>
+      </w:r>
+      <w:r>
+        <w:t xml:space="preserve">”</w:t>
+      </w:r>
+      <w:r>
+        <w:t xml:space="preserve"> </w:t>
+      </w:r>
+      <w:r>
+        <w:t xml:space="preserve">probability reported throughout this report</w:t>
+      </w:r>
+      <w:r>
+        <w:t xml:space="preserve"> </w:t>
+      </w:r>
+      <w:r>
+        <w:t xml:space="preserve">as</w:t>
+      </w:r>
+      <w:r>
+        <w:t xml:space="preserve"> </w:t>
+      </w:r>
+      <w:r>
+        <w:rPr>
+          <w:rStyle w:val="VerbatimChar"/>
+        </w:rPr>
+        <w:t xml:space="preserve">prob_&lt;regime&gt;</w:t>
+      </w:r>
+      <w:r>
+        <w:t xml:space="preserve">):</w:t>
+      </w:r>
+    </w:p>
+    <w:p>
+      <w:pPr>
+        <w:pStyle w:val="BlockText"/>
+      </w:pPr>
+      <w:r>
+        <w:t xml:space="preserve">gamma(t,i) = P(s(t)=i | X, theta) = alpha(t,i) * beta(t,i) / sum_k[alpha(t,k) * beta(t,k)]</w:t>
+      </w:r>
+    </w:p>
+    <w:p>
+      <w:pPr>
+        <w:pStyle w:val="FirstParagraph"/>
+      </w:pPr>
+      <w:r>
+        <w:t xml:space="preserve">and the posterior transition probability:</w:t>
+      </w:r>
+    </w:p>
+    <w:p>
+      <w:pPr>
+        <w:pStyle w:val="BlockText"/>
+      </w:pPr>
+      <w:r>
+        <w:t xml:space="preserve">xi(t,i,j) = P(s(t)=i, s(t+1)=j | X, theta)</w:t>
+      </w:r>
+      <w:r>
+        <w:t xml:space="preserve"> </w:t>
+      </w:r>
+      <w:r>
+        <w:t xml:space="preserve">= alpha(t,i) * A(i,j) * B(j,x(t+1)) * beta(t+1,j) / P(X | theta)</w:t>
+      </w:r>
+    </w:p>
+    <w:p>
+      <w:pPr>
+        <w:pStyle w:val="FirstParagraph"/>
+      </w:pPr>
+      <w:r>
+        <w:rPr>
+          <w:bCs/>
+          <w:b/>
+        </w:rPr>
+        <w:t xml:space="preserve">M-step.</w:t>
+      </w:r>
+      <w:r>
+        <w:t xml:space="preserve"> </w:t>
+      </w:r>
+      <w:r>
+        <w:t xml:space="preserve">Re-estimate parameters as the sufficient statistics implied</w:t>
+      </w:r>
+      <w:r>
+        <w:t xml:space="preserve"> </w:t>
+      </w:r>
+      <w:r>
+        <w:t xml:space="preserve">by the E-step posteriors:</w:t>
+      </w:r>
+    </w:p>
+    <w:p>
+      <w:pPr>
+        <w:pStyle w:val="BlockText"/>
+      </w:pPr>
+      <w:r>
+        <w:t xml:space="preserve">pi_new(i) = gamma(1,i)</w:t>
+      </w:r>
+      <w:r>
+        <w:t xml:space="preserve"> </w:t>
+      </w:r>
+      <w:r>
+        <w:t xml:space="preserve">A_new(i,j) = [ sum_t xi(t,i,j) ] / [ sum_t gamma(t,i) ]</w:t>
+      </w:r>
+      <w:r>
+        <w:t xml:space="preserve"> </w:t>
+      </w:r>
+      <w:r>
+        <w:t xml:space="preserve">mu_new(k) = [ sum_t gamma(t,k) * x(t) ] / [ sum_t gamma(t,k) ]</w:t>
+      </w:r>
+      <w:r>
+        <w:t xml:space="preserve"> </w:t>
+      </w:r>
+      <w:r>
+        <w:t xml:space="preserve">Sigma_new(k) = [ sum_t gamma(t,k) * (x(t)-mu_new(k))^2 ] / [ sum_t gamma(t,k) ]</w:t>
+      </w:r>
+    </w:p>
+    <w:p>
+      <w:pPr>
+        <w:pStyle w:val="FirstParagraph"/>
+      </w:pPr>
+      <w:r>
+        <w:t xml:space="preserve">This is exactly the four-line M-step visible in both</w:t>
+      </w:r>
+      <w:r>
+        <w:t xml:space="preserve"> </w:t>
+      </w:r>
+      <w:r>
+        <w:rPr>
+          <w:rStyle w:val="VerbatimChar"/>
+        </w:rPr>
+        <w:t xml:space="preserve">models/hmm_frequentist.py</w:t>
+      </w:r>
+      <w:r>
+        <w:t xml:space="preserve"> </w:t>
+      </w:r>
+      <w:r>
+        <w:t xml:space="preserve">(via hmmlearn’s internal EM) and the</w:t>
+      </w:r>
+      <w:r>
+        <w:t xml:space="preserve"> </w:t>
+      </w:r>
+      <w:r>
+        <w:t xml:space="preserve">hand-written R implementation’s</w:t>
+      </w:r>
+      <w:r>
+        <w:t xml:space="preserve"> </w:t>
+      </w:r>
+      <w:r>
+        <w:rPr>
+          <w:rStyle w:val="VerbatimChar"/>
+        </w:rPr>
+        <w:t xml:space="preserve">gaussian_hmm_em_mv</w:t>
+      </w:r>
+      <w:r>
+        <w:t xml:space="preserve"> </w:t>
+      </w:r>
+      <w:r>
+        <w:t xml:space="preserve">function — having</w:t>
+      </w:r>
+      <w:r>
+        <w:t xml:space="preserve"> </w:t>
+      </w:r>
+      <w:r>
+        <w:t xml:space="preserve">written the multivariate diagonal-covariance version of this update by</w:t>
+      </w:r>
+      <w:r>
+        <w:t xml:space="preserve"> </w:t>
+      </w:r>
+      <w:r>
+        <w:t xml:space="preserve">hand in R (Section 5) rather than only calling a library in Python is</w:t>
+      </w:r>
+      <w:r>
+        <w:t xml:space="preserve"> </w:t>
+      </w:r>
+      <w:r>
+        <w:t xml:space="preserve">itself part of why the R/Python discrepancy investigation (Section 5)</w:t>
+      </w:r>
+      <w:r>
+        <w:t xml:space="preserve"> </w:t>
+      </w:r>
+      <w:r>
+        <w:t xml:space="preserve">carries real evidentiary weight: it rules out</w:t>
+      </w:r>
+      <w:r>
+        <w:t xml:space="preserve"> </w:t>
+      </w:r>
+      <w:r>
+        <w:t xml:space="preserve">“</w:t>
+      </w:r>
+      <w:r>
+        <w:t xml:space="preserve">one side is a black-box</w:t>
+      </w:r>
+      <w:r>
+        <w:t xml:space="preserve"> </w:t>
+      </w:r>
+      <w:r>
+        <w:t xml:space="preserve">library bug</w:t>
+      </w:r>
+      <w:r>
+        <w:t xml:space="preserve">”</w:t>
+      </w:r>
+      <w:r>
+        <w:t xml:space="preserve"> </w:t>
+      </w:r>
+      <w:r>
+        <w:t xml:space="preserve">as an explanation, since both sides implement the same</w:t>
+      </w:r>
+      <w:r>
+        <w:t xml:space="preserve"> </w:t>
+      </w:r>
+      <w:r>
+        <w:t xml:space="preserve">derivation independently.</w:t>
+      </w:r>
+    </w:p>
+    <w:p>
+      <w:pPr>
+        <w:pStyle w:val="BodyText"/>
+      </w:pPr>
+      <w:r>
+        <w:rPr>
+          <w:bCs/>
+          <w:b/>
+        </w:rPr>
+        <w:t xml:space="preserve">Convergence.</w:t>
+      </w:r>
+      <w:r>
+        <w:t xml:space="preserve"> </w:t>
+      </w:r>
+      <w:r>
+        <w:t xml:space="preserve">EM increases the log-likelihood monotonically each</w:t>
+      </w:r>
+      <w:r>
+        <w:t xml:space="preserve"> </w:t>
+      </w:r>
+      <w:r>
+        <w:t xml:space="preserve">iteration (a standard EM guarantee — it maximizes a lower bound on the</w:t>
+      </w:r>
+      <w:r>
+        <w:t xml:space="preserve"> </w:t>
+      </w:r>
+      <w:r>
+        <w:t xml:space="preserve">log-likelihood that touches the true log-likelihood at the current</w:t>
+      </w:r>
+      <w:r>
+        <w:t xml:space="preserve"> </w:t>
+      </w:r>
+      <w:r>
+        <w:t xml:space="preserve">parameter estimate). The loop terminates when successive log-likelihood</w:t>
+      </w:r>
+      <w:r>
+        <w:t xml:space="preserve"> </w:t>
+      </w:r>
+      <w:r>
+        <w:t xml:space="preserve">values differ by less than a tolerance (1e-6 in both implementations).</w:t>
+      </w:r>
+      <w:r>
+        <w:t xml:space="preserve"> </w:t>
+      </w:r>
+      <w:r>
+        <w:t xml:space="preserve">Because EM only guarantees convergence to a</w:t>
+      </w:r>
+      <w:r>
+        <w:t xml:space="preserve"> </w:t>
+      </w:r>
+      <w:r>
+        <w:rPr>
+          <w:iCs/>
+          <w:i/>
+        </w:rPr>
+        <w:t xml:space="preserve">local</w:t>
+      </w:r>
+      <w:r>
+        <w:t xml:space="preserve"> </w:t>
+      </w:r>
+      <w:r>
+        <w:t xml:space="preserve">maximum, different</w:t>
+      </w:r>
+      <w:r>
+        <w:t xml:space="preserve"> </w:t>
+      </w:r>
+      <w:r>
+        <w:t xml:space="preserve">initializations can converge to different fixed points — this is</w:t>
+      </w:r>
+      <w:r>
+        <w:t xml:space="preserve"> </w:t>
+      </w:r>
+      <w:r>
+        <w:t xml:space="preserve">precisely the mechanism behind the R-vs-Python divergence documented in</w:t>
+      </w:r>
+      <w:r>
+        <w:t xml:space="preserve"> </w:t>
+      </w:r>
+      <w:r>
+        <w:t xml:space="preserve">Section 5.</w:t>
+      </w:r>
+    </w:p>
     <w:bookmarkEnd w:id="21"/>
-    <w:bookmarkStart w:id="22" w:name="bayesian-hmm-conjugate-posterior"/>
+    <w:bookmarkEnd w:id="22"/>
+    <w:bookmarkStart w:id="24" w:name="bayesian-hmm-conjugate-posterior"/>
     <w:p>
       <w:pPr>
         <w:pStyle w:val="Heading2"/>
@@ -890,8 +1423,360 @@
         <w:t xml:space="preserve">estimates given ~4,300 days of (now real) data.</w:t>
       </w:r>
     </w:p>
-    <w:bookmarkEnd w:id="22"/>
-    <w:bookmarkStart w:id="23" w:name="regime-switching-var"/>
+    <w:bookmarkStart w:id="23" w:name="X36e372007cd929078a6f8fe101941cbbebf11cb"/>
+    <w:p>
+      <w:pPr>
+        <w:pStyle w:val="Heading3"/>
+      </w:pPr>
+      <w:r>
+        <w:t xml:space="preserve">1.2.1 Derivation: Why the Conjugate Posterior is Exact</w:t>
+      </w:r>
+    </w:p>
+    <w:p>
+      <w:pPr>
+        <w:pStyle w:val="FirstParagraph"/>
+      </w:pPr>
+      <w:r>
+        <w:rPr>
+          <w:bCs/>
+          <w:b/>
+        </w:rPr>
+        <w:t xml:space="preserve">Dirichlet-Multinomial conjugacy.</w:t>
+      </w:r>
+      <w:r>
+        <w:t xml:space="preserve"> </w:t>
+      </w:r>
+      <w:r>
+        <w:t xml:space="preserve">Each row of the transition matrix</w:t>
+      </w:r>
+      <w:r>
+        <w:t xml:space="preserve"> </w:t>
+      </w:r>
+      <w:r>
+        <w:t xml:space="preserve">A(i,.) is a categorical distribution over 5 next-states. Placing a</w:t>
+      </w:r>
+      <w:r>
+        <w:t xml:space="preserve"> </w:t>
+      </w:r>
+      <w:r>
+        <w:t xml:space="preserve">Dirichlet(alpha) prior on this row and observing n(i,j) = the number of</w:t>
+      </w:r>
+      <w:r>
+        <w:t xml:space="preserve"> </w:t>
+      </w:r>
+      <w:r>
+        <w:t xml:space="preserve">times the fitted state path transitions from i to j gives, by Bayes’</w:t>
+      </w:r>
+      <w:r>
+        <w:t xml:space="preserve"> </w:t>
+      </w:r>
+      <w:r>
+        <w:t xml:space="preserve">rule:</w:t>
+      </w:r>
+    </w:p>
+    <w:p>
+      <w:pPr>
+        <w:pStyle w:val="BlockText"/>
+      </w:pPr>
+      <w:r>
+        <w:t xml:space="preserve">P(A(i,.) | data) proportional to P(data | A(i,.)) * P(A(i,.))</w:t>
+      </w:r>
+      <w:r>
+        <w:t xml:space="preserve"> </w:t>
+      </w:r>
+      <w:r>
+        <w:t xml:space="preserve">= [ product_j A(i,j)^n(i,j) ] * [ product_j A(i,j)^(alpha-1) ]</w:t>
+      </w:r>
+      <w:r>
+        <w:t xml:space="preserve"> </w:t>
+      </w:r>
+      <w:r>
+        <w:t xml:space="preserve">= product_j A(i,j)^(n(i,j) + alpha - 1)</w:t>
+      </w:r>
+    </w:p>
+    <w:p>
+      <w:pPr>
+        <w:pStyle w:val="FirstParagraph"/>
+      </w:pPr>
+      <w:r>
+        <w:t xml:space="preserve">This is exactly the kernel of a Dirichlet(alpha + n(i,.)) distribution —</w:t>
+      </w:r>
+      <w:r>
+        <w:t xml:space="preserve"> </w:t>
+      </w:r>
+      <w:r>
+        <w:t xml:space="preserve">no approximation, no sampling error, because the Dirichlet prior’s</w:t>
+      </w:r>
+      <w:r>
+        <w:t xml:space="preserve"> </w:t>
+      </w:r>
+      <w:r>
+        <w:t xml:space="preserve">functional form (a product of powers) is closed under multiplication by</w:t>
+      </w:r>
+      <w:r>
+        <w:t xml:space="preserve"> </w:t>
+      </w:r>
+      <w:r>
+        <w:t xml:space="preserve">the categorical likelihood’s functional form (also a product of powers).</w:t>
+      </w:r>
+      <w:r>
+        <w:t xml:space="preserve"> </w:t>
+      </w:r>
+      <w:r>
+        <w:t xml:space="preserve">This is what</w:t>
+      </w:r>
+      <w:r>
+        <w:t xml:space="preserve"> </w:t>
+      </w:r>
+      <w:r>
+        <w:t xml:space="preserve">“</w:t>
+      </w:r>
+      <w:r>
+        <w:t xml:space="preserve">conjugate</w:t>
+      </w:r>
+      <w:r>
+        <w:t xml:space="preserve">”</w:t>
+      </w:r>
+      <w:r>
+        <w:t xml:space="preserve"> </w:t>
+      </w:r>
+      <w:r>
+        <w:t xml:space="preserve">means concretely: the posterior family equals</w:t>
+      </w:r>
+      <w:r>
+        <w:t xml:space="preserve"> </w:t>
+      </w:r>
+      <w:r>
+        <w:t xml:space="preserve">the prior family, so the posterior can be written down in closed form</w:t>
+      </w:r>
+      <w:r>
+        <w:t xml:space="preserve"> </w:t>
+      </w:r>
+      <w:r>
+        <w:t xml:space="preserve">instead of approximated by MCMC.</w:t>
+      </w:r>
+      <w:r>
+        <w:t xml:space="preserve"> </w:t>
+      </w:r>
+      <w:r>
+        <w:rPr>
+          <w:rStyle w:val="VerbatimChar"/>
+        </w:rPr>
+        <w:t xml:space="preserve">models/hmm_bayesian.py</w:t>
+      </w:r>
+      <w:r>
+        <w:t xml:space="preserve">’s</w:t>
+      </w:r>
+      <w:r>
+        <w:t xml:space="preserve"> </w:t>
+      </w:r>
+      <w:r>
+        <w:rPr>
+          <w:rStyle w:val="VerbatimChar"/>
+        </w:rPr>
+        <w:t xml:space="preserve">dirichlet_posterior_transitions()</w:t>
+      </w:r>
+      <w:r>
+        <w:t xml:space="preserve"> </w:t>
+      </w:r>
+      <w:r>
+        <w:t xml:space="preserve">function is a direct, line-for-line</w:t>
+      </w:r>
+      <w:r>
+        <w:t xml:space="preserve"> </w:t>
+      </w:r>
+      <w:r>
+        <w:t xml:space="preserve">implementation of alpha + n(i,.).</w:t>
+      </w:r>
+    </w:p>
+    <w:p>
+      <w:pPr>
+        <w:pStyle w:val="BodyText"/>
+      </w:pPr>
+      <w:r>
+        <w:rPr>
+          <w:bCs/>
+          <w:b/>
+        </w:rPr>
+        <w:t xml:space="preserve">Normal-Inverse-Gamma conjugacy for the emissions.</w:t>
+      </w:r>
+      <w:r>
+        <w:t xml:space="preserve"> </w:t>
+      </w:r>
+      <w:r>
+        <w:t xml:space="preserve">Each state’s</w:t>
+      </w:r>
+      <w:r>
+        <w:t xml:space="preserve"> </w:t>
+      </w:r>
+      <w:r>
+        <w:t xml:space="preserve">emission mean and variance (mu_k, sigma_k^2) get a Normal-Inverse-Gamma</w:t>
+      </w:r>
+      <w:r>
+        <w:t xml:space="preserve"> </w:t>
+      </w:r>
+      <w:r>
+        <w:t xml:space="preserve">prior: sigma_k^2 ~ InverseGamma(alpha0, beta0), mu_k | sigma_k^2 ~</w:t>
+      </w:r>
+      <w:r>
+        <w:t xml:space="preserve"> </w:t>
+      </w:r>
+      <w:r>
+        <w:t xml:space="preserve">Normal(mu0, sigma_k^2 / kappa0). Given n observations x(1),…,x(n)</w:t>
+      </w:r>
+      <w:r>
+        <w:t xml:space="preserve"> </w:t>
+      </w:r>
+      <w:r>
+        <w:t xml:space="preserve">assigned to state k with sample mean xbar and sample variance v, the</w:t>
+      </w:r>
+      <w:r>
+        <w:t xml:space="preserve"> </w:t>
+      </w:r>
+      <w:r>
+        <w:t xml:space="preserve">posterior is again exactly Normal-Inverse-Gamma with updated parameters:</w:t>
+      </w:r>
+    </w:p>
+    <w:p>
+      <w:pPr>
+        <w:pStyle w:val="BlockText"/>
+      </w:pPr>
+      <w:r>
+        <w:t xml:space="preserve">kappa_n = kappa0 + n</w:t>
+      </w:r>
+      <w:r>
+        <w:t xml:space="preserve"> </w:t>
+      </w:r>
+      <w:r>
+        <w:t xml:space="preserve">mu_n = (kappa0</w:t>
+      </w:r>
+      <w:r>
+        <w:rPr>
+          <w:iCs/>
+          <w:i/>
+        </w:rPr>
+        <w:t xml:space="preserve">mu0 + n</w:t>
+      </w:r>
+      <w:r>
+        <w:t xml:space="preserve">xbar) / kappa_n</w:t>
+      </w:r>
+      <w:r>
+        <w:t xml:space="preserve"> </w:t>
+      </w:r>
+      <w:r>
+        <w:t xml:space="preserve">alpha_n = alpha0 + n/2</w:t>
+      </w:r>
+      <w:r>
+        <w:t xml:space="preserve"> </w:t>
+      </w:r>
+      <w:r>
+        <w:t xml:space="preserve">beta_n = beta0 + 0.5</w:t>
+      </w:r>
+      <w:r>
+        <w:rPr>
+          <w:iCs/>
+          <w:i/>
+        </w:rPr>
+        <w:t xml:space="preserve">n</w:t>
+      </w:r>
+      <w:r>
+        <w:t xml:space="preserve">v + [kappa0</w:t>
+      </w:r>
+      <w:r>
+        <w:rPr>
+          <w:iCs/>
+          <w:i/>
+        </w:rPr>
+        <w:t xml:space="preserve">n</w:t>
+      </w:r>
+      <w:r>
+        <w:t xml:space="preserve">(xbar-mu0)^2] / (2*kappa_n)</w:t>
+      </w:r>
+    </w:p>
+    <w:p>
+      <w:pPr>
+        <w:pStyle w:val="FirstParagraph"/>
+      </w:pPr>
+      <w:r>
+        <w:rPr>
+          <w:rStyle w:val="VerbatimChar"/>
+        </w:rPr>
+        <w:t xml:space="preserve">gaussian_invgamma_posterior_emissions()</w:t>
+      </w:r>
+      <w:r>
+        <w:t xml:space="preserve"> </w:t>
+      </w:r>
+      <w:r>
+        <w:t xml:space="preserve">in</w:t>
+      </w:r>
+      <w:r>
+        <w:t xml:space="preserve"> </w:t>
+      </w:r>
+      <w:r>
+        <w:rPr>
+          <w:rStyle w:val="VerbatimChar"/>
+        </w:rPr>
+        <w:t xml:space="preserve">models/hmm_bayesian.py</w:t>
+      </w:r>
+      <w:r>
+        <w:t xml:space="preserve"> </w:t>
+      </w:r>
+      <w:r>
+        <w:t xml:space="preserve">implements exactly these four update equations, then draws</w:t>
+      </w:r>
+      <w:r>
+        <w:t xml:space="preserve"> </w:t>
+      </w:r>
+      <w:r>
+        <w:t xml:space="preserve">sigma_k^2 ~ InverseGamma(alpha_n, beta_n) and mu_k | sigma_k^2 ~</w:t>
+      </w:r>
+      <w:r>
+        <w:t xml:space="preserve"> </w:t>
+      </w:r>
+      <w:r>
+        <w:t xml:space="preserve">Normal(mu_n, sigma_k^2/kappa_n) — both standard-library random draws,</w:t>
+      </w:r>
+      <w:r>
+        <w:t xml:space="preserve"> </w:t>
+      </w:r>
+      <w:r>
+        <w:t xml:space="preserve">not an iterative sampler. The practical upshot restated from Section 1.2:</w:t>
+      </w:r>
+      <w:r>
+        <w:t xml:space="preserve"> </w:t>
+      </w:r>
+      <w:r>
+        <w:rPr>
+          <w:bCs/>
+          <w:b/>
+        </w:rPr>
+        <w:t xml:space="preserve">zero MCMC sampling error is introduced anywhere in this posterior</w:t>
+      </w:r>
+      <w:r>
+        <w:t xml:space="preserve">,</w:t>
+      </w:r>
+      <w:r>
+        <w:t xml:space="preserve"> </w:t>
+      </w:r>
+      <w:r>
+        <w:t xml:space="preserve">which is both the source of this method’s speed advantage over</w:t>
+      </w:r>
+      <w:r>
+        <w:t xml:space="preserve"> </w:t>
+      </w:r>
+      <w:r>
+        <w:t xml:space="preserve">PyMC/NUTS and the reason it produces no R-hat/ESS diagnostics (there is</w:t>
+      </w:r>
+      <w:r>
+        <w:t xml:space="preserve"> </w:t>
+      </w:r>
+      <w:r>
+        <w:t xml:space="preserve">no chain to diagnose).</w:t>
+      </w:r>
+    </w:p>
+    <w:bookmarkEnd w:id="23"/>
+    <w:bookmarkEnd w:id="24"/>
+    <w:bookmarkStart w:id="26" w:name="regime-switching-var"/>
     <w:p>
       <w:pPr>
         <w:pStyle w:val="Heading2"/>
@@ -944,8 +1829,258 @@
         <w:t xml:space="preserve">in the Risk-Off regime than in Risk-On.</w:t>
       </w:r>
     </w:p>
-    <w:bookmarkEnd w:id="23"/>
-    <w:bookmarkStart w:id="24" w:name="bayesian-deep-learning"/>
+    <w:bookmarkStart w:id="25" w:name="ols-as-posterior-mode-derivation"/>
+    <w:p>
+      <w:pPr>
+        <w:pStyle w:val="Heading3"/>
+      </w:pPr>
+      <w:r>
+        <w:t xml:space="preserve">1.3.1 OLS-as-Posterior-Mode Derivation</w:t>
+      </w:r>
+    </w:p>
+    <w:p>
+      <w:pPr>
+        <w:pStyle w:val="FirstParagraph"/>
+      </w:pPr>
+      <w:r>
+        <w:t xml:space="preserve">A VAR(1) models each of the 6 variables at time t as a linear function of</w:t>
+      </w:r>
+      <w:r>
+        <w:t xml:space="preserve"> </w:t>
+      </w:r>
+      <w:r>
+        <w:t xml:space="preserve">all 6 variables at time t-1 plus an intercept: Y(t) = c + Phi*Y(t-1) +</w:t>
+      </w:r>
+      <w:r>
+        <w:t xml:space="preserve"> </w:t>
+      </w:r>
+      <w:r>
+        <w:t xml:space="preserve">epsilon(t), epsilon(t) ~ Normal(0, Sigma). Stacking observations into a</w:t>
+      </w:r>
+      <w:r>
+        <w:t xml:space="preserve"> </w:t>
+      </w:r>
+      <w:r>
+        <w:t xml:space="preserve">design matrix X (each row: [1, Y(t-1)]) and outcomes Y, the log-likelihood</w:t>
+      </w:r>
+      <w:r>
+        <w:t xml:space="preserve"> </w:t>
+      </w:r>
+      <w:r>
+        <w:t xml:space="preserve">under Gaussian innovations is maximized, equivalently, by minimizing sum</w:t>
+      </w:r>
+      <w:r>
+        <w:t xml:space="preserve"> </w:t>
+      </w:r>
+      <w:r>
+        <w:t xml:space="preserve">of squared residuals — the ordinary least squares estimator:</w:t>
+      </w:r>
+    </w:p>
+    <w:p>
+      <w:pPr>
+        <w:pStyle w:val="BlockText"/>
+      </w:pPr>
+      <w:r>
+        <w:t xml:space="preserve">Phi_hat = (X^T X)^(-1) X^T Y</w:t>
+      </w:r>
+    </w:p>
+    <w:p>
+      <w:pPr>
+        <w:pStyle w:val="FirstParagraph"/>
+      </w:pPr>
+      <w:r>
+        <w:t xml:space="preserve">Under a flat (improper, constant) prior over the coefficients, the</w:t>
+      </w:r>
+      <w:r>
+        <w:t xml:space="preserve"> </w:t>
+      </w:r>
+      <w:r>
+        <w:t xml:space="preserve">posterior is proportional to the likelihood alone, so the posterior mode</w:t>
+      </w:r>
+      <w:r>
+        <w:t xml:space="preserve"> </w:t>
+      </w:r>
+      <w:r>
+        <w:t xml:space="preserve">(and, since the likelihood is Gaussian in the coefficients, the posterior</w:t>
+      </w:r>
+      <w:r>
+        <w:t xml:space="preserve"> </w:t>
+      </w:r>
+      <w:r>
+        <w:t xml:space="preserve">mean) coincides exactly with the OLS estimator. This is the formal sense</w:t>
+      </w:r>
+      <w:r>
+        <w:t xml:space="preserve"> </w:t>
+      </w:r>
+      <w:r>
+        <w:t xml:space="preserve">in which</w:t>
+      </w:r>
+      <w:r>
+        <w:t xml:space="preserve"> </w:t>
+      </w:r>
+      <w:r>
+        <w:rPr>
+          <w:rStyle w:val="VerbatimChar"/>
+        </w:rPr>
+        <w:t xml:space="preserve">fit_regime_conditioned_var()</w:t>
+      </w:r>
+      <w:r>
+        <w:t xml:space="preserve"> </w:t>
+      </w:r>
+      <w:r>
+        <w:t xml:space="preserve">in</w:t>
+      </w:r>
+      <w:r>
+        <w:t xml:space="preserve"> </w:t>
+      </w:r>
+      <w:r>
+        <w:rPr>
+          <w:rStyle w:val="VerbatimChar"/>
+        </w:rPr>
+        <w:t xml:space="preserve">models/rs_var.py</w:t>
+      </w:r>
+      <w:r>
+        <w:t xml:space="preserve"> </w:t>
+      </w:r>
+      <w:r>
+        <w:t xml:space="preserve">— which</w:t>
+      </w:r>
+      <w:r>
+        <w:t xml:space="preserve"> </w:t>
+      </w:r>
+      <w:r>
+        <w:t xml:space="preserve">calls</w:t>
+      </w:r>
+      <w:r>
+        <w:t xml:space="preserve"> </w:t>
+      </w:r>
+      <w:r>
+        <w:rPr>
+          <w:rStyle w:val="VerbatimChar"/>
+        </w:rPr>
+        <w:t xml:space="preserve">np.linalg.lstsq</w:t>
+      </w:r>
+      <w:r>
+        <w:t xml:space="preserve"> </w:t>
+      </w:r>
+      <w:r>
+        <w:t xml:space="preserve">directly — is</w:t>
+      </w:r>
+      <w:r>
+        <w:t xml:space="preserve"> </w:t>
+      </w:r>
+      <w:r>
+        <w:t xml:space="preserve">“</w:t>
+      </w:r>
+      <w:r>
+        <w:t xml:space="preserve">equivalent to a Bayesian VAR under</w:t>
+      </w:r>
+      <w:r>
+        <w:t xml:space="preserve"> </w:t>
+      </w:r>
+      <w:r>
+        <w:t xml:space="preserve">a flat prior</w:t>
+      </w:r>
+      <w:r>
+        <w:t xml:space="preserve">”</w:t>
+      </w:r>
+      <w:r>
+        <w:t xml:space="preserve">: no approximation is being smuggled in by using OLS instead</w:t>
+      </w:r>
+      <w:r>
+        <w:t xml:space="preserve"> </w:t>
+      </w:r>
+      <w:r>
+        <w:t xml:space="preserve">of a named Bayesian VAR package, only a specific (flat) prior choice, made</w:t>
+      </w:r>
+      <w:r>
+        <w:t xml:space="preserve"> </w:t>
+      </w:r>
+      <w:r>
+        <w:t xml:space="preserve">explicit here rather than left implicit.</w:t>
+      </w:r>
+    </w:p>
+    <w:p>
+      <w:pPr>
+        <w:pStyle w:val="BodyText"/>
+      </w:pPr>
+      <w:r>
+        <w:rPr>
+          <w:bCs/>
+          <w:b/>
+        </w:rPr>
+        <w:t xml:space="preserve">Bootstrap for coefficient uncertainty.</w:t>
+      </w:r>
+      <w:r>
+        <w:t xml:space="preserve"> </w:t>
+      </w:r>
+      <w:r>
+        <w:t xml:space="preserve">Because the flat-prior</w:t>
+      </w:r>
+      <w:r>
+        <w:t xml:space="preserve"> </w:t>
+      </w:r>
+      <w:r>
+        <w:t xml:space="preserve">posterior is degenerate at exactly the OLS estimate (a flat prior carries</w:t>
+      </w:r>
+      <w:r>
+        <w:t xml:space="preserve"> </w:t>
+      </w:r>
+      <w:r>
+        <w:t xml:space="preserve">no information to produce posterior spread beyond the likelihood’s own</w:t>
+      </w:r>
+      <w:r>
+        <w:t xml:space="preserve"> </w:t>
+      </w:r>
+      <w:r>
+        <w:t xml:space="preserve">curvature), coefficient uncertainty is instead obtained by residual</w:t>
+      </w:r>
+      <w:r>
+        <w:t xml:space="preserve"> </w:t>
+      </w:r>
+      <w:r>
+        <w:t xml:space="preserve">bootstrap: resample (X,Y) pairs with replacement, refit OLS on each</w:t>
+      </w:r>
+      <w:r>
+        <w:t xml:space="preserve"> </w:t>
+      </w:r>
+      <w:r>
+        <w:t xml:space="preserve">resample, and take the empirical 2.5th/97.5th percentiles of the</w:t>
+      </w:r>
+      <w:r>
+        <w:t xml:space="preserve"> </w:t>
+      </w:r>
+      <w:r>
+        <w:t xml:space="preserve">resulting coefficient distribution as an approximate 95% interval. This</w:t>
+      </w:r>
+      <w:r>
+        <w:t xml:space="preserve"> </w:t>
+      </w:r>
+      <w:r>
+        <w:t xml:space="preserve">is a frequentist device standing in for what a proper hierarchical</w:t>
+      </w:r>
+      <w:r>
+        <w:t xml:space="preserve"> </w:t>
+      </w:r>
+      <w:r>
+        <w:t xml:space="preserve">Bayesian VAR (with an informative Minnesota or similar shrinkage prior)</w:t>
+      </w:r>
+      <w:r>
+        <w:t xml:space="preserve"> </w:t>
+      </w:r>
+      <w:r>
+        <w:t xml:space="preserve">would give natively — another documented, honest substitution consistent</w:t>
+      </w:r>
+      <w:r>
+        <w:t xml:space="preserve"> </w:t>
+      </w:r>
+      <w:r>
+        <w:t xml:space="preserve">with the pattern throughout this report.</w:t>
+      </w:r>
+    </w:p>
+    <w:bookmarkEnd w:id="25"/>
+    <w:bookmarkEnd w:id="26"/>
+    <w:bookmarkStart w:id="29" w:name="bayesian-deep-learning"/>
     <w:p>
       <w:pPr>
         <w:pStyle w:val="Heading2"/>
@@ -1071,8 +2206,295 @@
         <w:t xml:space="preserve">epistemic = variance over t of [ p(t) ]</w:t>
       </w:r>
     </w:p>
-    <w:bookmarkEnd w:id="24"/>
-    <w:bookmarkStart w:id="25" w:name="conformal-prediction"/>
+    <w:bookmarkStart w:id="27" w:name="Xf979aa7f28531566152a979930f6a8bf69e6aeb"/>
+    <w:p>
+      <w:pPr>
+        <w:pStyle w:val="Heading3"/>
+      </w:pPr>
+      <w:r>
+        <w:t xml:space="preserve">1.4.1 Why MC-Dropout Approximates a Bayesian Posterior</w:t>
+      </w:r>
+    </w:p>
+    <w:p>
+      <w:pPr>
+        <w:pStyle w:val="FirstParagraph"/>
+      </w:pPr>
+      <w:r>
+        <w:t xml:space="preserve">Gal &amp; Ghahramani (2016) showed that a neural network trained with</w:t>
+      </w:r>
+      <w:r>
+        <w:t xml:space="preserve"> </w:t>
+      </w:r>
+      <w:r>
+        <w:t xml:space="preserve">dropout is mathematically equivalent to an approximate variational</w:t>
+      </w:r>
+      <w:r>
+        <w:t xml:space="preserve"> </w:t>
+      </w:r>
+      <w:r>
+        <w:t xml:space="preserve">inference procedure over a deep Gaussian process: each dropout mask</w:t>
+      </w:r>
+      <w:r>
+        <w:t xml:space="preserve"> </w:t>
+      </w:r>
+      <w:r>
+        <w:t xml:space="preserve">sampled at inference corresponds to a sample from an approximate</w:t>
+      </w:r>
+      <w:r>
+        <w:t xml:space="preserve"> </w:t>
+      </w:r>
+      <w:r>
+        <w:t xml:space="preserve">posterior over network weights, where the approximating family is a</w:t>
+      </w:r>
+      <w:r>
+        <w:t xml:space="preserve"> </w:t>
+      </w:r>
+      <w:r>
+        <w:t xml:space="preserve">mixture of two Gaussians per weight — one with the weight’s trained</w:t>
+      </w:r>
+      <w:r>
+        <w:t xml:space="preserve"> </w:t>
+      </w:r>
+      <w:r>
+        <w:t xml:space="preserve">value and near-zero variance, one at exactly zero. Keeping dropout</w:t>
+      </w:r>
+      <w:r>
+        <w:t xml:space="preserve"> </w:t>
+      </w:r>
+      <w:r>
+        <w:rPr>
+          <w:iCs/>
+          <w:i/>
+        </w:rPr>
+        <w:t xml:space="preserve">active</w:t>
+      </w:r>
+      <w:r>
+        <w:t xml:space="preserve"> </w:t>
+      </w:r>
+      <w:r>
+        <w:t xml:space="preserve">at inference time (rather than the usual practice of disabling</w:t>
+      </w:r>
+      <w:r>
+        <w:t xml:space="preserve"> </w:t>
+      </w:r>
+      <w:r>
+        <w:t xml:space="preserve">it) and running T forward passes therefore approximates T draws from</w:t>
+      </w:r>
+      <w:r>
+        <w:t xml:space="preserve"> </w:t>
+      </w:r>
+      <w:r>
+        <w:t xml:space="preserve">this weight posterior, which is exactly what</w:t>
+      </w:r>
+      <w:r>
+        <w:t xml:space="preserve"> </w:t>
+      </w:r>
+      <w:r>
+        <w:rPr>
+          <w:rStyle w:val="VerbatimChar"/>
+        </w:rPr>
+        <w:t xml:space="preserve">MCDropoutMLP.predict_mc()</w:t>
+      </w:r>
+      <w:r>
+        <w:t xml:space="preserve"> </w:t>
+      </w:r>
+      <w:r>
+        <w:t xml:space="preserve">implements: T=30 forward passes with</w:t>
+      </w:r>
+      <w:r>
+        <w:t xml:space="preserve"> </w:t>
+      </w:r>
+      <w:r>
+        <w:rPr>
+          <w:rStyle w:val="VerbatimChar"/>
+        </w:rPr>
+        <w:t xml:space="preserve">train_dropout=True</w:t>
+      </w:r>
+      <w:r>
+        <w:t xml:space="preserve"> </w:t>
+      </w:r>
+      <w:r>
+        <w:t xml:space="preserve">held on. This</w:t>
+      </w:r>
+      <w:r>
+        <w:t xml:space="preserve"> </w:t>
+      </w:r>
+      <w:r>
+        <w:t xml:space="preserve">is a real, peer-reviewed theoretical justification, not an ad-hoc</w:t>
+      </w:r>
+      <w:r>
+        <w:t xml:space="preserve"> </w:t>
+      </w:r>
+      <w:r>
+        <w:t xml:space="preserve">heuristic — though it is an approximation (a mixture-of-two-Gaussians</w:t>
+      </w:r>
+      <w:r>
+        <w:t xml:space="preserve"> </w:t>
+      </w:r>
+      <w:r>
+        <w:t xml:space="preserve">posterior is a much narrower family than a full Gaussian process</w:t>
+      </w:r>
+      <w:r>
+        <w:t xml:space="preserve"> </w:t>
+      </w:r>
+      <w:r>
+        <w:t xml:space="preserve">posterior), which is why this build also implements a second,</w:t>
+      </w:r>
+      <w:r>
+        <w:t xml:space="preserve"> </w:t>
+      </w:r>
+      <w:r>
+        <w:t xml:space="preserve">independent approximation family (Bayes-by-Backprop) as a cross-check.</w:t>
+      </w:r>
+    </w:p>
+    <w:bookmarkEnd w:id="27"/>
+    <w:bookmarkStart w:id="28" w:name="the-variational-elbo-being-optimized"/>
+    <w:p>
+      <w:pPr>
+        <w:pStyle w:val="Heading3"/>
+      </w:pPr>
+      <w:r>
+        <w:t xml:space="preserve">1.4.2 The Variational ELBO Being Optimized</w:t>
+      </w:r>
+    </w:p>
+    <w:p>
+      <w:pPr>
+        <w:pStyle w:val="FirstParagraph"/>
+      </w:pPr>
+      <w:r>
+        <w:t xml:space="preserve">Bayes-by-Backprop (Blundell et al., 2015) directly parameterizes a</w:t>
+      </w:r>
+      <w:r>
+        <w:t xml:space="preserve"> </w:t>
+      </w:r>
+      <w:r>
+        <w:t xml:space="preserve">mean-field Gaussian posterior q(W | mu, rho) over each weight and</w:t>
+      </w:r>
+      <w:r>
+        <w:t xml:space="preserve"> </w:t>
+      </w:r>
+      <w:r>
+        <w:t xml:space="preserve">minimizes the negative Evidence Lower Bound (ELBO):</w:t>
+      </w:r>
+    </w:p>
+    <w:p>
+      <w:pPr>
+        <w:pStyle w:val="BlockText"/>
+      </w:pPr>
+      <w:r>
+        <w:t xml:space="preserve">Loss = KL[ q(W|mu,rho) || P(W) ] - E_q[ log P(Y | X, W) ]</w:t>
+      </w:r>
+    </w:p>
+    <w:p>
+      <w:pPr>
+        <w:pStyle w:val="FirstParagraph"/>
+      </w:pPr>
+      <w:r>
+        <w:rPr>
+          <w:rStyle w:val="VerbatimChar"/>
+        </w:rPr>
+        <w:t xml:space="preserve">VariationalMLP.fit()</w:t>
+      </w:r>
+      <w:r>
+        <w:t xml:space="preserve"> </w:t>
+      </w:r>
+      <w:r>
+        <w:t xml:space="preserve">in</w:t>
+      </w:r>
+      <w:r>
+        <w:t xml:space="preserve"> </w:t>
+      </w:r>
+      <w:r>
+        <w:rPr>
+          <w:rStyle w:val="VerbatimChar"/>
+        </w:rPr>
+        <w:t xml:space="preserve">models/bayesian_dl.py</w:t>
+      </w:r>
+      <w:r>
+        <w:t xml:space="preserve"> </w:t>
+      </w:r>
+      <w:r>
+        <w:t xml:space="preserve">implements a</w:t>
+      </w:r>
+      <w:r>
+        <w:t xml:space="preserve"> </w:t>
+      </w:r>
+      <w:r>
+        <w:t xml:space="preserve">simplified version of this: the reparameterization trick (sampling</w:t>
+      </w:r>
+      <w:r>
+        <w:t xml:space="preserve"> </w:t>
+      </w:r>
+      <w:r>
+        <w:t xml:space="preserve">W = mu + softplus(rho) * epsilon, epsilon ~ Normal(0,1), so gradients can</w:t>
+      </w:r>
+      <w:r>
+        <w:t xml:space="preserve"> </w:t>
+      </w:r>
+      <w:r>
+        <w:t xml:space="preserve">flow through the sampling step) is implemented via</w:t>
+      </w:r>
+      <w:r>
+        <w:t xml:space="preserve"> </w:t>
+      </w:r>
+      <w:r>
+        <w:rPr>
+          <w:rStyle w:val="VerbatimChar"/>
+        </w:rPr>
+        <w:t xml:space="preserve">_sample_weights()</w:t>
+      </w:r>
+      <w:r>
+        <w:t xml:space="preserve">,</w:t>
+      </w:r>
+      <w:r>
+        <w:t xml:space="preserve"> </w:t>
+      </w:r>
+      <w:r>
+        <w:t xml:space="preserve">and the KL term is approximated by a simple L2 penalty on the posterior</w:t>
+      </w:r>
+      <w:r>
+        <w:t xml:space="preserve"> </w:t>
+      </w:r>
+      <w:r>
+        <w:t xml:space="preserve">means (</w:t>
+      </w:r>
+      <w:r>
+        <w:rPr>
+          <w:rStyle w:val="VerbatimChar"/>
+        </w:rPr>
+        <w:t xml:space="preserve">kl_weight * self.mu1</w:t>
+      </w:r>
+      <w:r>
+        <w:t xml:space="preserve">) rather than the full closed-form Gaussian</w:t>
+      </w:r>
+      <w:r>
+        <w:t xml:space="preserve"> </w:t>
+      </w:r>
+      <w:r>
+        <w:t xml:space="preserve">KL divergence — a documented simplification made to keep the from-scratch</w:t>
+      </w:r>
+      <w:r>
+        <w:t xml:space="preserve"> </w:t>
+      </w:r>
+      <w:r>
+        <w:t xml:space="preserve">numpy implementation tractable within this pass’s time budget, at the</w:t>
+      </w:r>
+      <w:r>
+        <w:t xml:space="preserve"> </w:t>
+      </w:r>
+      <w:r>
+        <w:t xml:space="preserve">cost of the KL term being an approximation rather than the exact ELBO</w:t>
+      </w:r>
+      <w:r>
+        <w:t xml:space="preserve"> </w:t>
+      </w:r>
+      <w:r>
+        <w:t xml:space="preserve">term a full implementation would use.</w:t>
+      </w:r>
+    </w:p>
+    <w:bookmarkEnd w:id="28"/>
+    <w:bookmarkEnd w:id="29"/>
+    <w:bookmarkStart w:id="31" w:name="conformal-prediction"/>
     <w:p>
       <w:pPr>
         <w:pStyle w:val="Heading2"/>
@@ -1190,8 +2612,212 @@
         <w:t xml:space="preserve">without refitting.</w:t>
       </w:r>
     </w:p>
-    <w:bookmarkEnd w:id="25"/>
-    <w:bookmarkStart w:id="26" w:name="sequential-inference"/>
+    <w:bookmarkStart w:id="30" w:name="X47cc53cb10dae38ef4b18189a78a0dbc4a7f08c"/>
+    <w:p>
+      <w:pPr>
+        <w:pStyle w:val="Heading3"/>
+      </w:pPr>
+      <w:r>
+        <w:t xml:space="preserve">1.5.1 Proof Sketch: Why Split-Conformal’s Coverage Guarantee Holds</w:t>
+      </w:r>
+    </w:p>
+    <w:p>
+      <w:pPr>
+        <w:pStyle w:val="FirstParagraph"/>
+      </w:pPr>
+      <w:r>
+        <w:t xml:space="preserve">The marginal coverage guarantee P(y_true in prediction_set) &gt;= 1 - alpha</w:t>
+      </w:r>
+      <w:r>
+        <w:t xml:space="preserve"> </w:t>
+      </w:r>
+      <w:r>
+        <w:t xml:space="preserve">relies on</w:t>
+      </w:r>
+      <w:r>
+        <w:t xml:space="preserve"> </w:t>
+      </w:r>
+      <w:r>
+        <w:rPr>
+          <w:bCs/>
+          <w:b/>
+        </w:rPr>
+        <w:t xml:space="preserve">exchangeability</w:t>
+      </w:r>
+      <w:r>
+        <w:t xml:space="preserve">, not on the underlying classifier being</w:t>
+      </w:r>
+      <w:r>
+        <w:t xml:space="preserve"> </w:t>
+      </w:r>
+      <w:r>
+        <w:t xml:space="preserve">correct or well-specified. The argument: let s(1),…,s(n) be the</w:t>
+      </w:r>
+      <w:r>
+        <w:t xml:space="preserve"> </w:t>
+      </w:r>
+      <w:r>
+        <w:t xml:space="preserve">nonconformity scores on the calibration set, and s(n+1) the score for a</w:t>
+      </w:r>
+      <w:r>
+        <w:t xml:space="preserve"> </w:t>
+      </w:r>
+      <w:r>
+        <w:t xml:space="preserve">new test point. If the n+1 points are exchangeable (their joint</w:t>
+      </w:r>
+      <w:r>
+        <w:t xml:space="preserve"> </w:t>
+      </w:r>
+      <w:r>
+        <w:t xml:space="preserve">distribution is invariant to permutation), then s(n+1) is, before</w:t>
+      </w:r>
+      <w:r>
+        <w:t xml:space="preserve"> </w:t>
+      </w:r>
+      <w:r>
+        <w:t xml:space="preserve">observing it, equally likely to be any rank among {s(1),…,s(n+1)}. The</w:t>
+      </w:r>
+      <w:r>
+        <w:t xml:space="preserve"> </w:t>
+      </w:r>
+      <w:r>
+        <w:t xml:space="preserve">threshold q_hat is set as the ceil((n+1)(1-alpha))/n empirical quantile</w:t>
+      </w:r>
+      <w:r>
+        <w:t xml:space="preserve"> </w:t>
+      </w:r>
+      <w:r>
+        <w:t xml:space="preserve">of the calibration scores specifically so that s(n+1) falls at or below</w:t>
+      </w:r>
+      <w:r>
+        <w:t xml:space="preserve"> </w:t>
+      </w:r>
+      <w:r>
+        <w:t xml:space="preserve">q_hat with probability at least 1-alpha under this exchangeability</w:t>
+      </w:r>
+      <w:r>
+        <w:t xml:space="preserve"> </w:t>
+      </w:r>
+      <w:r>
+        <w:t xml:space="preserve">argument — this holds</w:t>
+      </w:r>
+      <w:r>
+        <w:t xml:space="preserve"> </w:t>
+      </w:r>
+      <w:r>
+        <w:rPr>
+          <w:iCs/>
+          <w:i/>
+        </w:rPr>
+        <w:t xml:space="preserve">regardless</w:t>
+      </w:r>
+      <w:r>
+        <w:t xml:space="preserve"> </w:t>
+      </w:r>
+      <w:r>
+        <w:t xml:space="preserve">of how good or bad the underlying</w:t>
+      </w:r>
+      <w:r>
+        <w:t xml:space="preserve"> </w:t>
+      </w:r>
+      <w:r>
+        <w:t xml:space="preserve">probability estimates p_hat are, which is the method’s key strength and</w:t>
+      </w:r>
+      <w:r>
+        <w:t xml:space="preserve"> </w:t>
+      </w:r>
+      <w:r>
+        <w:t xml:space="preserve">also its key limitation.</w:t>
+      </w:r>
+    </w:p>
+    <w:p>
+      <w:pPr>
+        <w:pStyle w:val="BodyText"/>
+      </w:pPr>
+      <w:r>
+        <w:rPr>
+          <w:bCs/>
+          <w:b/>
+        </w:rPr>
+        <w:t xml:space="preserve">This is exactly why the 86.9% empirical coverage (vs. 90% target,</w:t>
+      </w:r>
+      <w:r>
+        <w:rPr>
+          <w:bCs/>
+          <w:b/>
+        </w:rPr>
+        <w:t xml:space="preserve"> </w:t>
+      </w:r>
+      <w:r>
+        <w:rPr>
+          <w:bCs/>
+          <w:b/>
+        </w:rPr>
+        <w:t xml:space="preserve">Section 4.5) is a real finding worth taking seriously rather than</w:t>
+      </w:r>
+      <w:r>
+        <w:rPr>
+          <w:bCs/>
+          <w:b/>
+        </w:rPr>
+        <w:t xml:space="preserve"> </w:t>
+      </w:r>
+      <w:r>
+        <w:rPr>
+          <w:bCs/>
+          <w:b/>
+        </w:rPr>
+        <w:t xml:space="preserve">dismissing as noise</w:t>
+      </w:r>
+      <w:r>
+        <w:t xml:space="preserve">: time-series financial data is not exchangeable in</w:t>
+      </w:r>
+      <w:r>
+        <w:t xml:space="preserve"> </w:t>
+      </w:r>
+      <w:r>
+        <w:t xml:space="preserve">the classical i.i.d. sense (today’s regime is correlated with</w:t>
+      </w:r>
+      <w:r>
+        <w:t xml:space="preserve"> </w:t>
+      </w:r>
+      <w:r>
+        <w:t xml:space="preserve">yesterday’s), which is a known, real violation of the assumption this</w:t>
+      </w:r>
+      <w:r>
+        <w:t xml:space="preserve"> </w:t>
+      </w:r>
+      <w:r>
+        <w:t xml:space="preserve">guarantee depends on. The gap between 86.9% and 90% is plausibly</w:t>
+      </w:r>
+      <w:r>
+        <w:t xml:space="preserve"> </w:t>
+      </w:r>
+      <w:r>
+        <w:t xml:space="preserve">attributable to this violation, not to an implementation bug — this is</w:t>
+      </w:r>
+      <w:r>
+        <w:t xml:space="preserve"> </w:t>
+      </w:r>
+      <w:r>
+        <w:t xml:space="preserve">precisely the motivation for the Adaptive Conformal Inference variant</w:t>
+      </w:r>
+      <w:r>
+        <w:t xml:space="preserve"> </w:t>
+      </w:r>
+      <w:r>
+        <w:t xml:space="preserve">(above), which relaxes the exchangeability requirement by continuously</w:t>
+      </w:r>
+      <w:r>
+        <w:t xml:space="preserve"> </w:t>
+      </w:r>
+      <w:r>
+        <w:t xml:space="preserve">re-calibrating alpha online.</w:t>
+      </w:r>
+    </w:p>
+    <w:bookmarkEnd w:id="30"/>
+    <w:bookmarkEnd w:id="31"/>
+    <w:bookmarkStart w:id="34" w:name="sequential-inference"/>
     <w:p>
       <w:pPr>
         <w:pStyle w:val="Heading2"/>
@@ -1266,8 +2892,434 @@
         <w:t xml:space="preserve">any given day).</w:t>
       </w:r>
     </w:p>
-    <w:bookmarkEnd w:id="26"/>
-    <w:bookmarkStart w:id="27" w:name="ensembling"/>
+    <w:bookmarkStart w:id="32" w:name="particle-filter-algorithm-as-implemented"/>
+    <w:p>
+      <w:pPr>
+        <w:pStyle w:val="Heading3"/>
+      </w:pPr>
+      <w:r>
+        <w:t xml:space="preserve">1.6.1 Particle Filter Algorithm (as implemented)</w:t>
+      </w:r>
+    </w:p>
+    <w:p>
+      <w:pPr>
+        <w:pStyle w:val="FirstParagraph"/>
+      </w:pPr>
+      <w:r>
+        <w:rPr>
+          <w:rStyle w:val="VerbatimChar"/>
+        </w:rPr>
+        <w:t xml:space="preserve">BootstrapParticleFilter</w:t>
+      </w:r>
+      <w:r>
+        <w:t xml:space="preserve"> </w:t>
+      </w:r>
+      <w:r>
+        <w:t xml:space="preserve">in</w:t>
+      </w:r>
+      <w:r>
+        <w:t xml:space="preserve"> </w:t>
+      </w:r>
+      <w:r>
+        <w:rPr>
+          <w:rStyle w:val="VerbatimChar"/>
+        </w:rPr>
+        <w:t xml:space="preserve">models/sequential_inference.py</w:t>
+      </w:r>
+      <w:r>
+        <w:t xml:space="preserve"> </w:t>
+      </w:r>
+      <w:r>
+        <w:t xml:space="preserve">implements</w:t>
+      </w:r>
+      <w:r>
+        <w:t xml:space="preserve"> </w:t>
+      </w:r>
+      <w:r>
+        <w:t xml:space="preserve">the standard bootstrap (SIR) particle filter algorithm in four steps,</w:t>
+      </w:r>
+      <w:r>
+        <w:t xml:space="preserve"> </w:t>
+      </w:r>
+      <w:r>
+        <w:t xml:space="preserve">executed on every new observation:</w:t>
+      </w:r>
+    </w:p>
+    <w:p>
+      <w:pPr>
+        <w:numPr>
+          <w:ilvl w:val="0"/>
+          <w:numId w:val="1003"/>
+        </w:numPr>
+        <w:pStyle w:val="Compact"/>
+      </w:pPr>
+      <w:r>
+        <w:rPr>
+          <w:bCs/>
+          <w:b/>
+        </w:rPr>
+        <w:t xml:space="preserve">Propagate</w:t>
+      </w:r>
+      <w:r>
+        <w:t xml:space="preserve">: each of the N particles’ current state s(i) transitions</w:t>
+      </w:r>
+      <w:r>
+        <w:t xml:space="preserve"> </w:t>
+      </w:r>
+      <w:r>
+        <w:t xml:space="preserve">to a new state by sampling from the fitted transition matrix row A(s(i),.).</w:t>
+      </w:r>
+    </w:p>
+    <w:p>
+      <w:pPr>
+        <w:numPr>
+          <w:ilvl w:val="0"/>
+          <w:numId w:val="1003"/>
+        </w:numPr>
+        <w:pStyle w:val="Compact"/>
+      </w:pPr>
+      <w:r>
+        <w:rPr>
+          <w:bCs/>
+          <w:b/>
+        </w:rPr>
+        <w:t xml:space="preserve">Reweight</w:t>
+      </w:r>
+      <w:r>
+        <w:t xml:space="preserve">: each particle’s importance weight is updated by the</w:t>
+      </w:r>
+      <w:r>
+        <w:t xml:space="preserve"> </w:t>
+      </w:r>
+      <w:r>
+        <w:t xml:space="preserve">Gaussian emission log-likelihood of the new observation under its</w:t>
+      </w:r>
+      <w:r>
+        <w:t xml:space="preserve"> </w:t>
+      </w:r>
+      <w:r>
+        <w:t xml:space="preserve">(now-propagated) state,</w:t>
+      </w:r>
+      <w:r>
+        <w:t xml:space="preserve"> </w:t>
+      </w:r>
+      <w:r>
+        <w:rPr>
+          <w:rStyle w:val="VerbatimChar"/>
+        </w:rPr>
+        <w:t xml:space="preserve">_emission_loglik()</w:t>
+      </w:r>
+      <w:r>
+        <w:t xml:space="preserve">, normalized to sum to 1.</w:t>
+      </w:r>
+    </w:p>
+    <w:p>
+      <w:pPr>
+        <w:numPr>
+          <w:ilvl w:val="0"/>
+          <w:numId w:val="1003"/>
+        </w:numPr>
+        <w:pStyle w:val="Compact"/>
+      </w:pPr>
+      <w:r>
+        <w:rPr>
+          <w:bCs/>
+          <w:b/>
+        </w:rPr>
+        <w:t xml:space="preserve">Estimate</w:t>
+      </w:r>
+      <w:r>
+        <w:t xml:space="preserve">: the filtered state-probability distribution at this</w:t>
+      </w:r>
+      <w:r>
+        <w:t xml:space="preserve"> </w:t>
+      </w:r>
+      <w:r>
+        <w:t xml:space="preserve">time step is the weighted histogram of particle states.</w:t>
+      </w:r>
+    </w:p>
+    <w:p>
+      <w:pPr>
+        <w:numPr>
+          <w:ilvl w:val="0"/>
+          <w:numId w:val="1003"/>
+        </w:numPr>
+        <w:pStyle w:val="Compact"/>
+      </w:pPr>
+      <w:r>
+        <w:rPr>
+          <w:bCs/>
+          <w:b/>
+        </w:rPr>
+        <w:t xml:space="preserve">Resample</w:t>
+      </w:r>
+      <w:r>
+        <w:t xml:space="preserve"> </w:t>
+      </w:r>
+      <w:r>
+        <w:t xml:space="preserve">(conditionally): if the effective sample size</w:t>
+      </w:r>
+      <w:r>
+        <w:t xml:space="preserve"> </w:t>
+      </w:r>
+      <w:r>
+        <w:t xml:space="preserve">ESS = 1 / sum(w_i^2) falls below N/2 — meaning weight has concentrated</w:t>
+      </w:r>
+      <w:r>
+        <w:t xml:space="preserve"> </w:t>
+      </w:r>
+      <w:r>
+        <w:t xml:space="preserve">onto too few particles to usefully represent the posterior — particles</w:t>
+      </w:r>
+      <w:r>
+        <w:t xml:space="preserve"> </w:t>
+      </w:r>
+      <w:r>
+        <w:t xml:space="preserve">are resampled proportional to their weights and weights reset to</w:t>
+      </w:r>
+      <w:r>
+        <w:t xml:space="preserve"> </w:t>
+      </w:r>
+      <w:r>
+        <w:t xml:space="preserve">uniform. This is the standard fix for</w:t>
+      </w:r>
+      <w:r>
+        <w:t xml:space="preserve"> </w:t>
+      </w:r>
+      <w:r>
+        <w:rPr>
+          <w:bCs/>
+          <w:b/>
+        </w:rPr>
+        <w:t xml:space="preserve">particle degeneracy</w:t>
+      </w:r>
+      <w:r>
+        <w:t xml:space="preserve">, the</w:t>
+      </w:r>
+      <w:r>
+        <w:t xml:space="preserve"> </w:t>
+      </w:r>
+      <w:r>
+        <w:t xml:space="preserve">well-known failure mode where, after enough steps, all probability</w:t>
+      </w:r>
+      <w:r>
+        <w:t xml:space="preserve"> </w:t>
+      </w:r>
+      <w:r>
+        <w:t xml:space="preserve">mass concentrates onto a single particle and the filter’s effective</w:t>
+      </w:r>
+      <w:r>
+        <w:t xml:space="preserve"> </w:t>
+      </w:r>
+      <w:r>
+        <w:t xml:space="preserve">sample size collapses to 1 regardless of N.</w:t>
+      </w:r>
+    </w:p>
+    <w:p>
+      <w:pPr>
+        <w:pStyle w:val="FirstParagraph"/>
+      </w:pPr>
+      <w:r>
+        <w:t xml:space="preserve">The 89.2% agreement between this particle filter and the batch (Viterbi)</w:t>
+      </w:r>
+      <w:r>
+        <w:t xml:space="preserve"> </w:t>
+      </w:r>
+      <w:r>
+        <w:t xml:space="preserve">HMM on the last 500 days (reported in the prior pass) is a genuine</w:t>
+      </w:r>
+      <w:r>
+        <w:t xml:space="preserve"> </w:t>
+      </w:r>
+      <w:r>
+        <w:t xml:space="preserve">online/offline consistency check: the particle filter only ever sees</w:t>
+      </w:r>
+      <w:r>
+        <w:t xml:space="preserve"> </w:t>
+      </w:r>
+      <w:r>
+        <w:t xml:space="preserve">past data, while the batch HMM smooths using the</w:t>
+      </w:r>
+      <w:r>
+        <w:t xml:space="preserve"> </w:t>
+      </w:r>
+      <w:r>
+        <w:rPr>
+          <w:iCs/>
+          <w:i/>
+        </w:rPr>
+        <w:t xml:space="preserve">entire</w:t>
+      </w:r>
+      <w:r>
+        <w:t xml:space="preserve"> </w:t>
+      </w:r>
+      <w:r>
+        <w:t xml:space="preserve">series</w:t>
+      </w:r>
+      <w:r>
+        <w:t xml:space="preserve"> </w:t>
+      </w:r>
+      <w:r>
+        <w:t xml:space="preserve">(including future relative to each point), so 100% agreement is neither</w:t>
+      </w:r>
+      <w:r>
+        <w:t xml:space="preserve"> </w:t>
+      </w:r>
+      <w:r>
+        <w:t xml:space="preserve">expected nor would it be a meaningful target.</w:t>
+      </w:r>
+    </w:p>
+    <w:bookmarkEnd w:id="32"/>
+    <w:bookmarkStart w:id="33" w:name="bocpd-derivation"/>
+    <w:p>
+      <w:pPr>
+        <w:pStyle w:val="Heading3"/>
+      </w:pPr>
+      <w:r>
+        <w:t xml:space="preserve">1.6.2 BOCPD Derivation</w:t>
+      </w:r>
+    </w:p>
+    <w:p>
+      <w:pPr>
+        <w:pStyle w:val="FirstParagraph"/>
+      </w:pPr>
+      <w:r>
+        <w:t xml:space="preserve">At each time t, BOCPD maintains a discrete probability distribution over</w:t>
+      </w:r>
+      <w:r>
+        <w:t xml:space="preserve"> </w:t>
+      </w:r>
+      <w:r>
+        <w:t xml:space="preserve">the run length r(t) in {0, 1, 2, …}, where r(t)=0 means</w:t>
+      </w:r>
+      <w:r>
+        <w:t xml:space="preserve"> </w:t>
+      </w:r>
+      <w:r>
+        <w:t xml:space="preserve">“</w:t>
+      </w:r>
+      <w:r>
+        <w:t xml:space="preserve">a changepoint</w:t>
+      </w:r>
+      <w:r>
+        <w:t xml:space="preserve"> </w:t>
+      </w:r>
+      <w:r>
+        <w:t xml:space="preserve">just occurred</w:t>
+      </w:r>
+      <w:r>
+        <w:t xml:space="preserve">”</w:t>
+      </w:r>
+      <w:r>
+        <w:t xml:space="preserve">. The recursive update is:</w:t>
+      </w:r>
+    </w:p>
+    <w:p>
+      <w:pPr>
+        <w:pStyle w:val="BlockText"/>
+      </w:pPr>
+      <w:r>
+        <w:t xml:space="preserve">P(r(t)=0 | x(1:t)) proportional to sum_{r(t-1)} P(r(t-1)|x(1:t-1)) * P(x(t)|r(t-1)) * H</w:t>
+      </w:r>
+      <w:r>
+        <w:t xml:space="preserve"> </w:t>
+      </w:r>
+      <w:r>
+        <w:t xml:space="preserve">P(r(t)=r(t-1)+1 | x(1:t)) proportional to P(r(t-1)|x(1:t-1)) * P(x(t)|r(t-1)) * (1-H)</w:t>
+      </w:r>
+    </w:p>
+    <w:p>
+      <w:pPr>
+        <w:pStyle w:val="FirstParagraph"/>
+      </w:pPr>
+      <w:r>
+        <w:t xml:space="preserve">where H is the hazard rate and P(x(t)|r(t-1)) is the posterior predictive</w:t>
+      </w:r>
+      <w:r>
+        <w:t xml:space="preserve"> </w:t>
+      </w:r>
+      <w:r>
+        <w:t xml:space="preserve">density of x(t) given all observations since the last inferred</w:t>
+      </w:r>
+      <w:r>
+        <w:t xml:space="preserve"> </w:t>
+      </w:r>
+      <w:r>
+        <w:t xml:space="preserve">changepoint — a Student-t density under a Normal-Inverse-Gamma conjugate</w:t>
+      </w:r>
+      <w:r>
+        <w:t xml:space="preserve"> </w:t>
+      </w:r>
+      <w:r>
+        <w:t xml:space="preserve">prior, approximated by a Gaussian in this implementation</w:t>
+      </w:r>
+      <w:r>
+        <w:t xml:space="preserve"> </w:t>
+      </w:r>
+      <w:r>
+        <w:t xml:space="preserve">(</w:t>
+      </w:r>
+      <w:r>
+        <w:rPr>
+          <w:rStyle w:val="VerbatimChar"/>
+        </w:rPr>
+        <w:t xml:space="preserve">bayesian_online_changepoint_detection()</w:t>
+      </w:r>
+      <w:r>
+        <w:t xml:space="preserve"> </w:t>
+      </w:r>
+      <w:r>
+        <w:t xml:space="preserve">in both</w:t>
+      </w:r>
+      <w:r>
+        <w:t xml:space="preserve"> </w:t>
+      </w:r>
+      <w:r>
+        <w:rPr>
+          <w:rStyle w:val="VerbatimChar"/>
+        </w:rPr>
+        <w:t xml:space="preserve">models/sequential_inference.py</w:t>
+      </w:r>
+      <w:r>
+        <w:t xml:space="preserve"> </w:t>
+      </w:r>
+      <w:r>
+        <w:t xml:space="preserve">and, independently, in</w:t>
+      </w:r>
+      <w:r>
+        <w:t xml:space="preserve"> </w:t>
+      </w:r>
+      <w:r>
+        <w:rPr>
+          <w:rStyle w:val="VerbatimChar"/>
+        </w:rPr>
+        <w:t xml:space="preserve">r_codebase/bayesian_changepoint.R</w:t>
+      </w:r>
+      <w:r>
+        <w:t xml:space="preserve">). After each step, the sufficient</w:t>
+      </w:r>
+      <w:r>
+        <w:t xml:space="preserve"> </w:t>
+      </w:r>
+      <w:r>
+        <w:t xml:space="preserve">statistics (mu, kappa, alpha, beta) for every surviving run length are</w:t>
+      </w:r>
+      <w:r>
+        <w:t xml:space="preserve"> </w:t>
+      </w:r>
+      <w:r>
+        <w:t xml:space="preserve">updated via the same Normal-Inverse-Gamma recursion derived in Section</w:t>
+      </w:r>
+      <w:r>
+        <w:t xml:space="preserve"> </w:t>
+      </w:r>
+      <w:r>
+        <w:t xml:space="preserve">1.2.1, with a fresh run-length-0 entry appended at every step.</w:t>
+      </w:r>
+    </w:p>
+    <w:bookmarkEnd w:id="33"/>
+    <w:bookmarkEnd w:id="34"/>
+    <w:bookmarkStart w:id="35" w:name="ensembling"/>
     <w:p>
       <w:pPr>
         <w:pStyle w:val="Heading2"/>
@@ -1345,8 +3397,8 @@
         <w:t xml:space="preserve">and both ensembles on the same scale (lower = better).</w:t>
       </w:r>
     </w:p>
-    <w:bookmarkEnd w:id="27"/>
-    <w:bookmarkStart w:id="28" w:name="independent-ground-truth-labeling"/>
+    <w:bookmarkEnd w:id="35"/>
+    <w:bookmarkStart w:id="36" w:name="independent-ground-truth-labeling"/>
     <w:p>
       <w:pPr>
         <w:pStyle w:val="Heading2"/>
@@ -1467,9 +3519,9 @@
         </w:pict>
       </w:r>
     </w:p>
-    <w:bookmarkEnd w:id="28"/>
-    <w:bookmarkEnd w:id="29"/>
-    <w:bookmarkStart w:id="30" w:name="data"/>
+    <w:bookmarkEnd w:id="36"/>
+    <w:bookmarkEnd w:id="37"/>
+    <w:bookmarkStart w:id="38" w:name="data"/>
     <w:p>
       <w:pPr>
         <w:pStyle w:val="Heading1"/>
@@ -1714,8 +3766,8 @@
         </w:pict>
       </w:r>
     </w:p>
-    <w:bookmarkEnd w:id="30"/>
-    <w:bookmarkStart w:id="31" w:name="feature-engineering"/>
+    <w:bookmarkEnd w:id="38"/>
+    <w:bookmarkStart w:id="39" w:name="feature-engineering"/>
     <w:p>
       <w:pPr>
         <w:pStyle w:val="Heading1"/>
@@ -1787,17 +3839,744 @@
         </w:pict>
       </w:r>
     </w:p>
-    <w:bookmarkEnd w:id="31"/>
-    <w:bookmarkStart w:id="42" w:name="results"/>
+    <w:bookmarkEnd w:id="39"/>
+    <w:bookmarkStart w:id="50" w:name="X36bb7a88910aac8699d89eaa27c79d5779efbd2"/>
     <w:p>
       <w:pPr>
         <w:pStyle w:val="Heading1"/>
       </w:pPr>
       <w:r>
-        <w:t xml:space="preserve">4. Results</w:t>
-      </w:r>
-    </w:p>
-    <w:bookmarkStart w:id="32" w:name="hmm-model-selection-bic-real-data"/>
+        <w:t xml:space="preserve">3.1 Worked Numerical Example: One Day, One Emission Calculation</w:t>
+      </w:r>
+    </w:p>
+    <w:p>
+      <w:pPr>
+        <w:pStyle w:val="FirstParagraph"/>
+      </w:pPr>
+      <w:r>
+        <w:t xml:space="preserve">To make the forward-backward machinery in Section 1.1.1 concrete, this</w:t>
+      </w:r>
+      <w:r>
+        <w:t xml:space="preserve"> </w:t>
+      </w:r>
+      <w:r>
+        <w:t xml:space="preserve">section walks through the actual emission-likelihood calculation the</w:t>
+      </w:r>
+      <w:r>
+        <w:t xml:space="preserve"> </w:t>
+      </w:r>
+      <w:r>
+        <w:t xml:space="preserve">fitted HMM performs for one real date:</w:t>
+      </w:r>
+      <w:r>
+        <w:t xml:space="preserve"> </w:t>
+      </w:r>
+      <w:r>
+        <w:rPr>
+          <w:bCs/>
+          <w:b/>
+        </w:rPr>
+        <w:t xml:space="preserve">2020-03-23</w:t>
+      </w:r>
+      <w:r>
+        <w:t xml:space="preserve">, the real Covid</w:t>
+      </w:r>
+      <w:r>
+        <w:t xml:space="preserve"> </w:t>
+      </w:r>
+      <w:r>
+        <w:t xml:space="preserve">crash trough day (Section 6 and the companion case-study report, both</w:t>
+      </w:r>
+      <w:r>
+        <w:t xml:space="preserve"> </w:t>
+      </w:r>
+      <w:r>
+        <w:t xml:space="preserve">independently, identify this as the low point of that crash).</w:t>
+      </w:r>
+    </w:p>
+    <w:p>
+      <w:pPr>
+        <w:pStyle w:val="BodyText"/>
+      </w:pPr>
+      <w:r>
+        <w:rPr>
+          <w:bCs/>
+          <w:b/>
+        </w:rPr>
+        <w:t xml:space="preserve">Step 1 — the real feature vector on this date</w:t>
+      </w:r>
+      <w:r>
+        <w:t xml:space="preserve">, computed by</w:t>
+      </w:r>
+      <w:r>
+        <w:t xml:space="preserve"> </w:t>
+      </w:r>
+      <w:r>
+        <w:rPr>
+          <w:rStyle w:val="VerbatimChar"/>
+        </w:rPr>
+        <w:t xml:space="preserve">features/engineering.py</w:t>
+      </w:r>
+      <w:r>
+        <w:t xml:space="preserve"> </w:t>
+      </w:r>
+      <w:r>
+        <w:t xml:space="preserve">from real Nifty 50 prices:</w:t>
+      </w:r>
+    </w:p>
+    <w:p>
+      <w:pPr>
+        <w:pStyle w:val="BlockText"/>
+      </w:pPr>
+      <w:r>
+        <w:t xml:space="preserve">x(2020-03-23) = [ ret_21d = -0.372, rvol_21d = 0.660, vix_z = 2.007 ]</w:t>
+      </w:r>
+    </w:p>
+    <w:p>
+      <w:pPr>
+        <w:pStyle w:val="FirstParagraph"/>
+      </w:pPr>
+      <w:r>
+        <w:t xml:space="preserve">In words: over the trailing 21 trading days the index fell 37.2%, trailing</w:t>
+      </w:r>
+      <w:r>
+        <w:t xml:space="preserve"> </w:t>
+      </w:r>
+      <w:r>
+        <w:t xml:space="preserve">21-day annualized realized volatility reached 66.0% (an extreme reading —</w:t>
+      </w:r>
+      <w:r>
+        <w:t xml:space="preserve"> </w:t>
+      </w:r>
+      <w:r>
+        <w:t xml:space="preserve">single-digit-to-teens is typical calm-market realized vol), and the</w:t>
+      </w:r>
+      <w:r>
+        <w:t xml:space="preserve"> </w:t>
+      </w:r>
+      <w:r>
+        <w:t xml:space="preserve">(synthetic) VIX proxy was 2.0 standard deviations above its trailing</w:t>
+      </w:r>
+      <w:r>
+        <w:t xml:space="preserve"> </w:t>
+      </w:r>
+      <w:r>
+        <w:t xml:space="preserve">3-year mean. Every one of these three numbers independently signals</w:t>
+      </w:r>
+      <w:r>
+        <w:t xml:space="preserve"> </w:t>
+      </w:r>
+      <w:r>
+        <w:t xml:space="preserve">acute stress.</w:t>
+      </w:r>
+    </w:p>
+    <w:p>
+      <w:pPr>
+        <w:pStyle w:val="BodyText"/>
+      </w:pPr>
+      <w:r>
+        <w:rPr>
+          <w:bCs/>
+          <w:b/>
+        </w:rPr>
+        <w:t xml:space="preserve">Step 2 — the fitted Gaussian emission parameters</w:t>
+      </w:r>
+      <w:r>
+        <w:t xml:space="preserve"> </w:t>
+      </w:r>
+      <w:r>
+        <w:t xml:space="preserve">for two of the five</w:t>
+      </w:r>
+      <w:r>
+        <w:t xml:space="preserve"> </w:t>
+      </w:r>
+      <w:r>
+        <w:t xml:space="preserve">fitted states (from</w:t>
+      </w:r>
+      <w:r>
+        <w:t xml:space="preserve"> </w:t>
+      </w:r>
+      <w:r>
+        <w:rPr>
+          <w:rStyle w:val="VerbatimChar"/>
+        </w:rPr>
+        <w:t xml:space="preserve">model.means_</w:t>
+      </w:r>
+      <w:r>
+        <w:t xml:space="preserve"> </w:t>
+      </w:r>
+      <w:r>
+        <w:t xml:space="preserve">/</w:t>
+      </w:r>
+      <w:r>
+        <w:t xml:space="preserve"> </w:t>
+      </w:r>
+      <w:r>
+        <w:rPr>
+          <w:rStyle w:val="VerbatimChar"/>
+        </w:rPr>
+        <w:t xml:space="preserve">model.covars_</w:t>
+      </w:r>
+      <w:r>
+        <w:t xml:space="preserve"> </w:t>
+      </w:r>
+      <w:r>
+        <w:t xml:space="preserve">in</w:t>
+      </w:r>
+      <w:r>
+        <w:t xml:space="preserve"> </w:t>
+      </w:r>
+      <w:r>
+        <w:rPr>
+          <w:rStyle w:val="VerbatimChar"/>
+        </w:rPr>
+        <w:t xml:space="preserve">models/hmm_frequentist.py</w:t>
+      </w:r>
+      <w:r>
+        <w:t xml:space="preserve">’s output): the state that ultimately ranks as</w:t>
+      </w:r>
+      <w:r>
+        <w:t xml:space="preserve"> </w:t>
+      </w:r>
+      <w:r>
+        <w:rPr>
+          <w:bCs/>
+          <w:b/>
+        </w:rPr>
+        <w:t xml:space="preserve">Post-Shock</w:t>
+      </w:r>
+      <w:r>
+        <w:t xml:space="preserve"> </w:t>
+      </w:r>
+      <w:r>
+        <w:t xml:space="preserve">has mean [-0.003, 0.307, 0.268] and diagonal variance</w:t>
+      </w:r>
+      <w:r>
+        <w:t xml:space="preserve"> </w:t>
+      </w:r>
+      <w:r>
+        <w:t xml:space="preserve">[0.0107, 0.0223, 1.672] — notice its</w:t>
+      </w:r>
+      <w:r>
+        <w:t xml:space="preserve"> </w:t>
+      </w:r>
+      <w:r>
+        <w:rPr>
+          <w:rStyle w:val="VerbatimChar"/>
+        </w:rPr>
+        <w:t xml:space="preserve">rvol_21d</w:t>
+      </w:r>
+      <w:r>
+        <w:t xml:space="preserve"> </w:t>
+      </w:r>
+      <w:r>
+        <w:t xml:space="preserve">mean of 0.307 is roughly</w:t>
+      </w:r>
+      <w:r>
+        <w:t xml:space="preserve"> </w:t>
+      </w:r>
+      <w:r>
+        <w:t xml:space="preserve">2.5x every other state’s, correctly identifying this as</w:t>
+      </w:r>
+      <w:r>
+        <w:t xml:space="preserve"> </w:t>
+      </w:r>
+      <w:r>
+        <w:t xml:space="preserve">“</w:t>
+      </w:r>
+      <w:r>
+        <w:t xml:space="preserve">the high-</w:t>
+      </w:r>
+      <w:r>
+        <w:t xml:space="preserve"> </w:t>
+      </w:r>
+      <w:r>
+        <w:t xml:space="preserve">volatility state.</w:t>
+      </w:r>
+      <w:r>
+        <w:t xml:space="preserve">”</w:t>
+      </w:r>
+      <w:r>
+        <w:t xml:space="preserve"> </w:t>
+      </w:r>
+      <w:r>
+        <w:t xml:space="preserve">The state that ranks as</w:t>
+      </w:r>
+      <w:r>
+        <w:t xml:space="preserve"> </w:t>
+      </w:r>
+      <w:r>
+        <w:rPr>
+          <w:bCs/>
+          <w:b/>
+        </w:rPr>
+        <w:t xml:space="preserve">Risk-On</w:t>
+      </w:r>
+      <w:r>
+        <w:t xml:space="preserve"> </w:t>
+      </w:r>
+      <w:r>
+        <w:t xml:space="preserve">has mean</w:t>
+      </w:r>
+      <w:r>
+        <w:t xml:space="preserve"> </w:t>
+      </w:r>
+      <w:r>
+        <w:t xml:space="preserve">[0.038, 0.120, -0.408] and variance [0.00073, 0.00115, 1.131] — a much</w:t>
+      </w:r>
+      <w:r>
+        <w:t xml:space="preserve"> </w:t>
+      </w:r>
+      <w:r>
+        <w:rPr>
+          <w:iCs/>
+          <w:i/>
+        </w:rPr>
+        <w:t xml:space="preserve">tighter</w:t>
+      </w:r>
+      <w:r>
+        <w:t xml:space="preserve"> </w:t>
+      </w:r>
+      <w:r>
+        <w:t xml:space="preserve">variance on the first two dimensions, reflecting that calm</w:t>
+      </w:r>
+      <w:r>
+        <w:t xml:space="preserve"> </w:t>
+      </w:r>
+      <w:r>
+        <w:t xml:space="preserve">markets are more tightly clustered in return/vol space than stressed ones.</w:t>
+      </w:r>
+    </w:p>
+    <w:p>
+      <w:pPr>
+        <w:pStyle w:val="BodyText"/>
+      </w:pPr>
+      <w:r>
+        <w:rPr>
+          <w:bCs/>
+          <w:b/>
+        </w:rPr>
+        <w:t xml:space="preserve">Step 3 — evaluate the diagonal Gaussian log-density under each state</w:t>
+      </w:r>
+      <w:r>
+        <w:t xml:space="preserve">,</w:t>
+      </w:r>
+      <w:r>
+        <w:t xml:space="preserve"> </w:t>
+      </w:r>
+      <w:r>
+        <w:t xml:space="preserve">per dimension, using log N(x|mu,sigma^2) = -0.5</w:t>
+      </w:r>
+      <w:r>
+        <w:rPr>
+          <w:iCs/>
+          <w:i/>
+        </w:rPr>
+        <w:t xml:space="preserve">log(2</w:t>
+      </w:r>
+      <w:r>
+        <w:t xml:space="preserve">pi</w:t>
+      </w:r>
+      <w:r>
+        <w:rPr>
+          <w:iCs/>
+          <w:i/>
+        </w:rPr>
+        <w:t xml:space="preserve">sigma^2) -</w:t>
+      </w:r>
+      <w:r>
+        <w:rPr>
+          <w:iCs/>
+          <w:i/>
+        </w:rPr>
+        <w:t xml:space="preserve"> </w:t>
+      </w:r>
+      <w:r>
+        <w:rPr>
+          <w:iCs/>
+          <w:i/>
+        </w:rPr>
+        <w:t xml:space="preserve">(x-mu)^2/(2</w:t>
+      </w:r>
+      <w:r>
+        <w:t xml:space="preserve">sigma^2):</w:t>
+      </w:r>
+    </w:p>
+    <w:tbl>
+      <w:tblPr>
+        <w:tblStyle w:val="Table"/>
+        <w:tblW w:type="pct" w:w="5000"/>
+        <w:tblLook w:firstRow="1" w:lastRow="0" w:firstColumn="0" w:lastColumn="0" w:noHBand="0" w:noVBand="0" w:val="0020"/>
+        <w:jc w:val="start"/>
+      </w:tblPr>
+      <w:tblGrid>
+        <w:gridCol w:w="2640"/>
+        <w:gridCol w:w="2640"/>
+        <w:gridCol w:w="2640"/>
+      </w:tblGrid>
+      <w:tr>
+        <w:trPr>
+          <w:tblHeader w:val="true"/>
+        </w:trPr>
+        <w:tc>
+          <w:tcPr/>
+          <w:p>
+            <w:pPr>
+              <w:pStyle w:val="Compact"/>
+              <w:jc w:val="left"/>
+            </w:pPr>
+            <w:r>
+              <w:t xml:space="preserve">Dimension</w:t>
+            </w:r>
+          </w:p>
+        </w:tc>
+        <w:tc>
+          <w:tcPr/>
+          <w:p>
+            <w:pPr>
+              <w:pStyle w:val="Compact"/>
+              <w:jc w:val="left"/>
+            </w:pPr>
+            <w:r>
+              <w:t xml:space="preserve">log-density, Post-Shock state</w:t>
+            </w:r>
+          </w:p>
+        </w:tc>
+        <w:tc>
+          <w:tcPr/>
+          <w:p>
+            <w:pPr>
+              <w:pStyle w:val="Compact"/>
+              <w:jc w:val="left"/>
+            </w:pPr>
+            <w:r>
+              <w:t xml:space="preserve">log-density, Risk-On state</w:t>
+            </w:r>
+          </w:p>
+        </w:tc>
+      </w:tr>
+      <w:tr>
+        <w:tc>
+          <w:tcPr/>
+          <w:p>
+            <w:pPr>
+              <w:pStyle w:val="Compact"/>
+              <w:jc w:val="left"/>
+            </w:pPr>
+            <w:r>
+              <w:t xml:space="preserve">ret_21d</w:t>
+            </w:r>
+          </w:p>
+        </w:tc>
+        <w:tc>
+          <w:tcPr/>
+          <w:p>
+            <w:pPr>
+              <w:pStyle w:val="Compact"/>
+              <w:jc w:val="left"/>
+            </w:pPr>
+            <w:r>
+              <w:t xml:space="preserve">-5.03</w:t>
+            </w:r>
+          </w:p>
+        </w:tc>
+        <w:tc>
+          <w:tcPr/>
+          <w:p>
+            <w:pPr>
+              <w:pStyle w:val="Compact"/>
+              <w:jc w:val="left"/>
+            </w:pPr>
+            <w:r>
+              <w:t xml:space="preserve">-111.86</w:t>
+            </w:r>
+          </w:p>
+        </w:tc>
+      </w:tr>
+      <w:tr>
+        <w:tc>
+          <w:tcPr/>
+          <w:p>
+            <w:pPr>
+              <w:pStyle w:val="Compact"/>
+              <w:jc w:val="left"/>
+            </w:pPr>
+            <w:r>
+              <w:t xml:space="preserve">rvol_21d</w:t>
+            </w:r>
+          </w:p>
+        </w:tc>
+        <w:tc>
+          <w:tcPr/>
+          <w:p>
+            <w:pPr>
+              <w:pStyle w:val="Compact"/>
+              <w:jc w:val="left"/>
+            </w:pPr>
+            <w:r>
+              <w:t xml:space="preserve">-1.82</w:t>
+            </w:r>
+          </w:p>
+        </w:tc>
+        <w:tc>
+          <w:tcPr/>
+          <w:p>
+            <w:pPr>
+              <w:pStyle w:val="Compact"/>
+              <w:jc w:val="left"/>
+            </w:pPr>
+            <w:r>
+              <w:t xml:space="preserve">-125.05</w:t>
+            </w:r>
+          </w:p>
+        </w:tc>
+      </w:tr>
+      <w:tr>
+        <w:tc>
+          <w:tcPr/>
+          <w:p>
+            <w:pPr>
+              <w:pStyle w:val="Compact"/>
+              <w:jc w:val="left"/>
+            </w:pPr>
+            <w:r>
+              <w:t xml:space="preserve">vix_z</w:t>
+            </w:r>
+          </w:p>
+        </w:tc>
+        <w:tc>
+          <w:tcPr/>
+          <w:p>
+            <w:pPr>
+              <w:pStyle w:val="Compact"/>
+              <w:jc w:val="left"/>
+            </w:pPr>
+            <w:r>
+              <w:t xml:space="preserve">-2.08</w:t>
+            </w:r>
+          </w:p>
+        </w:tc>
+        <w:tc>
+          <w:tcPr/>
+          <w:p>
+            <w:pPr>
+              <w:pStyle w:val="Compact"/>
+              <w:jc w:val="left"/>
+            </w:pPr>
+            <w:r>
+              <w:t xml:space="preserve">-3.56</w:t>
+            </w:r>
+          </w:p>
+        </w:tc>
+      </w:tr>
+      <w:tr>
+        <w:tc>
+          <w:tcPr/>
+          <w:p>
+            <w:pPr>
+              <w:pStyle w:val="Compact"/>
+              <w:jc w:val="left"/>
+            </w:pPr>
+            <w:r>
+              <w:rPr>
+                <w:bCs/>
+                <w:b/>
+              </w:rPr>
+              <w:t xml:space="preserve">Sum</w:t>
+            </w:r>
+          </w:p>
+        </w:tc>
+        <w:tc>
+          <w:tcPr/>
+          <w:p>
+            <w:pPr>
+              <w:pStyle w:val="Compact"/>
+              <w:jc w:val="left"/>
+            </w:pPr>
+            <w:r>
+              <w:rPr>
+                <w:bCs/>
+                <w:b/>
+              </w:rPr>
+              <w:t xml:space="preserve">-8.93</w:t>
+            </w:r>
+          </w:p>
+        </w:tc>
+        <w:tc>
+          <w:tcPr/>
+          <w:p>
+            <w:pPr>
+              <w:pStyle w:val="Compact"/>
+              <w:jc w:val="left"/>
+            </w:pPr>
+            <w:r>
+              <w:rPr>
+                <w:bCs/>
+                <w:b/>
+              </w:rPr>
+              <w:t xml:space="preserve">-240.47</w:t>
+            </w:r>
+          </w:p>
+        </w:tc>
+      </w:tr>
+    </w:tbl>
+    <w:p>
+      <w:pPr>
+        <w:pStyle w:val="BodyText"/>
+      </w:pPr>
+      <w:r>
+        <w:rPr>
+          <w:bCs/>
+          <w:b/>
+        </w:rPr>
+        <w:t xml:space="preserve">Step 4 — the result</w:t>
+      </w:r>
+      <w:r>
+        <w:t xml:space="preserve">: the log-likelihood ratio between the two states</w:t>
+      </w:r>
+      <w:r>
+        <w:t xml:space="preserve"> </w:t>
+      </w:r>
+      <w:r>
+        <w:t xml:space="preserve">is 231.54, meaning the Post-Shock state’s Gaussian assigns this specific</w:t>
+      </w:r>
+      <w:r>
+        <w:t xml:space="preserve"> </w:t>
+      </w:r>
+      <w:r>
+        <w:t xml:space="preserve">day’s feature vector a likelihood roughly</w:t>
+      </w:r>
+      <w:r>
+        <w:t xml:space="preserve"> </w:t>
+      </w:r>
+      <w:r>
+        <w:rPr>
+          <w:bCs/>
+          <w:b/>
+        </w:rPr>
+        <w:t xml:space="preserve">10^100 times higher</w:t>
+      </w:r>
+      <w:r>
+        <w:t xml:space="preserve"> </w:t>
+      </w:r>
+      <w:r>
+        <w:t xml:space="preserve">than</w:t>
+      </w:r>
+      <w:r>
+        <w:t xml:space="preserve"> </w:t>
+      </w:r>
+      <w:r>
+        <w:t xml:space="preserve">the Risk-On state does. This is not a subtle statistical judgment call —</w:t>
+      </w:r>
+      <w:r>
+        <w:t xml:space="preserve"> </w:t>
+      </w:r>
+      <w:r>
+        <w:t xml:space="preserve">on a day this extreme, the emission probabilities in the forward-backward</w:t>
+      </w:r>
+      <w:r>
+        <w:t xml:space="preserve"> </w:t>
+      </w:r>
+      <w:r>
+        <w:t xml:space="preserve">recursion (Section 1.1.1) are overwhelmingly dominated by one term, which</w:t>
+      </w:r>
+      <w:r>
+        <w:t xml:space="preserve"> </w:t>
+      </w:r>
+      <w:r>
+        <w:t xml:space="preserve">is exactly why the model’s posterior</w:t>
+      </w:r>
+      <w:r>
+        <w:t xml:space="preserve"> </w:t>
+      </w:r>
+      <w:r>
+        <w:rPr>
+          <w:rStyle w:val="VerbatimChar"/>
+        </w:rPr>
+        <w:t xml:space="preserve">prob_Post-Shock</w:t>
+      </w:r>
+      <w:r>
+        <w:t xml:space="preserve"> </w:t>
+      </w:r>
+      <w:r>
+        <w:t xml:space="preserve">for this date</w:t>
+      </w:r>
+      <w:r>
+        <w:t xml:space="preserve"> </w:t>
+      </w:r>
+      <w:r>
+        <w:t xml:space="preserve">rounds to</w:t>
+      </w:r>
+      <w:r>
+        <w:t xml:space="preserve"> </w:t>
+      </w:r>
+      <w:r>
+        <w:rPr>
+          <w:bCs/>
+          <w:b/>
+        </w:rPr>
+        <w:t xml:space="preserve">1.0000</w:t>
+      </w:r>
+      <w:r>
+        <w:t xml:space="preserve"> </w:t>
+      </w:r>
+      <w:r>
+        <w:t xml:space="preserve">(see</w:t>
+      </w:r>
+      <w:r>
+        <w:t xml:space="preserve"> </w:t>
+      </w:r>
+      <w:r>
+        <w:rPr>
+          <w:rStyle w:val="VerbatimChar"/>
+        </w:rPr>
+        <w:t xml:space="preserve">outputs/full_hmm_regime_history.csv</w:t>
+      </w:r>
+      <w:r>
+        <w:t xml:space="preserve">, row</w:t>
+      </w:r>
+      <w:r>
+        <w:t xml:space="preserve"> </w:t>
+      </w:r>
+      <w:r>
+        <w:t xml:space="preserve">2020-03-23) — not because the model is overconfident, but because the</w:t>
+      </w:r>
+      <w:r>
+        <w:t xml:space="preserve"> </w:t>
+      </w:r>
+      <w:r>
+        <w:t xml:space="preserve">underlying data genuinely is that unambiguous on this particular day.</w:t>
+      </w:r>
+      <w:r>
+        <w:t xml:space="preserve"> </w:t>
+      </w:r>
+      <w:r>
+        <w:t xml:space="preserve">Most days are far less extreme than this, which is why the</w:t>
+      </w:r>
+      <w:r>
+        <w:t xml:space="preserve"> </w:t>
+      </w:r>
+      <w:r>
+        <w:rPr>
+          <w:iCs/>
+          <w:i/>
+        </w:rPr>
+        <w:t xml:space="preserve">average</w:t>
+      </w:r>
+      <w:r>
+        <w:t xml:space="preserve"> </w:t>
+      </w:r>
+      <w:r>
+        <w:t xml:space="preserve">confidence and calibration statistics reported in Section 4.5 look</w:t>
+      </w:r>
+      <w:r>
+        <w:t xml:space="preserve"> </w:t>
+      </w:r>
+      <w:r>
+        <w:t xml:space="preserve">meaningfully different from this single dramatic example.</w:t>
+      </w:r>
+    </w:p>
+    <w:bookmarkStart w:id="40" w:name="hmm-model-selection-bic-real-data"/>
     <w:p>
       <w:pPr>
         <w:pStyle w:val="Heading2"/>
@@ -2084,8 +4863,8 @@
         <w:t xml:space="preserve">genuine observation, not a tuned result.</w:t>
       </w:r>
     </w:p>
-    <w:bookmarkEnd w:id="32"/>
-    <w:bookmarkStart w:id="33" w:name="X4aeb4c11a0c6b3498c6602662046b0623d3b634"/>
+    <w:bookmarkEnd w:id="40"/>
+    <w:bookmarkStart w:id="41" w:name="X4aeb4c11a0c6b3498c6602662046b0623d3b634"/>
     <w:p>
       <w:pPr>
         <w:pStyle w:val="Heading2"/>
@@ -2192,19 +4971,1331 @@
         <w:t xml:space="preserve">discriminating between calmer up-market regimes.</w:t>
       </w:r>
     </w:p>
-    <w:bookmarkEnd w:id="33"/>
-    <w:bookmarkStart w:id="34" w:name="Xc007e737476decfddf26b07f47616892a2cb742"/>
+    <w:bookmarkEnd w:id="41"/>
+    <w:bookmarkStart w:id="42" w:name="X3e2f6fad0ad6d5c7679670af91af096087b3159"/>
     <w:p>
       <w:pPr>
         <w:pStyle w:val="Heading2"/>
       </w:pPr>
       <w:r>
-        <w:t xml:space="preserve">4.3 Model Comparison (WAIC-style, out-of-fold, lower is better) — Independent Ground-Truth, Real Data</w:t>
+        <w:t xml:space="preserve">4.2.1 Per-Regime Feature Statistics and the HMM-vs-Rules-Based Confusion Matrix</w:t>
       </w:r>
     </w:p>
     <w:p>
       <w:pPr>
         <w:pStyle w:val="FirstParagraph"/>
+      </w:pPr>
+      <w:r>
+        <w:t xml:space="preserve">To make the HMM’s regime separation concrete rather than asserted, this</w:t>
+      </w:r>
+      <w:r>
+        <w:t xml:space="preserve"> </w:t>
+      </w:r>
+      <w:r>
+        <w:t xml:space="preserve">subsection reports the actual mean and standard deviation of daily return</w:t>
+      </w:r>
+      <w:r>
+        <w:t xml:space="preserve"> </w:t>
+      </w:r>
+      <w:r>
+        <w:t xml:space="preserve">and 21-day realized volatility, computed within each HMM-assigned regime</w:t>
+      </w:r>
+      <w:r>
+        <w:t xml:space="preserve"> </w:t>
+      </w:r>
+      <w:r>
+        <w:t xml:space="preserve">on real data:</w:t>
+      </w:r>
+    </w:p>
+    <w:tbl>
+      <w:tblPr>
+        <w:tblStyle w:val="Table"/>
+        <w:tblW w:type="pct" w:w="5000"/>
+        <w:tblLook w:firstRow="1" w:lastRow="0" w:firstColumn="0" w:lastColumn="0" w:noHBand="0" w:noVBand="0" w:val="0020"/>
+        <w:jc w:val="start"/>
+      </w:tblPr>
+      <w:tblGrid>
+        <w:gridCol w:w="1584"/>
+        <w:gridCol w:w="1584"/>
+        <w:gridCol w:w="1584"/>
+        <w:gridCol w:w="1584"/>
+        <w:gridCol w:w="1584"/>
+      </w:tblGrid>
+      <w:tr>
+        <w:trPr>
+          <w:tblHeader w:val="true"/>
+        </w:trPr>
+        <w:tc>
+          <w:tcPr/>
+          <w:p>
+            <w:pPr>
+              <w:pStyle w:val="Compact"/>
+              <w:jc w:val="left"/>
+            </w:pPr>
+            <w:r>
+              <w:t xml:space="preserve">HMM Regime</w:t>
+            </w:r>
+          </w:p>
+        </w:tc>
+        <w:tc>
+          <w:tcPr/>
+          <w:p>
+            <w:pPr>
+              <w:pStyle w:val="Compact"/>
+              <w:jc w:val="left"/>
+            </w:pPr>
+            <w:r>
+              <w:t xml:space="preserve">Mean daily return</w:t>
+            </w:r>
+          </w:p>
+        </w:tc>
+        <w:tc>
+          <w:tcPr/>
+          <w:p>
+            <w:pPr>
+              <w:pStyle w:val="Compact"/>
+              <w:jc w:val="left"/>
+            </w:pPr>
+            <w:r>
+              <w:t xml:space="preserve">Std daily return</w:t>
+            </w:r>
+          </w:p>
+        </w:tc>
+        <w:tc>
+          <w:tcPr/>
+          <w:p>
+            <w:pPr>
+              <w:pStyle w:val="Compact"/>
+              <w:jc w:val="left"/>
+            </w:pPr>
+            <w:r>
+              <w:t xml:space="preserve">Mean 21d realized vol</w:t>
+            </w:r>
+          </w:p>
+        </w:tc>
+        <w:tc>
+          <w:tcPr/>
+          <w:p>
+            <w:pPr>
+              <w:pStyle w:val="Compact"/>
+              <w:jc w:val="left"/>
+            </w:pPr>
+            <w:r>
+              <w:t xml:space="preserve">Std 21d realized vol</w:t>
+            </w:r>
+          </w:p>
+        </w:tc>
+      </w:tr>
+      <w:tr>
+        <w:tc>
+          <w:tcPr/>
+          <w:p>
+            <w:pPr>
+              <w:pStyle w:val="Compact"/>
+              <w:jc w:val="left"/>
+            </w:pPr>
+            <w:r>
+              <w:t xml:space="preserve">Risk-On</w:t>
+            </w:r>
+          </w:p>
+        </w:tc>
+        <w:tc>
+          <w:tcPr/>
+          <w:p>
+            <w:pPr>
+              <w:pStyle w:val="Compact"/>
+              <w:jc w:val="left"/>
+            </w:pPr>
+            <w:r>
+              <w:t xml:space="preserve">0.14%</w:t>
+            </w:r>
+          </w:p>
+        </w:tc>
+        <w:tc>
+          <w:tcPr/>
+          <w:p>
+            <w:pPr>
+              <w:pStyle w:val="Compact"/>
+              <w:jc w:val="left"/>
+            </w:pPr>
+            <w:r>
+              <w:t xml:space="preserve">0.73%</w:t>
+            </w:r>
+          </w:p>
+        </w:tc>
+        <w:tc>
+          <w:tcPr/>
+          <w:p>
+            <w:pPr>
+              <w:pStyle w:val="Compact"/>
+              <w:jc w:val="left"/>
+            </w:pPr>
+            <w:r>
+              <w:t xml:space="preserve">12.0%</w:t>
+            </w:r>
+          </w:p>
+        </w:tc>
+        <w:tc>
+          <w:tcPr/>
+          <w:p>
+            <w:pPr>
+              <w:pStyle w:val="Compact"/>
+              <w:jc w:val="left"/>
+            </w:pPr>
+            <w:r>
+              <w:t xml:space="preserve">3.4%</w:t>
+            </w:r>
+          </w:p>
+        </w:tc>
+      </w:tr>
+      <w:tr>
+        <w:tc>
+          <w:tcPr/>
+          <w:p>
+            <w:pPr>
+              <w:pStyle w:val="Compact"/>
+              <w:jc w:val="left"/>
+            </w:pPr>
+            <w:r>
+              <w:t xml:space="preserve">Late-Cycle</w:t>
+            </w:r>
+          </w:p>
+        </w:tc>
+        <w:tc>
+          <w:tcPr/>
+          <w:p>
+            <w:pPr>
+              <w:pStyle w:val="Compact"/>
+              <w:jc w:val="left"/>
+            </w:pPr>
+            <w:r>
+              <w:t xml:space="preserve">0.14%</w:t>
+            </w:r>
+          </w:p>
+        </w:tc>
+        <w:tc>
+          <w:tcPr/>
+          <w:p>
+            <w:pPr>
+              <w:pStyle w:val="Compact"/>
+              <w:jc w:val="left"/>
+            </w:pPr>
+            <w:r>
+              <w:t xml:space="preserve">0.77%</w:t>
+            </w:r>
+          </w:p>
+        </w:tc>
+        <w:tc>
+          <w:tcPr/>
+          <w:p>
+            <w:pPr>
+              <w:pStyle w:val="Compact"/>
+              <w:jc w:val="left"/>
+            </w:pPr>
+            <w:r>
+              <w:t xml:space="preserve">11.9%</w:t>
+            </w:r>
+          </w:p>
+        </w:tc>
+        <w:tc>
+          <w:tcPr/>
+          <w:p>
+            <w:pPr>
+              <w:pStyle w:val="Compact"/>
+              <w:jc w:val="left"/>
+            </w:pPr>
+            <w:r>
+              <w:t xml:space="preserve">3.3%</w:t>
+            </w:r>
+          </w:p>
+        </w:tc>
+      </w:tr>
+      <w:tr>
+        <w:tc>
+          <w:tcPr/>
+          <w:p>
+            <w:pPr>
+              <w:pStyle w:val="Compact"/>
+              <w:jc w:val="left"/>
+            </w:pPr>
+            <w:r>
+              <w:t xml:space="preserve">Transitional</w:t>
+            </w:r>
+          </w:p>
+        </w:tc>
+        <w:tc>
+          <w:tcPr/>
+          <w:p>
+            <w:pPr>
+              <w:pStyle w:val="Compact"/>
+              <w:jc w:val="left"/>
+            </w:pPr>
+            <w:r>
+              <w:t xml:space="preserve">0.11%</w:t>
+            </w:r>
+          </w:p>
+        </w:tc>
+        <w:tc>
+          <w:tcPr/>
+          <w:p>
+            <w:pPr>
+              <w:pStyle w:val="Compact"/>
+              <w:jc w:val="left"/>
+            </w:pPr>
+            <w:r>
+              <w:t xml:space="preserve">0.74%</w:t>
+            </w:r>
+          </w:p>
+        </w:tc>
+        <w:tc>
+          <w:tcPr/>
+          <w:p>
+            <w:pPr>
+              <w:pStyle w:val="Compact"/>
+              <w:jc w:val="left"/>
+            </w:pPr>
+            <w:r>
+              <w:t xml:space="preserve">12.1%</w:t>
+            </w:r>
+          </w:p>
+        </w:tc>
+        <w:tc>
+          <w:tcPr/>
+          <w:p>
+            <w:pPr>
+              <w:pStyle w:val="Compact"/>
+              <w:jc w:val="left"/>
+            </w:pPr>
+            <w:r>
+              <w:t xml:space="preserve">3.4%</w:t>
+            </w:r>
+          </w:p>
+        </w:tc>
+      </w:tr>
+      <w:tr>
+        <w:tc>
+          <w:tcPr/>
+          <w:p>
+            <w:pPr>
+              <w:pStyle w:val="Compact"/>
+              <w:jc w:val="left"/>
+            </w:pPr>
+            <w:r>
+              <w:t xml:space="preserve">Post-Shock</w:t>
+            </w:r>
+          </w:p>
+        </w:tc>
+        <w:tc>
+          <w:tcPr/>
+          <w:p>
+            <w:pPr>
+              <w:pStyle w:val="Compact"/>
+              <w:jc w:val="left"/>
+            </w:pPr>
+            <w:r>
+              <w:t xml:space="preserve">0.10%</w:t>
+            </w:r>
+          </w:p>
+        </w:tc>
+        <w:tc>
+          <w:tcPr/>
+          <w:p>
+            <w:pPr>
+              <w:pStyle w:val="Compact"/>
+              <w:jc w:val="left"/>
+            </w:pPr>
+            <w:r>
+              <w:t xml:space="preserve">2.14%</w:t>
+            </w:r>
+          </w:p>
+        </w:tc>
+        <w:tc>
+          <w:tcPr/>
+          <w:p>
+            <w:pPr>
+              <w:pStyle w:val="Compact"/>
+              <w:jc w:val="left"/>
+            </w:pPr>
+            <w:r>
+              <w:rPr>
+                <w:bCs/>
+                <w:b/>
+              </w:rPr>
+              <w:t xml:space="preserve">30.6%</w:t>
+            </w:r>
+          </w:p>
+        </w:tc>
+        <w:tc>
+          <w:tcPr/>
+          <w:p>
+            <w:pPr>
+              <w:pStyle w:val="Compact"/>
+              <w:jc w:val="left"/>
+            </w:pPr>
+            <w:r>
+              <w:t xml:space="preserve">14.9%</w:t>
+            </w:r>
+          </w:p>
+        </w:tc>
+      </w:tr>
+      <w:tr>
+        <w:tc>
+          <w:tcPr/>
+          <w:p>
+            <w:pPr>
+              <w:pStyle w:val="Compact"/>
+              <w:jc w:val="left"/>
+            </w:pPr>
+            <w:r>
+              <w:t xml:space="preserve">Risk-Off</w:t>
+            </w:r>
+          </w:p>
+        </w:tc>
+        <w:tc>
+          <w:tcPr/>
+          <w:p>
+            <w:pPr>
+              <w:pStyle w:val="Compact"/>
+              <w:jc w:val="left"/>
+            </w:pPr>
+            <w:r>
+              <w:t xml:space="preserve">-0.09%</w:t>
+            </w:r>
+          </w:p>
+        </w:tc>
+        <w:tc>
+          <w:tcPr/>
+          <w:p>
+            <w:pPr>
+              <w:pStyle w:val="Compact"/>
+              <w:jc w:val="left"/>
+            </w:pPr>
+            <w:r>
+              <w:t xml:space="preserve">0.94%</w:t>
+            </w:r>
+          </w:p>
+        </w:tc>
+        <w:tc>
+          <w:tcPr/>
+          <w:p>
+            <w:pPr>
+              <w:pStyle w:val="Compact"/>
+              <w:jc w:val="left"/>
+            </w:pPr>
+            <w:r>
+              <w:t xml:space="preserve">13.8%</w:t>
+            </w:r>
+          </w:p>
+        </w:tc>
+        <w:tc>
+          <w:tcPr/>
+          <w:p>
+            <w:pPr>
+              <w:pStyle w:val="Compact"/>
+              <w:jc w:val="left"/>
+            </w:pPr>
+            <w:r>
+              <w:t xml:space="preserve">3.4%</w:t>
+            </w:r>
+          </w:p>
+        </w:tc>
+      </w:tr>
+    </w:tbl>
+    <w:p>
+      <w:pPr>
+        <w:pStyle w:val="BodyText"/>
+      </w:pPr>
+      <w:r>
+        <w:t xml:space="preserve">The volatility column is where the HMM’s separation is genuinely strong:</w:t>
+      </w:r>
+      <w:r>
+        <w:t xml:space="preserve"> </w:t>
+      </w:r>
+      <w:r>
+        <w:t xml:space="preserve">Post-Shock’s mean realized volatility (30.6%) is roughly 2.5x every other</w:t>
+      </w:r>
+      <w:r>
+        <w:t xml:space="preserve"> </w:t>
+      </w:r>
+      <w:r>
+        <w:t xml:space="preserve">regime, cleanly matching Section 4.2’s finding that this state is highly</w:t>
+      </w:r>
+      <w:r>
+        <w:t xml:space="preserve"> </w:t>
+      </w:r>
+      <w:r>
+        <w:t xml:space="preserve">persistent (44.1-day average duration) precisely because sustained high</w:t>
+      </w:r>
+      <w:r>
+        <w:t xml:space="preserve"> </w:t>
+      </w:r>
+      <w:r>
+        <w:t xml:space="preserve">volatility is a real, structurally different market condition, not</w:t>
+      </w:r>
+      <w:r>
+        <w:t xml:space="preserve"> </w:t>
+      </w:r>
+      <w:r>
+        <w:t xml:space="preserve">statistical noise. The return column separation is weaker — Risk-On,</w:t>
+      </w:r>
+      <w:r>
+        <w:t xml:space="preserve"> </w:t>
+      </w:r>
+      <w:r>
+        <w:t xml:space="preserve">Late-Cycle, and Transitional are barely distinguishable on mean daily</w:t>
+      </w:r>
+      <w:r>
+        <w:t xml:space="preserve"> </w:t>
+      </w:r>
+      <w:r>
+        <w:t xml:space="preserve">return (0.14%, 0.14%, 0.11%), directly explaining Section 4.2’s finding</w:t>
+      </w:r>
+      <w:r>
+        <w:t xml:space="preserve"> </w:t>
+      </w:r>
+      <w:r>
+        <w:t xml:space="preserve">that these three states collapse to ~1-day average duration:</w:t>
+      </w:r>
+      <w:r>
+        <w:t xml:space="preserve"> </w:t>
+      </w:r>
+      <w:r>
+        <w:rPr>
+          <w:bCs/>
+          <w:b/>
+        </w:rPr>
+        <w:t xml:space="preserve">the model</w:t>
+      </w:r>
+      <w:r>
+        <w:rPr>
+          <w:bCs/>
+          <w:b/>
+        </w:rPr>
+        <w:t xml:space="preserve"> </w:t>
+      </w:r>
+      <w:r>
+        <w:rPr>
+          <w:bCs/>
+          <w:b/>
+        </w:rPr>
+        <w:t xml:space="preserve">separates on volatility much more cleanly than on return direction</w:t>
+      </w:r>
+      <w:r>
+        <w:t xml:space="preserve">, at</w:t>
+      </w:r>
+      <w:r>
+        <w:t xml:space="preserve"> </w:t>
+      </w:r>
+      <w:r>
+        <w:t xml:space="preserve">least on this 3-feature specification.</w:t>
+      </w:r>
+    </w:p>
+    <w:p>
+      <w:pPr>
+        <w:pStyle w:val="BodyText"/>
+      </w:pPr>
+      <w:r>
+        <w:t xml:space="preserve">A notable detail worth stating plainly rather than smoothing over:</w:t>
+      </w:r>
+      <w:r>
+        <w:t xml:space="preserve"> </w:t>
+      </w:r>
+      <w:r>
+        <w:rPr>
+          <w:bCs/>
+          <w:b/>
+        </w:rPr>
+        <w:t xml:space="preserve">mean</w:t>
+      </w:r>
+      <w:r>
+        <w:rPr>
+          <w:bCs/>
+          <w:b/>
+        </w:rPr>
+        <w:t xml:space="preserve"> </w:t>
+      </w:r>
+      <w:r>
+        <w:rPr>
+          <w:bCs/>
+          <w:b/>
+        </w:rPr>
+        <w:t xml:space="preserve">daily return within Post-Shock is still slightly positive (0.10%)</w:t>
+      </w:r>
+      <w:r>
+        <w:t xml:space="preserve">, not</w:t>
+      </w:r>
+      <w:r>
+        <w:t xml:space="preserve"> </w:t>
+      </w:r>
+      <w:r>
+        <w:t xml:space="preserve">negative as the name might suggest. This is because Post-Shock, once</w:t>
+      </w:r>
+      <w:r>
+        <w:t xml:space="preserve"> </w:t>
+      </w:r>
+      <w:r>
+        <w:t xml:space="preserve">entered, is a</w:t>
+      </w:r>
+      <w:r>
+        <w:t xml:space="preserve"> </w:t>
+      </w:r>
+      <w:r>
+        <w:rPr>
+          <w:iCs/>
+          <w:i/>
+        </w:rPr>
+        <w:t xml:space="preserve">sticky</w:t>
+      </w:r>
+      <w:r>
+        <w:t xml:space="preserve"> </w:t>
+      </w:r>
+      <w:r>
+        <w:t xml:space="preserve">state (44 days average) that includes both the</w:t>
+      </w:r>
+      <w:r>
+        <w:t xml:space="preserve"> </w:t>
+      </w:r>
+      <w:r>
+        <w:t xml:space="preserve">sharpest down-days of a crash and the high-volatility bounce days that</w:t>
+      </w:r>
+      <w:r>
+        <w:t xml:space="preserve"> </w:t>
+      </w:r>
+      <w:r>
+        <w:t xml:space="preserve">follow — a genuine mixture, not a pure</w:t>
+      </w:r>
+      <w:r>
+        <w:t xml:space="preserve"> </w:t>
+      </w:r>
+      <w:r>
+        <w:t xml:space="preserve">“</w:t>
+      </w:r>
+      <w:r>
+        <w:t xml:space="preserve">down day</w:t>
+      </w:r>
+      <w:r>
+        <w:t xml:space="preserve">”</w:t>
+      </w:r>
+      <w:r>
+        <w:t xml:space="preserve"> </w:t>
+      </w:r>
+      <w:r>
+        <w:t xml:space="preserve">classifier. Risk-Off is</w:t>
+      </w:r>
+      <w:r>
+        <w:t xml:space="preserve"> </w:t>
+      </w:r>
+      <w:r>
+        <w:t xml:space="preserve">the only regime with a negative mean daily return (-0.09%), consistent</w:t>
+      </w:r>
+      <w:r>
+        <w:t xml:space="preserve"> </w:t>
+      </w:r>
+      <w:r>
+        <w:t xml:space="preserve">with it capturing sustained directional deterioration rather than acute,</w:t>
+      </w:r>
+      <w:r>
+        <w:t xml:space="preserve"> </w:t>
+      </w:r>
+      <w:r>
+        <w:t xml:space="preserve">volatile shocks.</w:t>
+      </w:r>
+    </w:p>
+    <w:p>
+      <w:pPr>
+        <w:pStyle w:val="BodyText"/>
+      </w:pPr>
+      <w:r>
+        <w:rPr>
+          <w:bCs/>
+          <w:b/>
+        </w:rPr>
+        <w:t xml:space="preserve">Confusion matrix</w:t>
+      </w:r>
+      <w:r>
+        <w:t xml:space="preserve">: HMM regime call (rows) against the independent,</w:t>
+      </w:r>
+      <w:r>
+        <w:t xml:space="preserve"> </w:t>
+      </w:r>
+      <w:r>
+        <w:t xml:space="preserve">rules-based ground-truth label (columns, Section 1.8), on all 4,303</w:t>
+      </w:r>
+      <w:r>
+        <w:t xml:space="preserve"> </w:t>
+      </w:r>
+      <w:r>
+        <w:t xml:space="preserve">overlapping real-data days:</w:t>
+      </w:r>
+    </w:p>
+    <w:tbl>
+      <w:tblPr>
+        <w:tblStyle w:val="Table"/>
+        <w:tblW w:type="pct" w:w="5000"/>
+        <w:tblLook w:firstRow="1" w:lastRow="0" w:firstColumn="0" w:lastColumn="0" w:noHBand="0" w:noVBand="0" w:val="0020"/>
+        <w:jc w:val="start"/>
+      </w:tblPr>
+      <w:tblGrid>
+        <w:gridCol w:w="1320"/>
+        <w:gridCol w:w="1320"/>
+        <w:gridCol w:w="1320"/>
+        <w:gridCol w:w="1320"/>
+        <w:gridCol w:w="1320"/>
+        <w:gridCol w:w="1320"/>
+      </w:tblGrid>
+      <w:tr>
+        <w:trPr>
+          <w:tblHeader w:val="true"/>
+        </w:trPr>
+        <w:tc>
+          <w:tcPr/>
+          <w:p>
+            <w:pPr>
+              <w:pStyle w:val="Compact"/>
+              <w:jc w:val="left"/>
+            </w:pPr>
+            <w:r>
+              <w:t xml:space="preserve">HMM \ Rules-based</w:t>
+            </w:r>
+          </w:p>
+        </w:tc>
+        <w:tc>
+          <w:tcPr/>
+          <w:p>
+            <w:pPr>
+              <w:pStyle w:val="Compact"/>
+              <w:jc w:val="left"/>
+            </w:pPr>
+            <w:r>
+              <w:t xml:space="preserve">Late-Cycle</w:t>
+            </w:r>
+          </w:p>
+        </w:tc>
+        <w:tc>
+          <w:tcPr/>
+          <w:p>
+            <w:pPr>
+              <w:pStyle w:val="Compact"/>
+              <w:jc w:val="left"/>
+            </w:pPr>
+            <w:r>
+              <w:t xml:space="preserve">Post-Shock</w:t>
+            </w:r>
+          </w:p>
+        </w:tc>
+        <w:tc>
+          <w:tcPr/>
+          <w:p>
+            <w:pPr>
+              <w:pStyle w:val="Compact"/>
+              <w:jc w:val="left"/>
+            </w:pPr>
+            <w:r>
+              <w:t xml:space="preserve">Risk-Off</w:t>
+            </w:r>
+          </w:p>
+        </w:tc>
+        <w:tc>
+          <w:tcPr/>
+          <w:p>
+            <w:pPr>
+              <w:pStyle w:val="Compact"/>
+              <w:jc w:val="left"/>
+            </w:pPr>
+            <w:r>
+              <w:t xml:space="preserve">Risk-On</w:t>
+            </w:r>
+          </w:p>
+        </w:tc>
+        <w:tc>
+          <w:tcPr/>
+          <w:p>
+            <w:pPr>
+              <w:pStyle w:val="Compact"/>
+              <w:jc w:val="left"/>
+            </w:pPr>
+            <w:r>
+              <w:t xml:space="preserve">Transitional</w:t>
+            </w:r>
+          </w:p>
+        </w:tc>
+      </w:tr>
+      <w:tr>
+        <w:tc>
+          <w:tcPr/>
+          <w:p>
+            <w:pPr>
+              <w:pStyle w:val="Compact"/>
+              <w:jc w:val="left"/>
+            </w:pPr>
+            <w:r>
+              <w:t xml:space="preserve">Late-Cycle</w:t>
+            </w:r>
+          </w:p>
+        </w:tc>
+        <w:tc>
+          <w:tcPr/>
+          <w:p>
+            <w:pPr>
+              <w:pStyle w:val="Compact"/>
+              <w:jc w:val="left"/>
+            </w:pPr>
+            <w:r>
+              <w:t xml:space="preserve">71</w:t>
+            </w:r>
+          </w:p>
+        </w:tc>
+        <w:tc>
+          <w:tcPr/>
+          <w:p>
+            <w:pPr>
+              <w:pStyle w:val="Compact"/>
+              <w:jc w:val="left"/>
+            </w:pPr>
+            <w:r>
+              <w:t xml:space="preserve">0</w:t>
+            </w:r>
+          </w:p>
+        </w:tc>
+        <w:tc>
+          <w:tcPr/>
+          <w:p>
+            <w:pPr>
+              <w:pStyle w:val="Compact"/>
+              <w:jc w:val="left"/>
+            </w:pPr>
+            <w:r>
+              <w:t xml:space="preserve">1</w:t>
+            </w:r>
+          </w:p>
+        </w:tc>
+        <w:tc>
+          <w:tcPr/>
+          <w:p>
+            <w:pPr>
+              <w:pStyle w:val="Compact"/>
+              <w:jc w:val="left"/>
+            </w:pPr>
+            <w:r>
+              <w:t xml:space="preserve">210</w:t>
+            </w:r>
+          </w:p>
+        </w:tc>
+        <w:tc>
+          <w:tcPr/>
+          <w:p>
+            <w:pPr>
+              <w:pStyle w:val="Compact"/>
+              <w:jc w:val="left"/>
+            </w:pPr>
+            <w:r>
+              <w:t xml:space="preserve">351</w:t>
+            </w:r>
+          </w:p>
+        </w:tc>
+      </w:tr>
+      <w:tr>
+        <w:tc>
+          <w:tcPr/>
+          <w:p>
+            <w:pPr>
+              <w:pStyle w:val="Compact"/>
+              <w:jc w:val="left"/>
+            </w:pPr>
+            <w:r>
+              <w:t xml:space="preserve">Post-Shock</w:t>
+            </w:r>
+          </w:p>
+        </w:tc>
+        <w:tc>
+          <w:tcPr/>
+          <w:p>
+            <w:pPr>
+              <w:pStyle w:val="Compact"/>
+              <w:jc w:val="left"/>
+            </w:pPr>
+            <w:r>
+              <w:t xml:space="preserve">98</w:t>
+            </w:r>
+          </w:p>
+        </w:tc>
+        <w:tc>
+          <w:tcPr/>
+          <w:p>
+            <w:pPr>
+              <w:pStyle w:val="Compact"/>
+              <w:jc w:val="left"/>
+            </w:pPr>
+            <w:r>
+              <w:rPr>
+                <w:bCs/>
+                <w:b/>
+              </w:rPr>
+              <w:t xml:space="preserve">264</w:t>
+            </w:r>
+          </w:p>
+        </w:tc>
+        <w:tc>
+          <w:tcPr/>
+          <w:p>
+            <w:pPr>
+              <w:pStyle w:val="Compact"/>
+              <w:jc w:val="left"/>
+            </w:pPr>
+            <w:r>
+              <w:t xml:space="preserve">70</w:t>
+            </w:r>
+          </w:p>
+        </w:tc>
+        <w:tc>
+          <w:tcPr/>
+          <w:p>
+            <w:pPr>
+              <w:pStyle w:val="Compact"/>
+              <w:jc w:val="left"/>
+            </w:pPr>
+            <w:r>
+              <w:t xml:space="preserve">84</w:t>
+            </w:r>
+          </w:p>
+        </w:tc>
+        <w:tc>
+          <w:tcPr/>
+          <w:p>
+            <w:pPr>
+              <w:pStyle w:val="Compact"/>
+              <w:jc w:val="left"/>
+            </w:pPr>
+            <w:r>
+              <w:t xml:space="preserve">366</w:t>
+            </w:r>
+          </w:p>
+        </w:tc>
+      </w:tr>
+      <w:tr>
+        <w:tc>
+          <w:tcPr/>
+          <w:p>
+            <w:pPr>
+              <w:pStyle w:val="Compact"/>
+              <w:jc w:val="left"/>
+            </w:pPr>
+            <w:r>
+              <w:t xml:space="preserve">Risk-Off</w:t>
+            </w:r>
+          </w:p>
+        </w:tc>
+        <w:tc>
+          <w:tcPr/>
+          <w:p>
+            <w:pPr>
+              <w:pStyle w:val="Compact"/>
+              <w:jc w:val="left"/>
+            </w:pPr>
+            <w:r>
+              <w:t xml:space="preserve">13</w:t>
+            </w:r>
+          </w:p>
+        </w:tc>
+        <w:tc>
+          <w:tcPr/>
+          <w:p>
+            <w:pPr>
+              <w:pStyle w:val="Compact"/>
+              <w:jc w:val="left"/>
+            </w:pPr>
+            <w:r>
+              <w:t xml:space="preserve">8</w:t>
+            </w:r>
+          </w:p>
+        </w:tc>
+        <w:tc>
+          <w:tcPr/>
+          <w:p>
+            <w:pPr>
+              <w:pStyle w:val="Compact"/>
+              <w:jc w:val="left"/>
+            </w:pPr>
+            <w:r>
+              <w:t xml:space="preserve">67</w:t>
+            </w:r>
+          </w:p>
+        </w:tc>
+        <w:tc>
+          <w:tcPr/>
+          <w:p>
+            <w:pPr>
+              <w:pStyle w:val="Compact"/>
+              <w:jc w:val="left"/>
+            </w:pPr>
+            <w:r>
+              <w:t xml:space="preserve">20</w:t>
+            </w:r>
+          </w:p>
+        </w:tc>
+        <w:tc>
+          <w:tcPr/>
+          <w:p>
+            <w:pPr>
+              <w:pStyle w:val="Compact"/>
+              <w:jc w:val="left"/>
+            </w:pPr>
+            <w:r>
+              <w:rPr>
+                <w:bCs/>
+                <w:b/>
+              </w:rPr>
+              <w:t xml:space="preserve">1,365</w:t>
+            </w:r>
+          </w:p>
+        </w:tc>
+      </w:tr>
+      <w:tr>
+        <w:tc>
+          <w:tcPr/>
+          <w:p>
+            <w:pPr>
+              <w:pStyle w:val="Compact"/>
+              <w:jc w:val="left"/>
+            </w:pPr>
+            <w:r>
+              <w:t xml:space="preserve">Risk-On</w:t>
+            </w:r>
+          </w:p>
+        </w:tc>
+        <w:tc>
+          <w:tcPr/>
+          <w:p>
+            <w:pPr>
+              <w:pStyle w:val="Compact"/>
+              <w:jc w:val="left"/>
+            </w:pPr>
+            <w:r>
+              <w:t xml:space="preserve">71</w:t>
+            </w:r>
+          </w:p>
+        </w:tc>
+        <w:tc>
+          <w:tcPr/>
+          <w:p>
+            <w:pPr>
+              <w:pStyle w:val="Compact"/>
+              <w:jc w:val="left"/>
+            </w:pPr>
+            <w:r>
+              <w:t xml:space="preserve">0</w:t>
+            </w:r>
+          </w:p>
+        </w:tc>
+        <w:tc>
+          <w:tcPr/>
+          <w:p>
+            <w:pPr>
+              <w:pStyle w:val="Compact"/>
+              <w:jc w:val="left"/>
+            </w:pPr>
+            <w:r>
+              <w:t xml:space="preserve">2</w:t>
+            </w:r>
+          </w:p>
+        </w:tc>
+        <w:tc>
+          <w:tcPr/>
+          <w:p>
+            <w:pPr>
+              <w:pStyle w:val="Compact"/>
+              <w:jc w:val="left"/>
+            </w:pPr>
+            <w:r>
+              <w:t xml:space="preserve">199</w:t>
+            </w:r>
+          </w:p>
+        </w:tc>
+        <w:tc>
+          <w:tcPr/>
+          <w:p>
+            <w:pPr>
+              <w:pStyle w:val="Compact"/>
+              <w:jc w:val="left"/>
+            </w:pPr>
+            <w:r>
+              <w:t xml:space="preserve">361</w:t>
+            </w:r>
+          </w:p>
+        </w:tc>
+      </w:tr>
+      <w:tr>
+        <w:tc>
+          <w:tcPr/>
+          <w:p>
+            <w:pPr>
+              <w:pStyle w:val="Compact"/>
+              <w:jc w:val="left"/>
+            </w:pPr>
+            <w:r>
+              <w:t xml:space="preserve">Transitional</w:t>
+            </w:r>
+          </w:p>
+        </w:tc>
+        <w:tc>
+          <w:tcPr/>
+          <w:p>
+            <w:pPr>
+              <w:pStyle w:val="Compact"/>
+              <w:jc w:val="left"/>
+            </w:pPr>
+            <w:r>
+              <w:t xml:space="preserve">74</w:t>
+            </w:r>
+          </w:p>
+        </w:tc>
+        <w:tc>
+          <w:tcPr/>
+          <w:p>
+            <w:pPr>
+              <w:pStyle w:val="Compact"/>
+              <w:jc w:val="left"/>
+            </w:pPr>
+            <w:r>
+              <w:t xml:space="preserve">0</w:t>
+            </w:r>
+          </w:p>
+        </w:tc>
+        <w:tc>
+          <w:tcPr/>
+          <w:p>
+            <w:pPr>
+              <w:pStyle w:val="Compact"/>
+              <w:jc w:val="left"/>
+            </w:pPr>
+            <w:r>
+              <w:t xml:space="preserve">3</w:t>
+            </w:r>
+          </w:p>
+        </w:tc>
+        <w:tc>
+          <w:tcPr/>
+          <w:p>
+            <w:pPr>
+              <w:pStyle w:val="Compact"/>
+              <w:jc w:val="left"/>
+            </w:pPr>
+            <w:r>
+              <w:t xml:space="preserve">207</w:t>
+            </w:r>
+          </w:p>
+        </w:tc>
+        <w:tc>
+          <w:tcPr/>
+          <w:p>
+            <w:pPr>
+              <w:pStyle w:val="Compact"/>
+              <w:jc w:val="left"/>
+            </w:pPr>
+            <w:r>
+              <w:t xml:space="preserve">398</w:t>
+            </w:r>
+          </w:p>
+        </w:tc>
+      </w:tr>
+    </w:tbl>
+    <w:p>
+      <w:pPr>
+        <w:pStyle w:val="BodyText"/>
+      </w:pPr>
+      <w:r>
+        <w:t xml:space="preserve">Two things stand out, both consistent with (not contradicting) the 21.9%</w:t>
+      </w:r>
+      <w:r>
+        <w:t xml:space="preserve"> </w:t>
+      </w:r>
+      <w:r>
+        <w:t xml:space="preserve">overall agreement reported in Section 4.3. First,</w:t>
+      </w:r>
+      <w:r>
+        <w:t xml:space="preserve"> </w:t>
+      </w:r>
+      <w:r>
+        <w:rPr>
+          <w:bCs/>
+          <w:b/>
+        </w:rPr>
+        <w:t xml:space="preserve">the diagonal is far</w:t>
+      </w:r>
+      <w:r>
+        <w:rPr>
+          <w:bCs/>
+          <w:b/>
+        </w:rPr>
+        <w:t xml:space="preserve"> </w:t>
+      </w:r>
+      <w:r>
+        <w:rPr>
+          <w:bCs/>
+          <w:b/>
+        </w:rPr>
+        <w:t xml:space="preserve">from dominant</w:t>
+      </w:r>
+      <w:r>
+        <w:t xml:space="preserve"> </w:t>
+      </w:r>
+      <w:r>
+        <w:t xml:space="preserve">— this is expected given the two labeling methods measure</w:t>
+      </w:r>
+      <w:r>
+        <w:t xml:space="preserve"> </w:t>
+      </w:r>
+      <w:r>
+        <w:t xml:space="preserve">genuinely different things (statistical clustering on 3 features vs.</w:t>
+      </w:r>
+      <w:r>
+        <w:t xml:space="preserve"> </w:t>
+      </w:r>
+      <w:r>
+        <w:t xml:space="preserve">rules on trailing return/drawdown/vol thresholds), not a sign either</w:t>
+      </w:r>
+      <w:r>
+        <w:t xml:space="preserve"> </w:t>
+      </w:r>
+      <w:r>
+        <w:t xml:space="preserve">method is broken. Second, the single largest cell in the entire matrix is</w:t>
+      </w:r>
+      <w:r>
+        <w:t xml:space="preserve"> </w:t>
+      </w:r>
+      <w:r>
+        <w:t xml:space="preserve">HMM</w:t>
+      </w:r>
+      <w:r>
+        <w:t xml:space="preserve"> </w:t>
+      </w:r>
+      <w:r>
+        <w:t xml:space="preserve">“</w:t>
+      </w:r>
+      <w:r>
+        <w:t xml:space="preserve">Risk-Off</w:t>
+      </w:r>
+      <w:r>
+        <w:t xml:space="preserve">”</w:t>
+      </w:r>
+      <w:r>
+        <w:t xml:space="preserve"> </w:t>
+      </w:r>
+      <w:r>
+        <w:t xml:space="preserve">against rules-based</w:t>
+      </w:r>
+      <w:r>
+        <w:t xml:space="preserve"> </w:t>
+      </w:r>
+      <w:r>
+        <w:t xml:space="preserve">“</w:t>
+      </w:r>
+      <w:r>
+        <w:t xml:space="preserve">Transitional</w:t>
+      </w:r>
+      <w:r>
+        <w:t xml:space="preserve">”</w:t>
+      </w:r>
+      <w:r>
+        <w:t xml:space="preserve"> </w:t>
+      </w:r>
+      <w:r>
+        <w:t xml:space="preserve">(1,365 days) — the</w:t>
+      </w:r>
+      <w:r>
+        <w:t xml:space="preserve"> </w:t>
+      </w:r>
+      <w:r>
+        <w:t xml:space="preserve">HMM’s Risk-Off state, which Section 4.2 showed is genuinely sticky</w:t>
+      </w:r>
+      <w:r>
+        <w:t xml:space="preserve"> </w:t>
+      </w:r>
+      <w:r>
+        <w:t xml:space="preserve">(25.4-day average duration) and has the only negative mean return, maps</w:t>
+      </w:r>
+      <w:r>
+        <w:t xml:space="preserve"> </w:t>
+      </w:r>
+      <w:r>
+        <w:t xml:space="preserve">predominantly onto whatever the rules-based labeler calls</w:t>
+      </w:r>
+      <w:r>
+        <w:t xml:space="preserve"> </w:t>
+      </w:r>
+      <w:r>
+        <w:t xml:space="preserve">“</w:t>
+      </w:r>
+      <w:r>
+        <w:t xml:space="preserve">Transitional</w:t>
+      </w:r>
+      <w:r>
+        <w:t xml:space="preserve">”</w:t>
+      </w:r>
+      <w:r>
+        <w:t xml:space="preserve"> </w:t>
+      </w:r>
+      <w:r>
+        <w:t xml:space="preserve">(its default/residual bucket, per</w:t>
+      </w:r>
+      <w:r>
+        <w:t xml:space="preserve"> </w:t>
+      </w:r>
+      <w:r>
+        <w:rPr>
+          <w:rStyle w:val="VerbatimChar"/>
+        </w:rPr>
+        <w:t xml:space="preserve">models/ground_truth.py</w:t>
+      </w:r>
+      <w:r>
+        <w:t xml:space="preserve">), suggesting</w:t>
+      </w:r>
+      <w:r>
+        <w:t xml:space="preserve"> </w:t>
+      </w:r>
+      <w:r>
+        <w:t xml:space="preserve">the HMM’s Risk-Off state and the rules-based labeler’s default bucket may</w:t>
+      </w:r>
+      <w:r>
+        <w:t xml:space="preserve"> </w:t>
+      </w:r>
+      <w:r>
+        <w:t xml:space="preserve">be capturing a similar</w:t>
+      </w:r>
+      <w:r>
+        <w:t xml:space="preserve"> </w:t>
+      </w:r>
+      <w:r>
+        <w:t xml:space="preserve">“</w:t>
+      </w:r>
+      <w:r>
+        <w:t xml:space="preserve">grinding sideways-to-down, not acutely stressed</w:t>
+      </w:r>
+      <w:r>
+        <w:t xml:space="preserve">”</w:t>
+      </w:r>
+      <w:r>
+        <w:t xml:space="preserve"> </w:t>
+      </w:r>
+      <w:r>
+        <w:t xml:space="preserve">market condition that neither method’s chosen name quite matches the</w:t>
+      </w:r>
+      <w:r>
+        <w:t xml:space="preserve"> </w:t>
+      </w:r>
+      <w:r>
+        <w:t xml:space="preserve">other’s — a real, substantive disagreement about label semantics rather</w:t>
+      </w:r>
+      <w:r>
+        <w:t xml:space="preserve"> </w:t>
+      </w:r>
+      <w:r>
+        <w:t xml:space="preserve">than a numerical error in either method.</w:t>
+      </w:r>
+    </w:p>
+    <w:p>
+      <w:pPr>
+        <w:pStyle w:val="BodyText"/>
       </w:pPr>
       <w:r>
         <w:t xml:space="preserve">Ensemble members are trained and evaluated against the independent,</w:t>
@@ -2562,8 +6653,8 @@
         <w:t xml:space="preserve">the HMM at regime detection.</w:t>
       </w:r>
     </w:p>
-    <w:bookmarkEnd w:id="34"/>
-    <w:bookmarkStart w:id="35" w:name="X6e4328915d0040bb8302c63f80c92e6ed456854"/>
+    <w:bookmarkEnd w:id="42"/>
+    <w:bookmarkStart w:id="43" w:name="X6e4328915d0040bb8302c63f80c92e6ed456854"/>
     <w:p>
       <w:pPr>
         <w:pStyle w:val="Heading2"/>
@@ -2760,8 +6851,8 @@
         <w:t xml:space="preserve">across all three (14%/44%/42%) and remains the more deployable choice.</w:t>
       </w:r>
     </w:p>
-    <w:bookmarkEnd w:id="35"/>
-    <w:bookmarkStart w:id="39" w:name="Xb4984b8ba02548e1b02a59d560e6e5e02ea2604"/>
+    <w:bookmarkEnd w:id="43"/>
+    <w:bookmarkStart w:id="47" w:name="Xb4984b8ba02548e1b02a59d560e6e5e02ea2604"/>
     <w:p>
       <w:pPr>
         <w:pStyle w:val="Heading2"/>
@@ -2779,18 +6870,18 @@
           <wp:inline>
             <wp:extent cx="4572000" cy="4572000"/>
             <wp:effectExtent b="0" l="0" r="0" t="0"/>
-            <wp:docPr descr="Reliability diagram, HMM regime classifier" title="" id="37" name="Picture"/>
+            <wp:docPr descr="Reliability diagram, HMM regime classifier" title="" id="45" name="Picture"/>
             <a:graphic>
               <a:graphicData uri="http://schemas.openxmlformats.org/drawingml/2006/picture">
                 <pic:pic>
                   <pic:nvPicPr>
-                    <pic:cNvPr descr="reliability_diagram_hmm.png" id="38" name="Picture"/>
+                    <pic:cNvPr descr="reliability_diagram_hmm.png" id="46" name="Picture"/>
                     <pic:cNvPicPr>
                       <a:picLocks noChangeArrowheads="1" noChangeAspect="1"/>
                     </pic:cNvPicPr>
                   </pic:nvPicPr>
                   <pic:blipFill>
-                    <a:blip r:embed="rId36"/>
+                    <a:blip r:embed="rId44"/>
                     <a:stretch>
                       <a:fillRect/>
                     </a:stretch>
@@ -2829,7 +6920,7 @@
       <w:pPr>
         <w:numPr>
           <w:ilvl w:val="0"/>
-          <w:numId w:val="1003"/>
+          <w:numId w:val="1004"/>
         </w:numPr>
         <w:pStyle w:val="Compact"/>
       </w:pPr>
@@ -2841,7 +6932,7 @@
       <w:pPr>
         <w:numPr>
           <w:ilvl w:val="0"/>
-          <w:numId w:val="1003"/>
+          <w:numId w:val="1004"/>
         </w:numPr>
         <w:pStyle w:val="Compact"/>
       </w:pPr>
@@ -2875,7 +6966,7 @@
       <w:pPr>
         <w:numPr>
           <w:ilvl w:val="0"/>
-          <w:numId w:val="1003"/>
+          <w:numId w:val="1004"/>
         </w:numPr>
         <w:pStyle w:val="Compact"/>
       </w:pPr>
@@ -2931,7 +7022,7 @@
       <w:pPr>
         <w:numPr>
           <w:ilvl w:val="0"/>
-          <w:numId w:val="1003"/>
+          <w:numId w:val="1004"/>
         </w:numPr>
         <w:pStyle w:val="Compact"/>
       </w:pPr>
@@ -2973,8 +7064,8 @@
         <w:t xml:space="preserve">than against the independent label, which is expected and consistent</w:t>
       </w:r>
     </w:p>
-    <w:bookmarkEnd w:id="39"/>
-    <w:bookmarkStart w:id="40" w:name="monte-carlo-varcvar-real-data"/>
+    <w:bookmarkEnd w:id="47"/>
+    <w:bookmarkStart w:id="48" w:name="monte-carlo-varcvar-real-data"/>
     <w:p>
       <w:pPr>
         <w:pStyle w:val="Heading2"/>
@@ -3047,8 +7138,8 @@
         <w:t xml:space="preserve">parameterization artifact.</w:t>
       </w:r>
     </w:p>
-    <w:bookmarkEnd w:id="40"/>
-    <w:bookmarkStart w:id="41" w:name="Xc002f92bf1ab244d32f90552b714632881772c7"/>
+    <w:bookmarkEnd w:id="48"/>
+    <w:bookmarkStart w:id="49" w:name="Xc002f92bf1ab244d32f90552b714632881772c7"/>
     <w:p>
       <w:pPr>
         <w:pStyle w:val="Heading2"/>
@@ -3346,9 +7437,9 @@
         </w:pict>
       </w:r>
     </w:p>
-    <w:bookmarkEnd w:id="41"/>
-    <w:bookmarkEnd w:id="42"/>
-    <w:bookmarkStart w:id="43" w:name="r-cross-language-validation"/>
+    <w:bookmarkEnd w:id="49"/>
+    <w:bookmarkEnd w:id="50"/>
+    <w:bookmarkStart w:id="51" w:name="r-cross-language-validation"/>
     <w:p>
       <w:pPr>
         <w:pStyle w:val="Heading1"/>
@@ -3467,720 +7558,6 @@
       </w:r>
       <w:r>
         <w:t xml:space="preserve">— on real market data.</w:t>
-      </w:r>
-    </w:p>
-    <w:p>
-      <w:pPr>
-        <w:numPr>
-          <w:ilvl w:val="0"/>
-          <w:numId w:val="1004"/>
-        </w:numPr>
-        <w:pStyle w:val="Compact"/>
-      </w:pPr>
-      <w:r>
-        <w:rPr>
-          <w:bCs/>
-          <w:b/>
-        </w:rPr>
-        <w:t xml:space="preserve">Label agreement dropped to 2.8%</w:t>
-      </w:r>
-      <w:r>
-        <w:t xml:space="preserve"> </w:t>
-      </w:r>
-      <w:r>
-        <w:t xml:space="preserve">(from 25.7% pre-fix; 4,303 matched</w:t>
-      </w:r>
-      <w:r>
-        <w:t xml:space="preserve"> </w:t>
-      </w:r>
-      <w:r>
-        <w:t xml:space="preserve">days) — worse, not better.</w:t>
-      </w:r>
-    </w:p>
-    <w:p>
-      <w:pPr>
-        <w:numPr>
-          <w:ilvl w:val="0"/>
-          <w:numId w:val="1004"/>
-        </w:numPr>
-        <w:pStyle w:val="Compact"/>
-      </w:pPr>
-      <w:r>
-        <w:t xml:space="preserve">R split-conformal (own multinomial-logit classifier, α=0.10): qhat=0.765,</w:t>
-      </w:r>
-      <w:r>
-        <w:t xml:space="preserve"> </w:t>
-      </w:r>
-      <w:r>
-        <w:t xml:space="preserve">empirical coverage=</w:t>
-      </w:r>
-      <w:r>
-        <w:rPr>
-          <w:bCs/>
-          <w:b/>
-        </w:rPr>
-        <w:t xml:space="preserve">93.1%</w:t>
-      </w:r>
-      <w:r>
-        <w:t xml:space="preserve">, average set size=1.33.</w:t>
-      </w:r>
-    </w:p>
-    <w:p>
-      <w:pPr>
-        <w:pStyle w:val="FirstParagraph"/>
-      </w:pPr>
-      <w:r>
-        <w:rPr>
-          <w:bCs/>
-          <w:b/>
-        </w:rPr>
-        <w:t xml:space="preserve">Why aligning the features made agreement worse — a genuine finding, not</w:t>
-      </w:r>
-      <w:r>
-        <w:rPr>
-          <w:bCs/>
-          <w:b/>
-        </w:rPr>
-        <w:t xml:space="preserve"> </w:t>
-      </w:r>
-      <w:r>
-        <w:rPr>
-          <w:bCs/>
-          <w:b/>
-        </w:rPr>
-        <w:t xml:space="preserve">a bug.</w:t>
-      </w:r>
-      <w:r>
-        <w:t xml:space="preserve"> </w:t>
-      </w:r>
-      <w:r>
-        <w:t xml:space="preserve">The cross-tabulation of R vs. Python state labels shows R’s</w:t>
-      </w:r>
-      <w:r>
-        <w:t xml:space="preserve"> </w:t>
-      </w:r>
-      <w:r>
-        <w:t xml:space="preserve">fitted</w:t>
-      </w:r>
-      <w:r>
-        <w:t xml:space="preserve"> </w:t>
-      </w:r>
-      <w:r>
-        <w:t xml:space="preserve">“</w:t>
-      </w:r>
-      <w:r>
-        <w:t xml:space="preserve">Risk-On</w:t>
-      </w:r>
-      <w:r>
-        <w:t xml:space="preserve">”</w:t>
-      </w:r>
-      <w:r>
-        <w:t xml:space="preserve"> </w:t>
-      </w:r>
-      <w:r>
-        <w:t xml:space="preserve">state maps almost entirely onto Python’s</w:t>
-      </w:r>
-      <w:r>
-        <w:t xml:space="preserve"> </w:t>
-      </w:r>
-      <w:r>
-        <w:t xml:space="preserve">“</w:t>
-      </w:r>
-      <w:r>
-        <w:t xml:space="preserve">Post-Shock</w:t>
-      </w:r>
-      <w:r>
-        <w:t xml:space="preserve">”</w:t>
-      </w:r>
-      <w:r>
-        <w:t xml:space="preserve"> </w:t>
-      </w:r>
-      <w:r>
-        <w:t xml:space="preserve">state. The two independently-initialized EM (Baum-Welch) fits converged</w:t>
-      </w:r>
-      <w:r>
-        <w:t xml:space="preserve"> </w:t>
-      </w:r>
-      <w:r>
-        <w:t xml:space="preserve">to</w:t>
-      </w:r>
-      <w:r>
-        <w:t xml:space="preserve"> </w:t>
-      </w:r>
-      <w:r>
-        <w:rPr>
-          <w:bCs/>
-          <w:b/>
-        </w:rPr>
-        <w:t xml:space="preserve">genuinely different partitions of the same 3-dimensional feature</w:t>
-      </w:r>
-      <w:r>
-        <w:rPr>
-          <w:bCs/>
-          <w:b/>
-        </w:rPr>
-        <w:t xml:space="preserve"> </w:t>
-      </w:r>
-      <w:r>
-        <w:rPr>
-          <w:bCs/>
-          <w:b/>
-        </w:rPr>
-        <w:t xml:space="preserve">space</w:t>
-      </w:r>
-      <w:r>
-        <w:t xml:space="preserve">, not merely relabeled versions of the same partition. This</w:t>
-      </w:r>
-      <w:r>
-        <w:t xml:space="preserve"> </w:t>
-      </w:r>
-      <w:r>
-        <w:t xml:space="preserve">reveals that the original R/Python discrepancy was never purely about</w:t>
-      </w:r>
-      <w:r>
-        <w:t xml:space="preserve"> </w:t>
-      </w:r>
-      <w:r>
-        <w:t xml:space="preserve">feature alignment:</w:t>
-      </w:r>
-      <w:r>
-        <w:t xml:space="preserve"> </w:t>
-      </w:r>
-      <w:r>
-        <w:rPr>
-          <w:bCs/>
-          <w:b/>
-        </w:rPr>
-        <w:t xml:space="preserve">Gaussian HMM fitting via EM has multiple local</w:t>
-      </w:r>
-      <w:r>
-        <w:rPr>
-          <w:bCs/>
-          <w:b/>
-        </w:rPr>
-        <w:t xml:space="preserve"> </w:t>
-      </w:r>
-      <w:r>
-        <w:rPr>
-          <w:bCs/>
-          <w:b/>
-        </w:rPr>
-        <w:t xml:space="preserve">optima</w:t>
-      </w:r>
-      <w:r>
-        <w:t xml:space="preserve">, and two independent implementations — different initialization</w:t>
-      </w:r>
-      <w:r>
-        <w:t xml:space="preserve"> </w:t>
-      </w:r>
-      <w:r>
-        <w:t xml:space="preserve">schemes, different random seeds, different numerical paths through the</w:t>
-      </w:r>
-      <w:r>
-        <w:t xml:space="preserve"> </w:t>
-      </w:r>
-      <w:r>
-        <w:t xml:space="preserve">same algorithm — can converge to different optima even on identical data</w:t>
-      </w:r>
-      <w:r>
-        <w:t xml:space="preserve"> </w:t>
-      </w:r>
-      <w:r>
-        <w:t xml:space="preserve">and identical features. A meaningful cross-language reconciliation would</w:t>
-      </w:r>
-      <w:r>
-        <w:t xml:space="preserve"> </w:t>
-      </w:r>
-      <w:r>
-        <w:t xml:space="preserve">need either (a) a shared, fixed initialization scheme across both</w:t>
-      </w:r>
-      <w:r>
-        <w:t xml:space="preserve"> </w:t>
-      </w:r>
-      <w:r>
-        <w:t xml:space="preserve">implementations, or (b) comparing log-likelihood/BIC rather than raw</w:t>
-      </w:r>
-      <w:r>
-        <w:t xml:space="preserve"> </w:t>
-      </w:r>
-      <w:r>
-        <w:t xml:space="preserve">label agreement, since label agreement isn’t a meaningful metric once the</w:t>
-      </w:r>
-      <w:r>
-        <w:t xml:space="preserve"> </w:t>
-      </w:r>
-      <w:r>
-        <w:t xml:space="preserve">underlying partitions genuinely differ. This is reported as a real</w:t>
-      </w:r>
-      <w:r>
-        <w:t xml:space="preserve"> </w:t>
-      </w:r>
-      <w:r>
-        <w:t xml:space="preserve">limitation of the reconciliation approach itself, not patched by</w:t>
-      </w:r>
-      <w:r>
-        <w:t xml:space="preserve"> </w:t>
-      </w:r>
-      <w:r>
-        <w:t xml:space="preserve">relabeling states to force higher apparent agreement.</w:t>
-      </w:r>
-    </w:p>
-    <w:p>
-      <w:pPr>
-        <w:pStyle w:val="BodyText"/>
-      </w:pPr>
-      <w:r>
-        <w:t xml:space="preserve">R package substitutions (CRAN unreachable from this sandbox; apt-packaged</w:t>
-      </w:r>
-      <w:r>
-        <w:t xml:space="preserve"> </w:t>
-      </w:r>
-      <w:r>
-        <w:t xml:space="preserve">alternatives used instead) are documented in</w:t>
-      </w:r>
-      <w:r>
-        <w:t xml:space="preserve"> </w:t>
-      </w:r>
-      <w:r>
-        <w:rPr>
-          <w:rStyle w:val="VerbatimChar"/>
-        </w:rPr>
-        <w:t xml:space="preserve">r_codebase/README.md</w:t>
-      </w:r>
-      <w:r>
-        <w:t xml:space="preserve">.</w:t>
-      </w:r>
-    </w:p>
-    <w:p>
-      <w:r>
-        <w:pict>
-          <v:rect style="width:0;height:1.5pt" o:hralign="center" o:hrstd="t" o:hr="t"/>
-        </w:pict>
-      </w:r>
-    </w:p>
-    <w:bookmarkEnd w:id="43"/>
-    <w:bookmarkStart w:id="44" w:name="Xfea5f287731b31536192bfa191e43b1858cb2f6"/>
-    <w:p>
-      <w:pPr>
-        <w:pStyle w:val="Heading1"/>
-      </w:pPr>
-      <w:r>
-        <w:t xml:space="preserve">6. Case Studies — Scenario Replay (Real Market Data)</w:t>
-      </w:r>
-    </w:p>
-    <w:p>
-      <w:pPr>
-        <w:pStyle w:val="FirstParagraph"/>
-      </w:pPr>
-      <w:r>
-        <w:rPr>
-          <w:bCs/>
-          <w:b/>
-        </w:rPr>
-        <w:t xml:space="preserve">Updated this pass: all four episodes now replay against real Nifty 50</w:t>
-      </w:r>
-      <w:r>
-        <w:rPr>
-          <w:bCs/>
-          <w:b/>
-        </w:rPr>
-        <w:t xml:space="preserve"> </w:t>
-      </w:r>
-      <w:r>
-        <w:rPr>
-          <w:bCs/>
-          <w:b/>
-        </w:rPr>
-        <w:t xml:space="preserve">price history</w:t>
-      </w:r>
-      <w:r>
-        <w:t xml:space="preserve">, not a synthetic stand-in. The historical facts were</w:t>
-      </w:r>
-      <w:r>
-        <w:t xml:space="preserve"> </w:t>
-      </w:r>
-      <w:r>
-        <w:t xml:space="preserve">already accurate; the</w:t>
-      </w:r>
-      <w:r>
-        <w:t xml:space="preserve"> </w:t>
-      </w:r>
-      <w:r>
-        <w:t xml:space="preserve">“</w:t>
-      </w:r>
-      <w:r>
-        <w:t xml:space="preserve">model response</w:t>
-      </w:r>
-      <w:r>
-        <w:t xml:space="preserve">”</w:t>
-      </w:r>
-      <w:r>
-        <w:t xml:space="preserve"> </w:t>
-      </w:r>
-      <w:r>
-        <w:t xml:space="preserve">and P&amp;L columns are now computed</w:t>
-      </w:r>
-      <w:r>
-        <w:t xml:space="preserve"> </w:t>
-      </w:r>
-      <w:r>
-        <w:t xml:space="preserve">on the actual market action for each window.</w:t>
-      </w:r>
-    </w:p>
-    <w:p>
-      <w:pPr>
-        <w:pStyle w:val="BodyText"/>
-      </w:pPr>
-      <w:r>
-        <w:rPr>
-          <w:bCs/>
-          <w:b/>
-        </w:rPr>
-        <w:t xml:space="preserve">2008 Global Financial Crisis</w:t>
-      </w:r>
-      <w:r>
-        <w:t xml:space="preserve"> </w:t>
-      </w:r>
-      <w:r>
-        <w:t xml:space="preserve">(Jan–Nov 2008: Nifty 50 fell roughly 60%</w:t>
-      </w:r>
-      <w:r>
-        <w:t xml:space="preserve"> </w:t>
-      </w:r>
-      <w:r>
-        <w:t xml:space="preserve">peak-to-trough as the Lehman collapse triggered synchronized global</w:t>
-      </w:r>
-      <w:r>
-        <w:t xml:space="preserve"> </w:t>
-      </w:r>
-      <w:r>
-        <w:t xml:space="preserve">selloffs and sharp FII outflows). Model called</w:t>
-      </w:r>
-      <w:r>
-        <w:t xml:space="preserve"> </w:t>
-      </w:r>
-      <w:r>
-        <w:rPr>
-          <w:bCs/>
-          <w:b/>
-        </w:rPr>
-        <w:t xml:space="preserve">Post-Shock</w:t>
-      </w:r>
-      <w:r>
-        <w:t xml:space="preserve"> </w:t>
-      </w:r>
-      <w:r>
-        <w:t xml:space="preserve">for</w:t>
-      </w:r>
-      <w:r>
-        <w:t xml:space="preserve"> </w:t>
-      </w:r>
-      <w:r>
-        <w:rPr>
-          <w:bCs/>
-          <w:b/>
-        </w:rPr>
-        <w:t xml:space="preserve">100%</w:t>
-      </w:r>
-      <w:r>
-        <w:t xml:space="preserve"> </w:t>
-      </w:r>
-      <w:r>
-        <w:t xml:space="preserve">of days in the window; real window P&amp;L:</w:t>
-      </w:r>
-      <w:r>
-        <w:t xml:space="preserve"> </w:t>
-      </w:r>
-      <w:r>
-        <w:rPr>
-          <w:bCs/>
-          <w:b/>
-        </w:rPr>
-        <w:t xml:space="preserve">-25.2%</w:t>
-      </w:r>
-      <w:r>
-        <w:t xml:space="preserve">. This is the</w:t>
-      </w:r>
-      <w:r>
-        <w:t xml:space="preserve"> </w:t>
-      </w:r>
-      <w:r>
-        <w:t xml:space="preserve">first pass in which this episode has a result at all — the synthetic</w:t>
-      </w:r>
-      <w:r>
-        <w:t xml:space="preserve"> </w:t>
-      </w:r>
-      <w:r>
-        <w:t xml:space="preserve">panel in passes one and two started in 2010, after this crisis.</w:t>
-      </w:r>
-    </w:p>
-    <w:p>
-      <w:pPr>
-        <w:pStyle w:val="BodyText"/>
-      </w:pPr>
-      <w:r>
-        <w:rPr>
-          <w:bCs/>
-          <w:b/>
-        </w:rPr>
-        <w:t xml:space="preserve">2013 Taper Tantrum</w:t>
-      </w:r>
-      <w:r>
-        <w:t xml:space="preserve"> </w:t>
-      </w:r>
-      <w:r>
-        <w:t xml:space="preserve">(May–Sep 2013: Fed taper signalling drove INR past</w:t>
-      </w:r>
-      <w:r>
-        <w:t xml:space="preserve"> </w:t>
-      </w:r>
-      <w:r>
-        <w:t xml:space="preserve">68/USD and heavy FII debt/equity outflows). Model called</w:t>
-      </w:r>
-      <w:r>
-        <w:t xml:space="preserve"> </w:t>
-      </w:r>
-      <w:r>
-        <w:rPr>
-          <w:bCs/>
-          <w:b/>
-        </w:rPr>
-        <w:t xml:space="preserve">Risk-Off</w:t>
-      </w:r>
-      <w:r>
-        <w:t xml:space="preserve"> </w:t>
-      </w:r>
-      <w:r>
-        <w:t xml:space="preserve">as</w:t>
-      </w:r>
-      <w:r>
-        <w:t xml:space="preserve"> </w:t>
-      </w:r>
-      <w:r>
-        <w:t xml:space="preserve">dominant for 74.3% of days; real window P&amp;L:</w:t>
-      </w:r>
-      <w:r>
-        <w:t xml:space="preserve"> </w:t>
-      </w:r>
-      <w:r>
-        <w:rPr>
-          <w:bCs/>
-          <w:b/>
-        </w:rPr>
-        <w:t xml:space="preserve">-3.3%</w:t>
-      </w:r>
-      <w:r>
-        <w:t xml:space="preserve"> </w:t>
-      </w:r>
-      <w:r>
-        <w:t xml:space="preserve">— a real but far</w:t>
-      </w:r>
-      <w:r>
-        <w:t xml:space="preserve"> </w:t>
-      </w:r>
-      <w:r>
-        <w:t xml:space="preserve">milder drawdown than 2008 or 2020, consistent with the taper tantrum</w:t>
-      </w:r>
-      <w:r>
-        <w:t xml:space="preserve"> </w:t>
-      </w:r>
-      <w:r>
-        <w:t xml:space="preserve">being an FX/rates shock more than an equity crash.</w:t>
-      </w:r>
-    </w:p>
-    <w:p>
-      <w:pPr>
-        <w:pStyle w:val="BodyText"/>
-      </w:pPr>
-      <w:r>
-        <w:rPr>
-          <w:bCs/>
-          <w:b/>
-        </w:rPr>
-        <w:t xml:space="preserve">2020 Covid Crash</w:t>
-      </w:r>
-      <w:r>
-        <w:t xml:space="preserve"> </w:t>
-      </w:r>
-      <w:r>
-        <w:t xml:space="preserve">(Feb–Apr 2020: Nifty fell ~38% in seven weeks, the</w:t>
-      </w:r>
-      <w:r>
-        <w:t xml:space="preserve"> </w:t>
-      </w:r>
-      <w:r>
-        <w:t xml:space="preserve">fastest bear-market decline in the index’s history, then a sharp</w:t>
-      </w:r>
-      <w:r>
-        <w:t xml:space="preserve"> </w:t>
-      </w:r>
-      <w:r>
-        <w:t xml:space="preserve">V-shaped recovery). Model called</w:t>
-      </w:r>
-      <w:r>
-        <w:t xml:space="preserve"> </w:t>
-      </w:r>
-      <w:r>
-        <w:rPr>
-          <w:bCs/>
-          <w:b/>
-        </w:rPr>
-        <w:t xml:space="preserve">Post-Shock</w:t>
-      </w:r>
-      <w:r>
-        <w:t xml:space="preserve"> </w:t>
-      </w:r>
-      <w:r>
-        <w:t xml:space="preserve">for</w:t>
-      </w:r>
-      <w:r>
-        <w:t xml:space="preserve"> </w:t>
-      </w:r>
-      <w:r>
-        <w:rPr>
-          <w:bCs/>
-          <w:b/>
-        </w:rPr>
-        <w:t xml:space="preserve">100%</w:t>
-      </w:r>
-      <w:r>
-        <w:t xml:space="preserve"> </w:t>
-      </w:r>
-      <w:r>
-        <w:t xml:space="preserve">of days;</w:t>
-      </w:r>
-      <w:r>
-        <w:t xml:space="preserve"> </w:t>
-      </w:r>
-      <w:r>
-        <w:t xml:space="preserve">real window P&amp;L:</w:t>
-      </w:r>
-      <w:r>
-        <w:t xml:space="preserve"> </w:t>
-      </w:r>
-      <w:r>
-        <w:rPr>
-          <w:bCs/>
-          <w:b/>
-        </w:rPr>
-        <w:t xml:space="preserve">-17.6%</w:t>
-      </w:r>
-      <w:r>
-        <w:t xml:space="preserve"> </w:t>
-      </w:r>
-      <w:r>
-        <w:t xml:space="preserve">over the Feb 1 - Apr 30 window (the window</w:t>
-      </w:r>
-      <w:r>
-        <w:t xml:space="preserve"> </w:t>
-      </w:r>
-      <w:r>
-        <w:t xml:space="preserve">includes part of the V-shaped recovery, so it understates the ~38%</w:t>
-      </w:r>
-      <w:r>
-        <w:t xml:space="preserve"> </w:t>
-      </w:r>
-      <w:r>
-        <w:t xml:space="preserve">peak-to-trough figure, which is a narrower, deeper sub-window).</w:t>
-      </w:r>
-    </w:p>
-    <w:p>
-      <w:pPr>
-        <w:pStyle w:val="BodyText"/>
-      </w:pPr>
-      <w:r>
-        <w:rPr>
-          <w:bCs/>
-          <w:b/>
-        </w:rPr>
-        <w:t xml:space="preserve">2024 Election/Budget Volatility</w:t>
-      </w:r>
-      <w:r>
-        <w:t xml:space="preserve"> </w:t>
-      </w:r>
-      <w:r>
-        <w:t xml:space="preserve">(May–Jul 2024: India VIX spiked</w:t>
-      </w:r>
-      <w:r>
-        <w:t xml:space="preserve"> </w:t>
-      </w:r>
-      <w:r>
-        <w:t xml:space="preserve">around the election result, then stabilized post-Budget). Model called</w:t>
-      </w:r>
-      <w:r>
-        <w:t xml:space="preserve"> </w:t>
-      </w:r>
-      <w:r>
-        <w:rPr>
-          <w:bCs/>
-          <w:b/>
-        </w:rPr>
-        <w:t xml:space="preserve">Post-Shock</w:t>
-      </w:r>
-      <w:r>
-        <w:t xml:space="preserve"> </w:t>
-      </w:r>
-      <w:r>
-        <w:t xml:space="preserve">as dominant for 52.8% of days; real window P&amp;L:</w:t>
-      </w:r>
-      <w:r>
-        <w:t xml:space="preserve"> </w:t>
-      </w:r>
-      <w:r>
-        <w:rPr>
-          <w:bCs/>
-          <w:b/>
-        </w:rPr>
-        <w:t xml:space="preserve">+12.3%</w:t>
-      </w:r>
-      <w:r>
-        <w:t xml:space="preserve"> </w:t>
-      </w:r>
-      <w:r>
-        <w:t xml:space="preserve">— a genuine positive return despite the volatility spike, consistent</w:t>
-      </w:r>
-      <w:r>
-        <w:t xml:space="preserve"> </w:t>
-      </w:r>
-      <w:r>
-        <w:t xml:space="preserve">with the real, well-documented post-election market recovery.</w:t>
-      </w:r>
-    </w:p>
-    <w:p>
-      <w:pPr>
-        <w:pStyle w:val="BodyText"/>
-      </w:pPr>
-      <w:r>
-        <w:t xml:space="preserve">Full detail:</w:t>
-      </w:r>
-      <w:r>
-        <w:t xml:space="preserve"> </w:t>
-      </w:r>
-      <w:r>
-        <w:rPr>
-          <w:rStyle w:val="VerbatimChar"/>
-        </w:rPr>
-        <w:t xml:space="preserve">outputs/validation_pack/scenario_replay.csv</w:t>
-      </w:r>
-      <w:r>
-        <w:t xml:space="preserve">.</w:t>
-      </w:r>
-    </w:p>
-    <w:p>
-      <w:r>
-        <w:pict>
-          <v:rect style="width:0;height:1.5pt" o:hralign="center" o:hrstd="t" o:hr="t"/>
-        </w:pict>
-      </w:r>
-    </w:p>
-    <w:bookmarkEnd w:id="44"/>
-    <w:bookmarkStart w:id="45" w:name="limitations-and-honest-gap-list"/>
-    <w:p>
-      <w:pPr>
-        <w:pStyle w:val="Heading1"/>
-      </w:pPr>
-      <w:r>
-        <w:t xml:space="preserve">7. Limitations and Honest Gap List</w:t>
       </w:r>
     </w:p>
     <w:p>
@@ -4193,37 +7570,22 @@
       </w:pPr>
       <w:r>
         <w:rPr>
-          <w:strike/>
-          <w:bCs/>
-          <w:b/>
-        </w:rPr>
-        <w:t xml:space="preserve">Circular ensemble ground-truth</w:t>
-      </w:r>
-      <w:r>
-        <w:rPr>
-          <w:bCs/>
-          <w:b/>
-        </w:rPr>
-        <w:t xml:space="preserve"> </w:t>
-      </w:r>
-      <w:r>
-        <w:rPr>
-          <w:bCs/>
-          <w:b/>
-        </w:rPr>
-        <w:t xml:space="preserve">— RESOLVED (pass two).</w:t>
-      </w:r>
-      <w:r>
-        <w:t xml:space="preserve"> </w:t>
-      </w:r>
-      <w:r>
-        <w:t xml:space="preserve">Ensemble</w:t>
-      </w:r>
-      <w:r>
-        <w:t xml:space="preserve"> </w:t>
-      </w:r>
-      <w:r>
-        <w:t xml:space="preserve">members train/evaluate against an independent, rules-based label.</w:t>
+          <w:bCs/>
+          <w:b/>
+        </w:rPr>
+        <w:t xml:space="preserve">Label agreement dropped to 2.8%</w:t>
+      </w:r>
+      <w:r>
+        <w:t xml:space="preserve"> </w:t>
+      </w:r>
+      <w:r>
+        <w:t xml:space="preserve">(from 25.7% pre-fix; 4,303 matched</w:t>
+      </w:r>
+      <w:r>
+        <w:t xml:space="preserve"> </w:t>
+      </w:r>
+      <w:r>
+        <w:t xml:space="preserve">days) — worse, not better.</w:t>
       </w:r>
     </w:p>
     <w:p>
@@ -4235,180 +7597,237 @@
         <w:pStyle w:val="Compact"/>
       </w:pPr>
       <w:r>
-        <w:rPr>
-          <w:strike/>
-          <w:bCs/>
-          <w:b/>
-        </w:rPr>
-        <w:t xml:space="preserve">Synthetic-only price data</w:t>
-      </w:r>
-      <w:r>
-        <w:rPr>
-          <w:bCs/>
-          <w:b/>
-        </w:rPr>
-        <w:t xml:space="preserve"> </w:t>
-      </w:r>
-      <w:r>
-        <w:rPr>
-          <w:bCs/>
-          <w:b/>
-        </w:rPr>
-        <w:t xml:space="preserve">— LARGELY RESOLVED (this pass).</w:t>
-      </w:r>
-      <w:r>
-        <w:t xml:space="preserve"> </w:t>
-      </w:r>
-      <w:r>
-        <w:t xml:space="preserve">The</w:t>
-      </w:r>
-      <w:r>
-        <w:t xml:space="preserve"> </w:t>
-      </w:r>
-      <w:r>
-        <w:t xml:space="preserve">core Nifty 50 price/return series is now real (2007-2026). Auxiliary</w:t>
-      </w:r>
-      <w:r>
-        <w:t xml:space="preserve"> </w:t>
-      </w:r>
-      <w:r>
-        <w:t xml:space="preserve">series (VIX, FII/DII, INR, Gilt) remain synthetic — no real public</w:t>
-      </w:r>
-      <w:r>
-        <w:t xml:space="preserve"> </w:t>
-      </w:r>
-      <w:r>
-        <w:t xml:space="preserve">source for these was reachable from this sandbox (Section 2). This</w:t>
-      </w:r>
-      <w:r>
-        <w:t xml:space="preserve"> </w:t>
-      </w:r>
-      <w:r>
-        <w:t xml:space="preserve">means the independent ground-truth in item 1 is now independent in</w:t>
-      </w:r>
-      <w:r>
-        <w:t xml:space="preserve"> </w:t>
-      </w:r>
-      <w:r>
-        <w:t xml:space="preserve">both methodology AND partially in data source (it’s computed on real</w:t>
-      </w:r>
-      <w:r>
-        <w:t xml:space="preserve"> </w:t>
-      </w:r>
-      <w:r>
-        <w:t xml:space="preserve">prices), though the full 28-feature classification still mixes real</w:t>
-      </w:r>
-      <w:r>
-        <w:t xml:space="preserve"> </w:t>
-      </w:r>
-      <w:r>
-        <w:t xml:space="preserve">(price-derived) and synthetic (VIX/flow-derived) inputs.</w:t>
-      </w:r>
-    </w:p>
-    <w:p>
-      <w:pPr>
-        <w:numPr>
-          <w:ilvl w:val="0"/>
-          <w:numId w:val="1005"/>
-        </w:numPr>
-        <w:pStyle w:val="Compact"/>
-      </w:pPr>
-      <w:r>
-        <w:rPr>
-          <w:bCs/>
-          <w:b/>
-        </w:rPr>
-        <w:t xml:space="preserve">R/Python HMM reconciliation got worse after fixing feature</w:t>
-      </w:r>
-      <w:r>
-        <w:rPr>
-          <w:bCs/>
-          <w:b/>
-        </w:rPr>
-        <w:t xml:space="preserve"> </w:t>
-      </w:r>
-      <w:r>
-        <w:rPr>
-          <w:bCs/>
-          <w:b/>
-        </w:rPr>
-        <w:t xml:space="preserve">alignment (2.8%, down from 25.7%)</w:t>
-      </w:r>
-      <w:r>
-        <w:t xml:space="preserve"> </w:t>
-      </w:r>
-      <w:r>
-        <w:t xml:space="preserve">— Section 5’s genuine finding is</w:t>
-      </w:r>
-      <w:r>
-        <w:t xml:space="preserve"> </w:t>
-      </w:r>
-      <w:r>
-        <w:t xml:space="preserve">that the two independent EM implementations converge to different</w:t>
-      </w:r>
-      <w:r>
-        <w:t xml:space="preserve"> </w:t>
-      </w:r>
-      <w:r>
-        <w:t xml:space="preserve">local optima even on identical features and identical (now real)</w:t>
-      </w:r>
-      <w:r>
-        <w:t xml:space="preserve"> </w:t>
-      </w:r>
-      <w:r>
-        <w:t xml:space="preserve">data. This is a real property of HMM fitting, not something a further</w:t>
-      </w:r>
-      <w:r>
-        <w:t xml:space="preserve"> </w:t>
-      </w:r>
-      <w:r>
-        <w:t xml:space="preserve">feature fix would resolve; a fair reconciliation needs matched</w:t>
-      </w:r>
-      <w:r>
-        <w:t xml:space="preserve"> </w:t>
-      </w:r>
-      <w:r>
-        <w:t xml:space="preserve">initialization or a likelihood-based comparison instead of label</w:t>
-      </w:r>
-      <w:r>
-        <w:t xml:space="preserve"> </w:t>
-      </w:r>
-      <w:r>
-        <w:t xml:space="preserve">agreement.</w:t>
-      </w:r>
-    </w:p>
-    <w:p>
-      <w:pPr>
-        <w:numPr>
-          <w:ilvl w:val="0"/>
-          <w:numId w:val="1005"/>
-        </w:numPr>
-        <w:pStyle w:val="Compact"/>
-      </w:pPr>
-      <w:r>
-        <w:rPr>
-          <w:bCs/>
-          <w:b/>
-        </w:rPr>
-        <w:t xml:space="preserve">No PyMC/NUTS</w:t>
-      </w:r>
-      <w:r>
-        <w:t xml:space="preserve"> </w:t>
-      </w:r>
-      <w:r>
-        <w:t xml:space="preserve">— Bayesian HMM uses exact conjugate posteriors</w:t>
-      </w:r>
-      <w:r>
-        <w:t xml:space="preserve"> </w:t>
-      </w:r>
-      <w:r>
-        <w:t xml:space="preserve">instead (mathematically valid, but doesn’t produce the R-hat/ESS/</w:t>
-      </w:r>
-      <w:r>
-        <w:t xml:space="preserve"> </w:t>
-      </w:r>
-      <w:r>
-        <w:t xml:space="preserve">divergence diagnostics the brief asks for). The R codebase’s</w:t>
+        <w:t xml:space="preserve">R split-conformal (own multinomial-logit classifier, α=0.10): qhat=0.765,</w:t>
+      </w:r>
+      <w:r>
+        <w:t xml:space="preserve"> </w:t>
+      </w:r>
+      <w:r>
+        <w:t xml:space="preserve">empirical coverage=</w:t>
+      </w:r>
+      <w:r>
+        <w:rPr>
+          <w:bCs/>
+          <w:b/>
+        </w:rPr>
+        <w:t xml:space="preserve">93.1%</w:t>
+      </w:r>
+      <w:r>
+        <w:t xml:space="preserve">, average set size=1.33.</w:t>
+      </w:r>
+    </w:p>
+    <w:p>
+      <w:pPr>
+        <w:pStyle w:val="FirstParagraph"/>
+      </w:pPr>
+      <w:r>
+        <w:rPr>
+          <w:bCs/>
+          <w:b/>
+        </w:rPr>
+        <w:t xml:space="preserve">Why aligning the features made agreement worse — a genuine finding, not</w:t>
+      </w:r>
+      <w:r>
+        <w:rPr>
+          <w:bCs/>
+          <w:b/>
+        </w:rPr>
+        <w:t xml:space="preserve"> </w:t>
+      </w:r>
+      <w:r>
+        <w:rPr>
+          <w:bCs/>
+          <w:b/>
+        </w:rPr>
+        <w:t xml:space="preserve">a bug.</w:t>
+      </w:r>
+      <w:r>
+        <w:t xml:space="preserve"> </w:t>
+      </w:r>
+      <w:r>
+        <w:t xml:space="preserve">The cross-tabulation of R vs. Python state labels shows R’s</w:t>
+      </w:r>
+      <w:r>
+        <w:t xml:space="preserve"> </w:t>
+      </w:r>
+      <w:r>
+        <w:t xml:space="preserve">fitted</w:t>
+      </w:r>
+      <w:r>
+        <w:t xml:space="preserve"> </w:t>
+      </w:r>
+      <w:r>
+        <w:t xml:space="preserve">“</w:t>
+      </w:r>
+      <w:r>
+        <w:t xml:space="preserve">Risk-On</w:t>
+      </w:r>
+      <w:r>
+        <w:t xml:space="preserve">”</w:t>
+      </w:r>
+      <w:r>
+        <w:t xml:space="preserve"> </w:t>
+      </w:r>
+      <w:r>
+        <w:t xml:space="preserve">state maps almost entirely onto Python’s</w:t>
+      </w:r>
+      <w:r>
+        <w:t xml:space="preserve"> </w:t>
+      </w:r>
+      <w:r>
+        <w:t xml:space="preserve">“</w:t>
+      </w:r>
+      <w:r>
+        <w:t xml:space="preserve">Post-Shock</w:t>
+      </w:r>
+      <w:r>
+        <w:t xml:space="preserve">”</w:t>
+      </w:r>
+      <w:r>
+        <w:t xml:space="preserve"> </w:t>
+      </w:r>
+      <w:r>
+        <w:t xml:space="preserve">state. The two independently-initialized EM (Baum-Welch) fits converged</w:t>
+      </w:r>
+      <w:r>
+        <w:t xml:space="preserve"> </w:t>
+      </w:r>
+      <w:r>
+        <w:t xml:space="preserve">to</w:t>
+      </w:r>
+      <w:r>
+        <w:t xml:space="preserve"> </w:t>
+      </w:r>
+      <w:r>
+        <w:rPr>
+          <w:bCs/>
+          <w:b/>
+        </w:rPr>
+        <w:t xml:space="preserve">genuinely different partitions of the same 3-dimensional feature</w:t>
+      </w:r>
+      <w:r>
+        <w:rPr>
+          <w:bCs/>
+          <w:b/>
+        </w:rPr>
+        <w:t xml:space="preserve"> </w:t>
+      </w:r>
+      <w:r>
+        <w:rPr>
+          <w:bCs/>
+          <w:b/>
+        </w:rPr>
+        <w:t xml:space="preserve">space</w:t>
+      </w:r>
+      <w:r>
+        <w:t xml:space="preserve">, not merely relabeled versions of the same partition. This</w:t>
+      </w:r>
+      <w:r>
+        <w:t xml:space="preserve"> </w:t>
+      </w:r>
+      <w:r>
+        <w:t xml:space="preserve">reveals that the original R/Python discrepancy was never purely about</w:t>
+      </w:r>
+      <w:r>
+        <w:t xml:space="preserve"> </w:t>
+      </w:r>
+      <w:r>
+        <w:t xml:space="preserve">feature alignment:</w:t>
+      </w:r>
+      <w:r>
+        <w:t xml:space="preserve"> </w:t>
+      </w:r>
+      <w:r>
+        <w:rPr>
+          <w:bCs/>
+          <w:b/>
+        </w:rPr>
+        <w:t xml:space="preserve">Gaussian HMM fitting via EM has multiple local</w:t>
+      </w:r>
+      <w:r>
+        <w:rPr>
+          <w:bCs/>
+          <w:b/>
+        </w:rPr>
+        <w:t xml:space="preserve"> </w:t>
+      </w:r>
+      <w:r>
+        <w:rPr>
+          <w:bCs/>
+          <w:b/>
+        </w:rPr>
+        <w:t xml:space="preserve">optima</w:t>
+      </w:r>
+      <w:r>
+        <w:t xml:space="preserve">, and two independent implementations — different initialization</w:t>
+      </w:r>
+      <w:r>
+        <w:t xml:space="preserve"> </w:t>
+      </w:r>
+      <w:r>
+        <w:t xml:space="preserve">schemes, different random seeds, different numerical paths through the</w:t>
+      </w:r>
+      <w:r>
+        <w:t xml:space="preserve"> </w:t>
+      </w:r>
+      <w:r>
+        <w:t xml:space="preserve">same algorithm — can converge to different optima even on identical data</w:t>
+      </w:r>
+      <w:r>
+        <w:t xml:space="preserve"> </w:t>
+      </w:r>
+      <w:r>
+        <w:t xml:space="preserve">and identical features. A meaningful cross-language reconciliation would</w:t>
+      </w:r>
+      <w:r>
+        <w:t xml:space="preserve"> </w:t>
+      </w:r>
+      <w:r>
+        <w:t xml:space="preserve">need either (a) a shared, fixed initialization scheme across both</w:t>
+      </w:r>
+      <w:r>
+        <w:t xml:space="preserve"> </w:t>
+      </w:r>
+      <w:r>
+        <w:t xml:space="preserve">implementations, or (b) comparing log-likelihood/BIC rather than raw</w:t>
+      </w:r>
+      <w:r>
+        <w:t xml:space="preserve"> </w:t>
+      </w:r>
+      <w:r>
+        <w:t xml:space="preserve">label agreement, since label agreement isn’t a meaningful metric once the</w:t>
+      </w:r>
+      <w:r>
+        <w:t xml:space="preserve"> </w:t>
+      </w:r>
+      <w:r>
+        <w:t xml:space="preserve">underlying partitions genuinely differ. This is reported as a real</w:t>
+      </w:r>
+      <w:r>
+        <w:t xml:space="preserve"> </w:t>
+      </w:r>
+      <w:r>
+        <w:t xml:space="preserve">limitation of the reconciliation approach itself, not patched by</w:t>
+      </w:r>
+      <w:r>
+        <w:t xml:space="preserve"> </w:t>
+      </w:r>
+      <w:r>
+        <w:t xml:space="preserve">relabeling states to force higher apparent agreement.</w:t>
+      </w:r>
+    </w:p>
+    <w:p>
+      <w:pPr>
+        <w:pStyle w:val="BodyText"/>
+      </w:pPr>
+      <w:r>
+        <w:t xml:space="preserve">R package substitutions (CRAN unreachable from this sandbox; apt-packaged</w:t>
+      </w:r>
+      <w:r>
+        <w:t xml:space="preserve"> </w:t>
+      </w:r>
+      <w:r>
+        <w:t xml:space="preserve">alternatives used instead) are documented in</w:t>
       </w:r>
       <w:r>
         <w:t xml:space="preserve"> </w:t>
@@ -4417,219 +7836,10 @@
         <w:rPr>
           <w:rStyle w:val="VerbatimChar"/>
         </w:rPr>
-        <w:t xml:space="preserve">MCMCpack</w:t>
-      </w:r>
-      <w:r>
-        <w:t xml:space="preserve"> </w:t>
-      </w:r>
-      <w:r>
-        <w:t xml:space="preserve">model does have real Geweke/ESS diagnostics</w:t>
-      </w:r>
-      <w:r>
-        <w:t xml:space="preserve"> </w:t>
-      </w:r>
-      <w:r>
-        <w:t xml:space="preserve">(</w:t>
-      </w:r>
-      <w:r>
-        <w:rPr>
-          <w:rStyle w:val="VerbatimChar"/>
-        </w:rPr>
-        <w:t xml:space="preserve">r_codebase/bayesian_changepoint.R</w:t>
-      </w:r>
-      <w:r>
-        <w:t xml:space="preserve">).</w:t>
-      </w:r>
-    </w:p>
-    <w:p>
-      <w:pPr>
-        <w:numPr>
-          <w:ilvl w:val="0"/>
-          <w:numId w:val="1005"/>
-        </w:numPr>
-        <w:pStyle w:val="Compact"/>
-      </w:pPr>
-      <w:r>
-        <w:rPr>
-          <w:bCs/>
-          <w:b/>
-        </w:rPr>
-        <w:t xml:space="preserve">No foundation models</w:t>
-      </w:r>
-      <w:r>
-        <w:t xml:space="preserve"> </w:t>
-      </w:r>
-      <w:r>
-        <w:t xml:space="preserve">(Chronos/TimesFM/Lag-Llama) — no network path</w:t>
-      </w:r>
-      <w:r>
-        <w:t xml:space="preserve"> </w:t>
-      </w:r>
-      <w:r>
-        <w:t xml:space="preserve">to Hugging Face from this sandbox.</w:t>
-      </w:r>
-    </w:p>
-    <w:p>
-      <w:pPr>
-        <w:numPr>
-          <w:ilvl w:val="0"/>
-          <w:numId w:val="1005"/>
-        </w:numPr>
-        <w:pStyle w:val="Compact"/>
-      </w:pPr>
-      <w:r>
-        <w:rPr>
-          <w:bCs/>
-          <w:b/>
-        </w:rPr>
-        <w:t xml:space="preserve">Conformal coverage below target, and calibration is worse on real</w:t>
-      </w:r>
-      <w:r>
-        <w:rPr>
-          <w:bCs/>
-          <w:b/>
-        </w:rPr>
-        <w:t xml:space="preserve"> </w:t>
-      </w:r>
-      <w:r>
-        <w:rPr>
-          <w:bCs/>
-          <w:b/>
-        </w:rPr>
-        <w:t xml:space="preserve">data than synthetic</w:t>
-      </w:r>
-      <w:r>
-        <w:t xml:space="preserve"> </w:t>
-      </w:r>
-      <w:r>
-        <w:t xml:space="preserve">— 86.9% empirical vs. 90% nominal (comparable to</w:t>
-      </w:r>
-      <w:r>
-        <w:t xml:space="preserve"> </w:t>
-      </w:r>
-      <w:r>
-        <w:t xml:space="preserve">87.2% on synthetic data), but ECE against the independent label is</w:t>
-      </w:r>
-      <w:r>
-        <w:t xml:space="preserve"> </w:t>
-      </w:r>
-      <w:r>
-        <w:t xml:space="preserve">0.1066 on real data vs. 0.0584 on synthetic — real market behavior is</w:t>
-      </w:r>
-      <w:r>
-        <w:t xml:space="preserve"> </w:t>
-      </w:r>
-      <w:r>
-        <w:t xml:space="preserve">less well captured by this ensemble than the synthetic generator was,</w:t>
-      </w:r>
-      <w:r>
-        <w:t xml:space="preserve"> </w:t>
-      </w:r>
-      <w:r>
-        <w:t xml:space="preserve">which is itself informative: synthetic-data validation numbers</w:t>
-      </w:r>
-      <w:r>
-        <w:t xml:space="preserve"> </w:t>
-      </w:r>
-      <w:r>
-        <w:t xml:space="preserve">overstate real-world calibration quality here.</w:t>
-      </w:r>
-    </w:p>
-    <w:p>
-      <w:pPr>
-        <w:numPr>
-          <w:ilvl w:val="0"/>
-          <w:numId w:val="1005"/>
-        </w:numPr>
-        <w:pStyle w:val="Compact"/>
-      </w:pPr>
-      <w:r>
-        <w:rPr>
-          <w:bCs/>
-          <w:b/>
-        </w:rPr>
-        <w:t xml:space="preserve">Risk-On/Late-Cycle/Transitional duration collapse to ~1 day on real</w:t>
-      </w:r>
-      <w:r>
-        <w:rPr>
-          <w:bCs/>
-          <w:b/>
-        </w:rPr>
-        <w:t xml:space="preserve"> </w:t>
-      </w:r>
-      <w:r>
-        <w:rPr>
-          <w:bCs/>
-          <w:b/>
-        </w:rPr>
-        <w:t xml:space="preserve">data</w:t>
-      </w:r>
-      <w:r>
-        <w:t xml:space="preserve"> </w:t>
-      </w:r>
-      <w:r>
-        <w:t xml:space="preserve">(Section 4.2) — more pronounced than on synthetic data; this</w:t>
-      </w:r>
-      <w:r>
-        <w:t xml:space="preserve"> </w:t>
-      </w:r>
-      <w:r>
-        <w:t xml:space="preserve">3-feature HMM discriminates stress regimes well but calmer regimes</w:t>
-      </w:r>
-      <w:r>
-        <w:t xml:space="preserve"> </w:t>
-      </w:r>
-      <w:r>
-        <w:t xml:space="preserve">poorly.</w:t>
-      </w:r>
-    </w:p>
-    <w:p>
-      <w:pPr>
-        <w:numPr>
-          <w:ilvl w:val="0"/>
-          <w:numId w:val="1005"/>
-        </w:numPr>
-        <w:pStyle w:val="Compact"/>
-      </w:pPr>
-      <w:r>
-        <w:rPr>
-          <w:bCs/>
-          <w:b/>
-        </w:rPr>
-        <w:t xml:space="preserve">Not built at all in this pass</w:t>
-      </w:r>
-      <w:r>
-        <w:t xml:space="preserve">: 10-minute demo video (outside this</w:t>
-      </w:r>
-      <w:r>
-        <w:t xml:space="preserve"> </w:t>
-      </w:r>
-      <w:r>
-        <w:t xml:space="preserve">tool’s capability — full script provided instead,</w:t>
-      </w:r>
-      <w:r>
-        <w:t xml:space="preserve"> </w:t>
-      </w:r>
-      <w:r>
-        <w:rPr>
-          <w:rStyle w:val="VerbatimChar"/>
-        </w:rPr>
-        <w:t xml:space="preserve">reporting/demo_video_script.md</w:t>
-      </w:r>
-      <w:r>
-        <w:t xml:space="preserve">), GitHub repository ownership</w:t>
-      </w:r>
-      <w:r>
-        <w:t xml:space="preserve"> </w:t>
-      </w:r>
-      <w:r>
-        <w:t xml:space="preserve">transfer (requires the account holder’s own action), 40-page report</w:t>
-      </w:r>
-      <w:r>
-        <w:t xml:space="preserve"> </w:t>
-      </w:r>
-      <w:r>
-        <w:t xml:space="preserve">length (delivered: ~10 pages of complete-coverage content).</w:t>
+        <w:t xml:space="preserve">r_codebase/README.md</w:t>
+      </w:r>
+      <w:r>
+        <w:t xml:space="preserve">.</w:t>
       </w:r>
     </w:p>
     <w:p>
@@ -4639,14 +7849,14 @@
         </w:pict>
       </w:r>
     </w:p>
-    <w:bookmarkEnd w:id="45"/>
-    <w:bookmarkStart w:id="46" w:name="appendix-a-repository-map"/>
+    <w:bookmarkEnd w:id="51"/>
+    <w:bookmarkStart w:id="52" w:name="Xfea5f287731b31536192bfa191e43b1858cb2f6"/>
     <w:p>
       <w:pPr>
         <w:pStyle w:val="Heading1"/>
       </w:pPr>
       <w:r>
-        <w:t xml:space="preserve">Appendix A — Repository Map</w:t>
+        <w:t xml:space="preserve">6. Case Studies — Scenario Replay (Real Market Data)</w:t>
       </w:r>
     </w:p>
     <w:p>
@@ -4654,6 +7864,1741 @@
         <w:pStyle w:val="FirstParagraph"/>
       </w:pPr>
       <w:r>
+        <w:rPr>
+          <w:bCs/>
+          <w:b/>
+        </w:rPr>
+        <w:t xml:space="preserve">Updated this pass: all four episodes now replay against real Nifty 50</w:t>
+      </w:r>
+      <w:r>
+        <w:rPr>
+          <w:bCs/>
+          <w:b/>
+        </w:rPr>
+        <w:t xml:space="preserve"> </w:t>
+      </w:r>
+      <w:r>
+        <w:rPr>
+          <w:bCs/>
+          <w:b/>
+        </w:rPr>
+        <w:t xml:space="preserve">price history</w:t>
+      </w:r>
+      <w:r>
+        <w:t xml:space="preserve">, not a synthetic stand-in. The historical facts were</w:t>
+      </w:r>
+      <w:r>
+        <w:t xml:space="preserve"> </w:t>
+      </w:r>
+      <w:r>
+        <w:t xml:space="preserve">already accurate; the</w:t>
+      </w:r>
+      <w:r>
+        <w:t xml:space="preserve"> </w:t>
+      </w:r>
+      <w:r>
+        <w:t xml:space="preserve">“</w:t>
+      </w:r>
+      <w:r>
+        <w:t xml:space="preserve">model response</w:t>
+      </w:r>
+      <w:r>
+        <w:t xml:space="preserve">”</w:t>
+      </w:r>
+      <w:r>
+        <w:t xml:space="preserve"> </w:t>
+      </w:r>
+      <w:r>
+        <w:t xml:space="preserve">and P&amp;L columns are now computed</w:t>
+      </w:r>
+      <w:r>
+        <w:t xml:space="preserve"> </w:t>
+      </w:r>
+      <w:r>
+        <w:t xml:space="preserve">on the actual market action for each window.</w:t>
+      </w:r>
+    </w:p>
+    <w:p>
+      <w:pPr>
+        <w:pStyle w:val="BodyText"/>
+      </w:pPr>
+      <w:r>
+        <w:rPr>
+          <w:bCs/>
+          <w:b/>
+        </w:rPr>
+        <w:t xml:space="preserve">2008 Global Financial Crisis</w:t>
+      </w:r>
+      <w:r>
+        <w:t xml:space="preserve"> </w:t>
+      </w:r>
+      <w:r>
+        <w:t xml:space="preserve">(Jan–Nov 2008: Nifty 50 fell roughly 60%</w:t>
+      </w:r>
+      <w:r>
+        <w:t xml:space="preserve"> </w:t>
+      </w:r>
+      <w:r>
+        <w:t xml:space="preserve">peak-to-trough as the Lehman collapse triggered synchronized global</w:t>
+      </w:r>
+      <w:r>
+        <w:t xml:space="preserve"> </w:t>
+      </w:r>
+      <w:r>
+        <w:t xml:space="preserve">selloffs and sharp FII outflows). Model called</w:t>
+      </w:r>
+      <w:r>
+        <w:t xml:space="preserve"> </w:t>
+      </w:r>
+      <w:r>
+        <w:rPr>
+          <w:bCs/>
+          <w:b/>
+        </w:rPr>
+        <w:t xml:space="preserve">Post-Shock</w:t>
+      </w:r>
+      <w:r>
+        <w:t xml:space="preserve"> </w:t>
+      </w:r>
+      <w:r>
+        <w:t xml:space="preserve">for</w:t>
+      </w:r>
+      <w:r>
+        <w:t xml:space="preserve"> </w:t>
+      </w:r>
+      <w:r>
+        <w:rPr>
+          <w:bCs/>
+          <w:b/>
+        </w:rPr>
+        <w:t xml:space="preserve">100%</w:t>
+      </w:r>
+      <w:r>
+        <w:t xml:space="preserve"> </w:t>
+      </w:r>
+      <w:r>
+        <w:t xml:space="preserve">of days in the window; real window P&amp;L:</w:t>
+      </w:r>
+      <w:r>
+        <w:t xml:space="preserve"> </w:t>
+      </w:r>
+      <w:r>
+        <w:rPr>
+          <w:bCs/>
+          <w:b/>
+        </w:rPr>
+        <w:t xml:space="preserve">-25.2%</w:t>
+      </w:r>
+      <w:r>
+        <w:t xml:space="preserve">. This is the</w:t>
+      </w:r>
+      <w:r>
+        <w:t xml:space="preserve"> </w:t>
+      </w:r>
+      <w:r>
+        <w:t xml:space="preserve">first pass in which this episode has a result at all — the synthetic</w:t>
+      </w:r>
+      <w:r>
+        <w:t xml:space="preserve"> </w:t>
+      </w:r>
+      <w:r>
+        <w:t xml:space="preserve">panel in passes one and two started in 2010, after this crisis.</w:t>
+      </w:r>
+    </w:p>
+    <w:p>
+      <w:pPr>
+        <w:pStyle w:val="BodyText"/>
+      </w:pPr>
+      <w:r>
+        <w:rPr>
+          <w:bCs/>
+          <w:b/>
+        </w:rPr>
+        <w:t xml:space="preserve">2013 Taper Tantrum</w:t>
+      </w:r>
+      <w:r>
+        <w:t xml:space="preserve"> </w:t>
+      </w:r>
+      <w:r>
+        <w:t xml:space="preserve">(May–Sep 2013: Fed taper signalling drove INR past</w:t>
+      </w:r>
+      <w:r>
+        <w:t xml:space="preserve"> </w:t>
+      </w:r>
+      <w:r>
+        <w:t xml:space="preserve">68/USD and heavy FII debt/equity outflows). Model called</w:t>
+      </w:r>
+      <w:r>
+        <w:t xml:space="preserve"> </w:t>
+      </w:r>
+      <w:r>
+        <w:rPr>
+          <w:bCs/>
+          <w:b/>
+        </w:rPr>
+        <w:t xml:space="preserve">Risk-Off</w:t>
+      </w:r>
+      <w:r>
+        <w:t xml:space="preserve"> </w:t>
+      </w:r>
+      <w:r>
+        <w:t xml:space="preserve">as</w:t>
+      </w:r>
+      <w:r>
+        <w:t xml:space="preserve"> </w:t>
+      </w:r>
+      <w:r>
+        <w:t xml:space="preserve">dominant for 74.3% of days; real window P&amp;L:</w:t>
+      </w:r>
+      <w:r>
+        <w:t xml:space="preserve"> </w:t>
+      </w:r>
+      <w:r>
+        <w:rPr>
+          <w:bCs/>
+          <w:b/>
+        </w:rPr>
+        <w:t xml:space="preserve">-3.3%</w:t>
+      </w:r>
+      <w:r>
+        <w:t xml:space="preserve"> </w:t>
+      </w:r>
+      <w:r>
+        <w:t xml:space="preserve">— a real but far</w:t>
+      </w:r>
+      <w:r>
+        <w:t xml:space="preserve"> </w:t>
+      </w:r>
+      <w:r>
+        <w:t xml:space="preserve">milder drawdown than 2008 or 2020, consistent with the taper tantrum</w:t>
+      </w:r>
+      <w:r>
+        <w:t xml:space="preserve"> </w:t>
+      </w:r>
+      <w:r>
+        <w:t xml:space="preserve">being an FX/rates shock more than an equity crash.</w:t>
+      </w:r>
+    </w:p>
+    <w:p>
+      <w:pPr>
+        <w:pStyle w:val="BodyText"/>
+      </w:pPr>
+      <w:r>
+        <w:rPr>
+          <w:bCs/>
+          <w:b/>
+        </w:rPr>
+        <w:t xml:space="preserve">2020 Covid Crash</w:t>
+      </w:r>
+      <w:r>
+        <w:t xml:space="preserve"> </w:t>
+      </w:r>
+      <w:r>
+        <w:t xml:space="preserve">(Feb–Apr 2020: Nifty fell ~38% in seven weeks, the</w:t>
+      </w:r>
+      <w:r>
+        <w:t xml:space="preserve"> </w:t>
+      </w:r>
+      <w:r>
+        <w:t xml:space="preserve">fastest bear-market decline in the index’s history, then a sharp</w:t>
+      </w:r>
+      <w:r>
+        <w:t xml:space="preserve"> </w:t>
+      </w:r>
+      <w:r>
+        <w:t xml:space="preserve">V-shaped recovery). Model called</w:t>
+      </w:r>
+      <w:r>
+        <w:t xml:space="preserve"> </w:t>
+      </w:r>
+      <w:r>
+        <w:rPr>
+          <w:bCs/>
+          <w:b/>
+        </w:rPr>
+        <w:t xml:space="preserve">Post-Shock</w:t>
+      </w:r>
+      <w:r>
+        <w:t xml:space="preserve"> </w:t>
+      </w:r>
+      <w:r>
+        <w:t xml:space="preserve">for</w:t>
+      </w:r>
+      <w:r>
+        <w:t xml:space="preserve"> </w:t>
+      </w:r>
+      <w:r>
+        <w:rPr>
+          <w:bCs/>
+          <w:b/>
+        </w:rPr>
+        <w:t xml:space="preserve">100%</w:t>
+      </w:r>
+      <w:r>
+        <w:t xml:space="preserve"> </w:t>
+      </w:r>
+      <w:r>
+        <w:t xml:space="preserve">of days;</w:t>
+      </w:r>
+      <w:r>
+        <w:t xml:space="preserve"> </w:t>
+      </w:r>
+      <w:r>
+        <w:t xml:space="preserve">real window P&amp;L:</w:t>
+      </w:r>
+      <w:r>
+        <w:t xml:space="preserve"> </w:t>
+      </w:r>
+      <w:r>
+        <w:rPr>
+          <w:bCs/>
+          <w:b/>
+        </w:rPr>
+        <w:t xml:space="preserve">-17.6%</w:t>
+      </w:r>
+      <w:r>
+        <w:t xml:space="preserve"> </w:t>
+      </w:r>
+      <w:r>
+        <w:t xml:space="preserve">over the Feb 1 - Apr 30 window (the window</w:t>
+      </w:r>
+      <w:r>
+        <w:t xml:space="preserve"> </w:t>
+      </w:r>
+      <w:r>
+        <w:t xml:space="preserve">includes part of the V-shaped recovery, so it understates the ~38%</w:t>
+      </w:r>
+      <w:r>
+        <w:t xml:space="preserve"> </w:t>
+      </w:r>
+      <w:r>
+        <w:t xml:space="preserve">peak-to-trough figure, which is a narrower, deeper sub-window).</w:t>
+      </w:r>
+    </w:p>
+    <w:p>
+      <w:pPr>
+        <w:pStyle w:val="BodyText"/>
+      </w:pPr>
+      <w:r>
+        <w:rPr>
+          <w:bCs/>
+          <w:b/>
+        </w:rPr>
+        <w:t xml:space="preserve">2024 Election/Budget Volatility</w:t>
+      </w:r>
+      <w:r>
+        <w:t xml:space="preserve"> </w:t>
+      </w:r>
+      <w:r>
+        <w:t xml:space="preserve">(May–Jul 2024: India VIX spiked</w:t>
+      </w:r>
+      <w:r>
+        <w:t xml:space="preserve"> </w:t>
+      </w:r>
+      <w:r>
+        <w:t xml:space="preserve">around the election result, then stabilized post-Budget). Model called</w:t>
+      </w:r>
+      <w:r>
+        <w:t xml:space="preserve"> </w:t>
+      </w:r>
+      <w:r>
+        <w:rPr>
+          <w:bCs/>
+          <w:b/>
+        </w:rPr>
+        <w:t xml:space="preserve">Post-Shock</w:t>
+      </w:r>
+      <w:r>
+        <w:t xml:space="preserve"> </w:t>
+      </w:r>
+      <w:r>
+        <w:t xml:space="preserve">as dominant for 52.8% of days; real window P&amp;L:</w:t>
+      </w:r>
+      <w:r>
+        <w:t xml:space="preserve"> </w:t>
+      </w:r>
+      <w:r>
+        <w:rPr>
+          <w:bCs/>
+          <w:b/>
+        </w:rPr>
+        <w:t xml:space="preserve">+12.3%</w:t>
+      </w:r>
+      <w:r>
+        <w:t xml:space="preserve"> </w:t>
+      </w:r>
+      <w:r>
+        <w:t xml:space="preserve">— a genuine positive return despite the volatility spike, consistent</w:t>
+      </w:r>
+      <w:r>
+        <w:t xml:space="preserve"> </w:t>
+      </w:r>
+      <w:r>
+        <w:t xml:space="preserve">with the real, well-documented post-election market recovery.</w:t>
+      </w:r>
+    </w:p>
+    <w:p>
+      <w:pPr>
+        <w:pStyle w:val="BodyText"/>
+      </w:pPr>
+      <w:r>
+        <w:t xml:space="preserve">Full detail:</w:t>
+      </w:r>
+      <w:r>
+        <w:t xml:space="preserve"> </w:t>
+      </w:r>
+      <w:r>
+        <w:rPr>
+          <w:rStyle w:val="VerbatimChar"/>
+        </w:rPr>
+        <w:t xml:space="preserve">outputs/validation_pack/scenario_replay.csv</w:t>
+      </w:r>
+      <w:r>
+        <w:t xml:space="preserve">.</w:t>
+      </w:r>
+    </w:p>
+    <w:p>
+      <w:pPr>
+        <w:pStyle w:val="BodyText"/>
+      </w:pPr>
+      <w:r>
+        <w:rPr>
+          <w:bCs/>
+          <w:b/>
+        </w:rPr>
+        <w:t xml:space="preserve">A companion document,</w:t>
+      </w:r>
+      <w:r>
+        <w:rPr>
+          <w:bCs/>
+          <w:b/>
+        </w:rPr>
+        <w:t xml:space="preserve"> </w:t>
+      </w:r>
+      <w:r>
+        <w:rPr>
+          <w:rStyle w:val="VerbatimChar"/>
+          <w:bCs/>
+          <w:b/>
+        </w:rPr>
+        <w:t xml:space="preserve">case_study_report.docx</w:t>
+      </w:r>
+      <w:r>
+        <w:rPr>
+          <w:bCs/>
+          <w:b/>
+        </w:rPr>
+        <w:t xml:space="preserve">, goes substantially</w:t>
+      </w:r>
+      <w:r>
+        <w:rPr>
+          <w:bCs/>
+          <w:b/>
+        </w:rPr>
+        <w:t xml:space="preserve"> </w:t>
+      </w:r>
+      <w:r>
+        <w:rPr>
+          <w:bCs/>
+          <w:b/>
+        </w:rPr>
+        <w:t xml:space="preserve">deeper on these same four episodes</w:t>
+      </w:r>
+      <w:r>
+        <w:t xml:space="preserve">: it finds the actual real</w:t>
+      </w:r>
+      <w:r>
+        <w:t xml:space="preserve"> </w:t>
+      </w:r>
+      <w:r>
+        <w:t xml:space="preserve">peak-to-trough window in each case (rather than a fixed narrative date</w:t>
+      </w:r>
+      <w:r>
+        <w:t xml:space="preserve"> </w:t>
+      </w:r>
+      <w:r>
+        <w:t xml:space="preserve">range), measures detection lag in trading days, measures recovery time,</w:t>
+      </w:r>
+      <w:r>
+        <w:t xml:space="preserve"> </w:t>
+      </w:r>
+      <w:r>
+        <w:t xml:space="preserve">and includes price-with-regime-overlay charts for each episode. Two</w:t>
+      </w:r>
+      <w:r>
+        <w:t xml:space="preserve"> </w:t>
+      </w:r>
+      <w:r>
+        <w:t xml:space="preserve">findings from that deeper analysis are important enough to summarize</w:t>
+      </w:r>
+      <w:r>
+        <w:t xml:space="preserve"> </w:t>
+      </w:r>
+      <w:r>
+        <w:t xml:space="preserve">here: (1) the real 2008 and 2020 peak-to-trough declines this build’s</w:t>
+      </w:r>
+      <w:r>
+        <w:t xml:space="preserve"> </w:t>
+      </w:r>
+      <w:r>
+        <w:t xml:space="preserve">data reproduces (-59.9% and -38.4% respectively) match the commonly</w:t>
+      </w:r>
+      <w:r>
+        <w:t xml:space="preserve"> </w:t>
+      </w:r>
+      <w:r>
+        <w:t xml:space="preserve">cited</w:t>
+      </w:r>
+      <w:r>
+        <w:t xml:space="preserve"> </w:t>
+      </w:r>
+      <w:r>
+        <w:t xml:space="preserve">“</w:t>
+      </w:r>
+      <w:r>
+        <w:t xml:space="preserve">roughly 60%</w:t>
+      </w:r>
+      <w:r>
+        <w:t xml:space="preserve">”</w:t>
+      </w:r>
+      <w:r>
+        <w:t xml:space="preserve"> </w:t>
+      </w:r>
+      <w:r>
+        <w:t xml:space="preserve">and</w:t>
+      </w:r>
+      <w:r>
+        <w:t xml:space="preserve"> </w:t>
+      </w:r>
+      <w:r>
+        <w:t xml:space="preserve">“</w:t>
+      </w:r>
+      <w:r>
+        <w:t xml:space="preserve">~38%</w:t>
+      </w:r>
+      <w:r>
+        <w:t xml:space="preserve">”</w:t>
+      </w:r>
+      <w:r>
+        <w:t xml:space="preserve"> </w:t>
+      </w:r>
+      <w:r>
+        <w:t xml:space="preserve">figures almost exactly, which is</w:t>
+      </w:r>
+      <w:r>
+        <w:t xml:space="preserve"> </w:t>
+      </w:r>
+      <w:r>
+        <w:t xml:space="preserve">independent evidence the underlying price data is both real and clean;</w:t>
+      </w:r>
+      <w:r>
+        <w:t xml:space="preserve"> </w:t>
+      </w:r>
+      <w:r>
+        <w:t xml:space="preserve">and (2) the model’s 252-day feature warmup window means it produces</w:t>
+      </w:r>
+      <w:r>
+        <w:t xml:space="preserve"> </w:t>
+      </w:r>
+      <w:r>
+        <w:rPr>
+          <w:bCs/>
+          <w:b/>
+        </w:rPr>
+        <w:t xml:space="preserve">no regime call at all for the first 174 trading days of the 2008</w:t>
+      </w:r>
+      <w:r>
+        <w:rPr>
+          <w:bCs/>
+          <w:b/>
+        </w:rPr>
+        <w:t xml:space="preserve"> </w:t>
+      </w:r>
+      <w:r>
+        <w:rPr>
+          <w:bCs/>
+          <w:b/>
+        </w:rPr>
+        <w:t xml:space="preserve">crisis</w:t>
+      </w:r>
+      <w:r>
+        <w:t xml:space="preserve"> </w:t>
+      </w:r>
+      <w:r>
+        <w:t xml:space="preserve">— a real, structurally important blind spot for any production</w:t>
+      </w:r>
+      <w:r>
+        <w:t xml:space="preserve"> </w:t>
+      </w:r>
+      <w:r>
+        <w:t xml:space="preserve">deployment, not visible from this summary section alone.</w:t>
+      </w:r>
+    </w:p>
+    <w:p>
+      <w:r>
+        <w:pict>
+          <v:rect style="width:0;height:1.5pt" o:hralign="center" o:hrstd="t" o:hr="t"/>
+        </w:pict>
+      </w:r>
+    </w:p>
+    <w:bookmarkEnd w:id="52"/>
+    <w:bookmarkStart w:id="53" w:name="limitations-and-honest-gap-list"/>
+    <w:p>
+      <w:pPr>
+        <w:pStyle w:val="Heading1"/>
+      </w:pPr>
+      <w:r>
+        <w:t xml:space="preserve">7. Limitations and Honest Gap List</w:t>
+      </w:r>
+    </w:p>
+    <w:p>
+      <w:pPr>
+        <w:numPr>
+          <w:ilvl w:val="0"/>
+          <w:numId w:val="1006"/>
+        </w:numPr>
+        <w:pStyle w:val="Compact"/>
+      </w:pPr>
+      <w:r>
+        <w:rPr>
+          <w:strike/>
+          <w:bCs/>
+          <w:b/>
+        </w:rPr>
+        <w:t xml:space="preserve">Circular ensemble ground-truth</w:t>
+      </w:r>
+      <w:r>
+        <w:rPr>
+          <w:bCs/>
+          <w:b/>
+        </w:rPr>
+        <w:t xml:space="preserve"> </w:t>
+      </w:r>
+      <w:r>
+        <w:rPr>
+          <w:bCs/>
+          <w:b/>
+        </w:rPr>
+        <w:t xml:space="preserve">— RESOLVED (pass two).</w:t>
+      </w:r>
+      <w:r>
+        <w:t xml:space="preserve"> </w:t>
+      </w:r>
+      <w:r>
+        <w:t xml:space="preserve">Ensemble</w:t>
+      </w:r>
+      <w:r>
+        <w:t xml:space="preserve"> </w:t>
+      </w:r>
+      <w:r>
+        <w:t xml:space="preserve">members train/evaluate against an independent, rules-based label.</w:t>
+      </w:r>
+    </w:p>
+    <w:p>
+      <w:pPr>
+        <w:numPr>
+          <w:ilvl w:val="0"/>
+          <w:numId w:val="1006"/>
+        </w:numPr>
+        <w:pStyle w:val="Compact"/>
+      </w:pPr>
+      <w:r>
+        <w:rPr>
+          <w:strike/>
+          <w:bCs/>
+          <w:b/>
+        </w:rPr>
+        <w:t xml:space="preserve">Synthetic-only price data</w:t>
+      </w:r>
+      <w:r>
+        <w:rPr>
+          <w:bCs/>
+          <w:b/>
+        </w:rPr>
+        <w:t xml:space="preserve"> </w:t>
+      </w:r>
+      <w:r>
+        <w:rPr>
+          <w:bCs/>
+          <w:b/>
+        </w:rPr>
+        <w:t xml:space="preserve">— LARGELY RESOLVED (this pass).</w:t>
+      </w:r>
+      <w:r>
+        <w:t xml:space="preserve"> </w:t>
+      </w:r>
+      <w:r>
+        <w:t xml:space="preserve">The</w:t>
+      </w:r>
+      <w:r>
+        <w:t xml:space="preserve"> </w:t>
+      </w:r>
+      <w:r>
+        <w:t xml:space="preserve">core Nifty 50 price/return series is now real (2007-2026). Auxiliary</w:t>
+      </w:r>
+      <w:r>
+        <w:t xml:space="preserve"> </w:t>
+      </w:r>
+      <w:r>
+        <w:t xml:space="preserve">series (VIX, FII/DII, INR, Gilt) remain synthetic — no real public</w:t>
+      </w:r>
+      <w:r>
+        <w:t xml:space="preserve"> </w:t>
+      </w:r>
+      <w:r>
+        <w:t xml:space="preserve">source for these was reachable from this sandbox (Section 2). This</w:t>
+      </w:r>
+      <w:r>
+        <w:t xml:space="preserve"> </w:t>
+      </w:r>
+      <w:r>
+        <w:t xml:space="preserve">means the independent ground-truth in item 1 is now independent in</w:t>
+      </w:r>
+      <w:r>
+        <w:t xml:space="preserve"> </w:t>
+      </w:r>
+      <w:r>
+        <w:t xml:space="preserve">both methodology AND partially in data source (it’s computed on real</w:t>
+      </w:r>
+      <w:r>
+        <w:t xml:space="preserve"> </w:t>
+      </w:r>
+      <w:r>
+        <w:t xml:space="preserve">prices), though the full 28-feature classification still mixes real</w:t>
+      </w:r>
+      <w:r>
+        <w:t xml:space="preserve"> </w:t>
+      </w:r>
+      <w:r>
+        <w:t xml:space="preserve">(price-derived) and synthetic (VIX/flow-derived) inputs.</w:t>
+      </w:r>
+    </w:p>
+    <w:p>
+      <w:pPr>
+        <w:numPr>
+          <w:ilvl w:val="0"/>
+          <w:numId w:val="1006"/>
+        </w:numPr>
+        <w:pStyle w:val="Compact"/>
+      </w:pPr>
+      <w:r>
+        <w:rPr>
+          <w:bCs/>
+          <w:b/>
+        </w:rPr>
+        <w:t xml:space="preserve">R/Python HMM reconciliation got worse after fixing feature</w:t>
+      </w:r>
+      <w:r>
+        <w:rPr>
+          <w:bCs/>
+          <w:b/>
+        </w:rPr>
+        <w:t xml:space="preserve"> </w:t>
+      </w:r>
+      <w:r>
+        <w:rPr>
+          <w:bCs/>
+          <w:b/>
+        </w:rPr>
+        <w:t xml:space="preserve">alignment (2.8%, down from 25.7%)</w:t>
+      </w:r>
+      <w:r>
+        <w:t xml:space="preserve"> </w:t>
+      </w:r>
+      <w:r>
+        <w:t xml:space="preserve">— Section 5’s genuine finding is</w:t>
+      </w:r>
+      <w:r>
+        <w:t xml:space="preserve"> </w:t>
+      </w:r>
+      <w:r>
+        <w:t xml:space="preserve">that the two independent EM implementations converge to different</w:t>
+      </w:r>
+      <w:r>
+        <w:t xml:space="preserve"> </w:t>
+      </w:r>
+      <w:r>
+        <w:t xml:space="preserve">local optima even on identical features and identical (now real)</w:t>
+      </w:r>
+      <w:r>
+        <w:t xml:space="preserve"> </w:t>
+      </w:r>
+      <w:r>
+        <w:t xml:space="preserve">data. This is a real property of HMM fitting, not something a further</w:t>
+      </w:r>
+      <w:r>
+        <w:t xml:space="preserve"> </w:t>
+      </w:r>
+      <w:r>
+        <w:t xml:space="preserve">feature fix would resolve; a fair reconciliation needs matched</w:t>
+      </w:r>
+      <w:r>
+        <w:t xml:space="preserve"> </w:t>
+      </w:r>
+      <w:r>
+        <w:t xml:space="preserve">initialization or a likelihood-based comparison instead of label</w:t>
+      </w:r>
+      <w:r>
+        <w:t xml:space="preserve"> </w:t>
+      </w:r>
+      <w:r>
+        <w:t xml:space="preserve">agreement.</w:t>
+      </w:r>
+    </w:p>
+    <w:p>
+      <w:pPr>
+        <w:numPr>
+          <w:ilvl w:val="0"/>
+          <w:numId w:val="1006"/>
+        </w:numPr>
+        <w:pStyle w:val="Compact"/>
+      </w:pPr>
+      <w:r>
+        <w:rPr>
+          <w:bCs/>
+          <w:b/>
+        </w:rPr>
+        <w:t xml:space="preserve">No PyMC/NUTS</w:t>
+      </w:r>
+      <w:r>
+        <w:t xml:space="preserve"> </w:t>
+      </w:r>
+      <w:r>
+        <w:t xml:space="preserve">— Bayesian HMM uses exact conjugate posteriors</w:t>
+      </w:r>
+      <w:r>
+        <w:t xml:space="preserve"> </w:t>
+      </w:r>
+      <w:r>
+        <w:t xml:space="preserve">instead (mathematically valid, but doesn’t produce the R-hat/ESS/</w:t>
+      </w:r>
+      <w:r>
+        <w:t xml:space="preserve"> </w:t>
+      </w:r>
+      <w:r>
+        <w:t xml:space="preserve">divergence diagnostics the brief asks for). The R codebase’s</w:t>
+      </w:r>
+      <w:r>
+        <w:t xml:space="preserve"> </w:t>
+      </w:r>
+      <w:r>
+        <w:rPr>
+          <w:rStyle w:val="VerbatimChar"/>
+        </w:rPr>
+        <w:t xml:space="preserve">MCMCpack</w:t>
+      </w:r>
+      <w:r>
+        <w:t xml:space="preserve"> </w:t>
+      </w:r>
+      <w:r>
+        <w:t xml:space="preserve">model does have real Geweke/ESS diagnostics</w:t>
+      </w:r>
+      <w:r>
+        <w:t xml:space="preserve"> </w:t>
+      </w:r>
+      <w:r>
+        <w:t xml:space="preserve">(</w:t>
+      </w:r>
+      <w:r>
+        <w:rPr>
+          <w:rStyle w:val="VerbatimChar"/>
+        </w:rPr>
+        <w:t xml:space="preserve">r_codebase/bayesian_changepoint.R</w:t>
+      </w:r>
+      <w:r>
+        <w:t xml:space="preserve">).</w:t>
+      </w:r>
+    </w:p>
+    <w:p>
+      <w:pPr>
+        <w:numPr>
+          <w:ilvl w:val="0"/>
+          <w:numId w:val="1006"/>
+        </w:numPr>
+        <w:pStyle w:val="Compact"/>
+      </w:pPr>
+      <w:r>
+        <w:rPr>
+          <w:bCs/>
+          <w:b/>
+        </w:rPr>
+        <w:t xml:space="preserve">No foundation models</w:t>
+      </w:r>
+      <w:r>
+        <w:t xml:space="preserve"> </w:t>
+      </w:r>
+      <w:r>
+        <w:t xml:space="preserve">(Chronos/TimesFM/Lag-Llama) — no network path</w:t>
+      </w:r>
+      <w:r>
+        <w:t xml:space="preserve"> </w:t>
+      </w:r>
+      <w:r>
+        <w:t xml:space="preserve">to Hugging Face from this sandbox.</w:t>
+      </w:r>
+    </w:p>
+    <w:p>
+      <w:pPr>
+        <w:numPr>
+          <w:ilvl w:val="0"/>
+          <w:numId w:val="1006"/>
+        </w:numPr>
+        <w:pStyle w:val="Compact"/>
+      </w:pPr>
+      <w:r>
+        <w:rPr>
+          <w:bCs/>
+          <w:b/>
+        </w:rPr>
+        <w:t xml:space="preserve">Conformal coverage below target, and calibration is worse on real</w:t>
+      </w:r>
+      <w:r>
+        <w:rPr>
+          <w:bCs/>
+          <w:b/>
+        </w:rPr>
+        <w:t xml:space="preserve"> </w:t>
+      </w:r>
+      <w:r>
+        <w:rPr>
+          <w:bCs/>
+          <w:b/>
+        </w:rPr>
+        <w:t xml:space="preserve">data than synthetic</w:t>
+      </w:r>
+      <w:r>
+        <w:t xml:space="preserve"> </w:t>
+      </w:r>
+      <w:r>
+        <w:t xml:space="preserve">— 86.9% empirical vs. 90% nominal (comparable to</w:t>
+      </w:r>
+      <w:r>
+        <w:t xml:space="preserve"> </w:t>
+      </w:r>
+      <w:r>
+        <w:t xml:space="preserve">87.2% on synthetic data), but ECE against the independent label is</w:t>
+      </w:r>
+      <w:r>
+        <w:t xml:space="preserve"> </w:t>
+      </w:r>
+      <w:r>
+        <w:t xml:space="preserve">0.1066 on real data vs. 0.0584 on synthetic — real market behavior is</w:t>
+      </w:r>
+      <w:r>
+        <w:t xml:space="preserve"> </w:t>
+      </w:r>
+      <w:r>
+        <w:t xml:space="preserve">less well captured by this ensemble than the synthetic generator was,</w:t>
+      </w:r>
+      <w:r>
+        <w:t xml:space="preserve"> </w:t>
+      </w:r>
+      <w:r>
+        <w:t xml:space="preserve">which is itself informative: synthetic-data validation numbers</w:t>
+      </w:r>
+      <w:r>
+        <w:t xml:space="preserve"> </w:t>
+      </w:r>
+      <w:r>
+        <w:t xml:space="preserve">overstate real-world calibration quality here.</w:t>
+      </w:r>
+    </w:p>
+    <w:p>
+      <w:pPr>
+        <w:numPr>
+          <w:ilvl w:val="0"/>
+          <w:numId w:val="1006"/>
+        </w:numPr>
+        <w:pStyle w:val="Compact"/>
+      </w:pPr>
+      <w:r>
+        <w:rPr>
+          <w:bCs/>
+          <w:b/>
+        </w:rPr>
+        <w:t xml:space="preserve">Risk-On/Late-Cycle/Transitional duration collapse to ~1 day on real</w:t>
+      </w:r>
+      <w:r>
+        <w:rPr>
+          <w:bCs/>
+          <w:b/>
+        </w:rPr>
+        <w:t xml:space="preserve"> </w:t>
+      </w:r>
+      <w:r>
+        <w:rPr>
+          <w:bCs/>
+          <w:b/>
+        </w:rPr>
+        <w:t xml:space="preserve">data</w:t>
+      </w:r>
+      <w:r>
+        <w:t xml:space="preserve"> </w:t>
+      </w:r>
+      <w:r>
+        <w:t xml:space="preserve">(Section 4.2) — more pronounced than on synthetic data; this</w:t>
+      </w:r>
+      <w:r>
+        <w:t xml:space="preserve"> </w:t>
+      </w:r>
+      <w:r>
+        <w:t xml:space="preserve">3-feature HMM discriminates stress regimes well but calmer regimes</w:t>
+      </w:r>
+      <w:r>
+        <w:t xml:space="preserve"> </w:t>
+      </w:r>
+      <w:r>
+        <w:t xml:space="preserve">poorly.</w:t>
+      </w:r>
+    </w:p>
+    <w:p>
+      <w:pPr>
+        <w:numPr>
+          <w:ilvl w:val="0"/>
+          <w:numId w:val="1006"/>
+        </w:numPr>
+        <w:pStyle w:val="Compact"/>
+      </w:pPr>
+      <w:r>
+        <w:rPr>
+          <w:bCs/>
+          <w:b/>
+        </w:rPr>
+        <w:t xml:space="preserve">Not built at all in this pass</w:t>
+      </w:r>
+      <w:r>
+        <w:t xml:space="preserve">: 10-minute demo video (outside this</w:t>
+      </w:r>
+      <w:r>
+        <w:t xml:space="preserve"> </w:t>
+      </w:r>
+      <w:r>
+        <w:t xml:space="preserve">tool’s capability — full script provided instead,</w:t>
+      </w:r>
+      <w:r>
+        <w:t xml:space="preserve"> </w:t>
+      </w:r>
+      <w:r>
+        <w:rPr>
+          <w:rStyle w:val="VerbatimChar"/>
+        </w:rPr>
+        <w:t xml:space="preserve">reporting/demo_video_script.md</w:t>
+      </w:r>
+      <w:r>
+        <w:t xml:space="preserve">), GitHub repository ownership</w:t>
+      </w:r>
+      <w:r>
+        <w:t xml:space="preserve"> </w:t>
+      </w:r>
+      <w:r>
+        <w:t xml:space="preserve">transfer (requires the account holder’s own action), 40-page report</w:t>
+      </w:r>
+      <w:r>
+        <w:t xml:space="preserve"> </w:t>
+      </w:r>
+      <w:r>
+        <w:t xml:space="preserve">length (delivered: ~10 pages of complete-coverage content).</w:t>
+      </w:r>
+    </w:p>
+    <w:p>
+      <w:r>
+        <w:pict>
+          <v:rect style="width:0;height:1.5pt" o:hralign="center" o:hrstd="t" o:hr="t"/>
+        </w:pict>
+      </w:r>
+    </w:p>
+    <w:bookmarkEnd w:id="53"/>
+    <w:bookmarkStart w:id="54" w:name="Xaba0dee3b3c90e8295bbdf31ace001c1c3618c4"/>
+    <w:p>
+      <w:pPr>
+        <w:pStyle w:val="Heading1"/>
+      </w:pPr>
+      <w:r>
+        <w:t xml:space="preserve">Appendix A — Sample Investment Committee Artefact</w:t>
+      </w:r>
+    </w:p>
+    <w:p>
+      <w:pPr>
+        <w:pStyle w:val="FirstParagraph"/>
+      </w:pPr>
+      <w:r>
+        <w:rPr>
+          <w:rStyle w:val="VerbatimChar"/>
+        </w:rPr>
+        <w:t xml:space="preserve">models/monte_carlo.py</w:t>
+      </w:r>
+      <w:r>
+        <w:t xml:space="preserve">’s</w:t>
+      </w:r>
+      <w:r>
+        <w:t xml:space="preserve"> </w:t>
+      </w:r>
+      <w:r>
+        <w:rPr>
+          <w:rStyle w:val="VerbatimChar"/>
+        </w:rPr>
+        <w:t xml:space="preserve">ic_artefact()</w:t>
+      </w:r>
+      <w:r>
+        <w:t xml:space="preserve"> </w:t>
+      </w:r>
+      <w:r>
+        <w:t xml:space="preserve">function generates a single,</w:t>
+      </w:r>
+      <w:r>
+        <w:t xml:space="preserve"> </w:t>
+      </w:r>
+      <w:r>
+        <w:t xml:space="preserve">lineage-carrying record per regime call, intended as the format an</w:t>
+      </w:r>
+      <w:r>
+        <w:t xml:space="preserve"> </w:t>
+      </w:r>
+      <w:r>
+        <w:t xml:space="preserve">investment committee would actually consume. This is the real output for</w:t>
+      </w:r>
+      <w:r>
+        <w:t xml:space="preserve"> </w:t>
+      </w:r>
+      <w:r>
+        <w:t xml:space="preserve">the most recent date in this build’s data (2026-04-13), generated by</w:t>
+      </w:r>
+      <w:r>
+        <w:t xml:space="preserve"> </w:t>
+      </w:r>
+      <w:r>
+        <w:t xml:space="preserve">running the function against the actual pipeline output, not written by</w:t>
+      </w:r>
+      <w:r>
+        <w:t xml:space="preserve"> </w:t>
+      </w:r>
+      <w:r>
+        <w:t xml:space="preserve">hand:</w:t>
+      </w:r>
+    </w:p>
+    <w:p>
+      <w:pPr>
+        <w:pStyle w:val="SourceCode"/>
+      </w:pPr>
+      <w:r>
+        <w:rPr>
+          <w:rStyle w:val="FunctionTok"/>
+        </w:rPr>
+        <w:t xml:space="preserve">{</w:t>
+      </w:r>
+      <w:r>
+        <w:br/>
+      </w:r>
+      <w:r>
+        <w:rPr>
+          <w:rStyle w:val="NormalTok"/>
+        </w:rPr>
+        <w:t xml:space="preserve">  </w:t>
+      </w:r>
+      <w:r>
+        <w:rPr>
+          <w:rStyle w:val="DataTypeTok"/>
+        </w:rPr>
+        <w:t xml:space="preserve">"date"</w:t>
+      </w:r>
+      <w:r>
+        <w:rPr>
+          <w:rStyle w:val="FunctionTok"/>
+        </w:rPr>
+        <w:t xml:space="preserve">:</w:t>
+      </w:r>
+      <w:r>
+        <w:rPr>
+          <w:rStyle w:val="NormalTok"/>
+        </w:rPr>
+        <w:t xml:space="preserve"> </w:t>
+      </w:r>
+      <w:r>
+        <w:rPr>
+          <w:rStyle w:val="StringTok"/>
+        </w:rPr>
+        <w:t xml:space="preserve">"2026-04-13"</w:t>
+      </w:r>
+      <w:r>
+        <w:rPr>
+          <w:rStyle w:val="FunctionTok"/>
+        </w:rPr>
+        <w:t xml:space="preserve">,</w:t>
+      </w:r>
+      <w:r>
+        <w:br/>
+      </w:r>
+      <w:r>
+        <w:rPr>
+          <w:rStyle w:val="NormalTok"/>
+        </w:rPr>
+        <w:t xml:space="preserve">  </w:t>
+      </w:r>
+      <w:r>
+        <w:rPr>
+          <w:rStyle w:val="DataTypeTok"/>
+        </w:rPr>
+        <w:t xml:space="preserve">"regime_call"</w:t>
+      </w:r>
+      <w:r>
+        <w:rPr>
+          <w:rStyle w:val="FunctionTok"/>
+        </w:rPr>
+        <w:t xml:space="preserve">:</w:t>
+      </w:r>
+      <w:r>
+        <w:rPr>
+          <w:rStyle w:val="NormalTok"/>
+        </w:rPr>
+        <w:t xml:space="preserve"> </w:t>
+      </w:r>
+      <w:r>
+        <w:rPr>
+          <w:rStyle w:val="StringTok"/>
+        </w:rPr>
+        <w:t xml:space="preserve">"Post-Shock"</w:t>
+      </w:r>
+      <w:r>
+        <w:rPr>
+          <w:rStyle w:val="FunctionTok"/>
+        </w:rPr>
+        <w:t xml:space="preserve">,</w:t>
+      </w:r>
+      <w:r>
+        <w:br/>
+      </w:r>
+      <w:r>
+        <w:rPr>
+          <w:rStyle w:val="NormalTok"/>
+        </w:rPr>
+        <w:t xml:space="preserve">  </w:t>
+      </w:r>
+      <w:r>
+        <w:rPr>
+          <w:rStyle w:val="DataTypeTok"/>
+        </w:rPr>
+        <w:t xml:space="preserve">"confidence"</w:t>
+      </w:r>
+      <w:r>
+        <w:rPr>
+          <w:rStyle w:val="FunctionTok"/>
+        </w:rPr>
+        <w:t xml:space="preserve">:</w:t>
+      </w:r>
+      <w:r>
+        <w:rPr>
+          <w:rStyle w:val="NormalTok"/>
+        </w:rPr>
+        <w:t xml:space="preserve"> </w:t>
+      </w:r>
+      <w:r>
+        <w:rPr>
+          <w:rStyle w:val="FloatTok"/>
+        </w:rPr>
+        <w:t xml:space="preserve">1.0</w:t>
+      </w:r>
+      <w:r>
+        <w:rPr>
+          <w:rStyle w:val="FunctionTok"/>
+        </w:rPr>
+        <w:t xml:space="preserve">,</w:t>
+      </w:r>
+      <w:r>
+        <w:br/>
+      </w:r>
+      <w:r>
+        <w:rPr>
+          <w:rStyle w:val="NormalTok"/>
+        </w:rPr>
+        <w:t xml:space="preserve">  </w:t>
+      </w:r>
+      <w:r>
+        <w:rPr>
+          <w:rStyle w:val="DataTypeTok"/>
+        </w:rPr>
+        <w:t xml:space="preserve">"conformal_set"</w:t>
+      </w:r>
+      <w:r>
+        <w:rPr>
+          <w:rStyle w:val="FunctionTok"/>
+        </w:rPr>
+        <w:t xml:space="preserve">:</w:t>
+      </w:r>
+      <w:r>
+        <w:rPr>
+          <w:rStyle w:val="NormalTok"/>
+        </w:rPr>
+        <w:t xml:space="preserve"> </w:t>
+      </w:r>
+      <w:r>
+        <w:rPr>
+          <w:rStyle w:val="OtherTok"/>
+        </w:rPr>
+        <w:t xml:space="preserve">[</w:t>
+      </w:r>
+      <w:r>
+        <w:rPr>
+          <w:rStyle w:val="StringTok"/>
+        </w:rPr>
+        <w:t xml:space="preserve">"Post-Shock"</w:t>
+      </w:r>
+      <w:r>
+        <w:rPr>
+          <w:rStyle w:val="OtherTok"/>
+        </w:rPr>
+        <w:t xml:space="preserve">]</w:t>
+      </w:r>
+      <w:r>
+        <w:rPr>
+          <w:rStyle w:val="FunctionTok"/>
+        </w:rPr>
+        <w:t xml:space="preserve">,</w:t>
+      </w:r>
+      <w:r>
+        <w:br/>
+      </w:r>
+      <w:r>
+        <w:rPr>
+          <w:rStyle w:val="NormalTok"/>
+        </w:rPr>
+        <w:t xml:space="preserve">  </w:t>
+      </w:r>
+      <w:r>
+        <w:rPr>
+          <w:rStyle w:val="DataTypeTok"/>
+        </w:rPr>
+        <w:t xml:space="preserve">"recommended_equity_tilt"</w:t>
+      </w:r>
+      <w:r>
+        <w:rPr>
+          <w:rStyle w:val="FunctionTok"/>
+        </w:rPr>
+        <w:t xml:space="preserve">:</w:t>
+      </w:r>
+      <w:r>
+        <w:rPr>
+          <w:rStyle w:val="NormalTok"/>
+        </w:rPr>
+        <w:t xml:space="preserve"> </w:t>
+      </w:r>
+      <w:r>
+        <w:rPr>
+          <w:rStyle w:val="FloatTok"/>
+        </w:rPr>
+        <w:t xml:space="preserve">0.75</w:t>
+      </w:r>
+      <w:r>
+        <w:rPr>
+          <w:rStyle w:val="FunctionTok"/>
+        </w:rPr>
+        <w:t xml:space="preserve">,</w:t>
+      </w:r>
+      <w:r>
+        <w:br/>
+      </w:r>
+      <w:r>
+        <w:rPr>
+          <w:rStyle w:val="NormalTok"/>
+        </w:rPr>
+        <w:t xml:space="preserve">  </w:t>
+      </w:r>
+      <w:r>
+        <w:rPr>
+          <w:rStyle w:val="DataTypeTok"/>
+        </w:rPr>
+        <w:t xml:space="preserve">"statement"</w:t>
+      </w:r>
+      <w:r>
+        <w:rPr>
+          <w:rStyle w:val="FunctionTok"/>
+        </w:rPr>
+        <w:t xml:space="preserve">:</w:t>
+      </w:r>
+      <w:r>
+        <w:rPr>
+          <w:rStyle w:val="NormalTok"/>
+        </w:rPr>
+        <w:t xml:space="preserve"> </w:t>
+      </w:r>
+      <w:r>
+        <w:rPr>
+          <w:rStyle w:val="StringTok"/>
+        </w:rPr>
+        <w:t xml:space="preserve">"As of 2026-04-13, the ensemble assigns 100% probability</w:t>
+      </w:r>
+      <w:r>
+        <w:br/>
+      </w:r>
+      <w:r>
+        <w:rPr>
+          <w:rStyle w:val="StringTok"/>
+        </w:rPr>
+        <w:t xml:space="preserve">    to 'Post-Shock' (calibrated 100%+ conformal set: Post-Shock).</w:t>
+      </w:r>
+      <w:r>
+        <w:br/>
+      </w:r>
+      <w:r>
+        <w:rPr>
+          <w:rStyle w:val="StringTok"/>
+        </w:rPr>
+        <w:t xml:space="preserve">    Recommended equity-weight tilt: 0.75x neutral, driven primarily by:</w:t>
+      </w:r>
+      <w:r>
+        <w:br/>
+      </w:r>
+      <w:r>
+        <w:rPr>
+          <w:rStyle w:val="StringTok"/>
+        </w:rPr>
+        <w:t xml:space="preserve">    vix_z (+1.20), fii_flow (-0.80)."</w:t>
+      </w:r>
+      <w:r>
+        <w:br/>
+      </w:r>
+      <w:r>
+        <w:rPr>
+          <w:rStyle w:val="FunctionTok"/>
+        </w:rPr>
+        <w:t xml:space="preserve">}</w:t>
+      </w:r>
+    </w:p>
+    <w:p>
+      <w:pPr>
+        <w:pStyle w:val="FirstParagraph"/>
+      </w:pPr>
+      <w:r>
+        <w:t xml:space="preserve">Reading this artefact critically rather than presenting it as unqualified</w:t>
+      </w:r>
+      <w:r>
+        <w:t xml:space="preserve"> </w:t>
+      </w:r>
+      <w:r>
+        <w:t xml:space="preserve">good news: a conformal set containing only one regime, at exactly 100%</w:t>
+      </w:r>
+      <w:r>
+        <w:t xml:space="preserve"> </w:t>
+      </w:r>
+      <w:r>
+        <w:t xml:space="preserve">confidence, is itself informative about a limitation. Genuinely calibrated</w:t>
+      </w:r>
+      <w:r>
+        <w:t xml:space="preserve"> </w:t>
+      </w:r>
+      <w:r>
+        <w:t xml:space="preserve">uncertainty on real, noisy market data should only rarely produce exact</w:t>
+      </w:r>
+      <w:r>
+        <w:t xml:space="preserve"> </w:t>
+      </w:r>
+      <w:r>
+        <w:t xml:space="preserve">0%/100% probability splits — this specific date’s extremity is consistent</w:t>
+      </w:r>
+      <w:r>
+        <w:t xml:space="preserve"> </w:t>
+      </w:r>
+      <w:r>
+        <w:t xml:space="preserve">with the real market conditions at the end of this dataset’s coverage</w:t>
+      </w:r>
+      <w:r>
+        <w:t xml:space="preserve"> </w:t>
+      </w:r>
+      <w:r>
+        <w:t xml:space="preserve">window (Section 4.6), but a production system seeing 100%-confidence</w:t>
+      </w:r>
+      <w:r>
+        <w:t xml:space="preserve"> </w:t>
+      </w:r>
+      <w:r>
+        <w:t xml:space="preserve">outputs routinely, rather than occasionally on genuinely extreme days,</w:t>
+      </w:r>
+      <w:r>
+        <w:t xml:space="preserve"> </w:t>
+      </w:r>
+      <w:r>
+        <w:t xml:space="preserve">would be a calibration red flag worth investigating, not a feature to</w:t>
+      </w:r>
+      <w:r>
+        <w:t xml:space="preserve"> </w:t>
+      </w:r>
+      <w:r>
+        <w:t xml:space="preserve">advertise.</w:t>
+      </w:r>
+    </w:p>
+    <w:bookmarkEnd w:id="54"/>
+    <w:bookmarkStart w:id="55" w:name="appendix-b-reproducibility"/>
+    <w:p>
+      <w:pPr>
+        <w:pStyle w:val="Heading1"/>
+      </w:pPr>
+      <w:r>
+        <w:t xml:space="preserve">Appendix B — Reproducibility</w:t>
+      </w:r>
+    </w:p>
+    <w:p>
+      <w:pPr>
+        <w:pStyle w:val="FirstParagraph"/>
+      </w:pPr>
+      <w:r>
+        <w:t xml:space="preserve">Every number in this report can be regenerated from the delivered</w:t>
+      </w:r>
+      <w:r>
+        <w:t xml:space="preserve"> </w:t>
+      </w:r>
+      <w:r>
+        <w:t xml:space="preserve">codebase:</w:t>
+      </w:r>
+    </w:p>
+    <w:p>
+      <w:pPr>
+        <w:pStyle w:val="SourceCode"/>
+      </w:pPr>
+      <w:r>
+        <w:rPr>
+          <w:rStyle w:val="VerbatimChar"/>
+        </w:rPr>
+        <w:t xml:space="preserve">pip install hmmlearn statsmodels pyarrow matplotlib --break-system-packages</w:t>
+      </w:r>
+      <w:r>
+        <w:br/>
+      </w:r>
+      <w:r>
+        <w:rPr>
+          <w:rStyle w:val="VerbatimChar"/>
+        </w:rPr>
+        <w:t xml:space="preserve">python3 main.py                          # core pipeline -&gt; outputs/</w:t>
+      </w:r>
+      <w:r>
+        <w:br/>
+      </w:r>
+      <w:r>
+        <w:rPr>
+          <w:rStyle w:val="VerbatimChar"/>
+        </w:rPr>
+        <w:t xml:space="preserve">python3 reporting/validation_pack.py     # reliability diagram + scenario replay</w:t>
+      </w:r>
+      <w:r>
+        <w:br/>
+      </w:r>
+      <w:r>
+        <w:rPr>
+          <w:rStyle w:val="VerbatimChar"/>
+        </w:rPr>
+        <w:t xml:space="preserve">python3 reporting/case_study_deep_dive.py  # companion case-study report's numbers</w:t>
+      </w:r>
+      <w:r>
+        <w:br/>
+      </w:r>
+      <w:r>
+        <w:rPr>
+          <w:rStyle w:val="VerbatimChar"/>
+        </w:rPr>
+        <w:t xml:space="preserve">python3 reporting/case_study_charts.py     # companion case-study report's charts</w:t>
+      </w:r>
+    </w:p>
+    <w:p>
+      <w:pPr>
+        <w:pStyle w:val="FirstParagraph"/>
+      </w:pPr>
+      <w:r>
+        <w:t xml:space="preserve">R codebase (requires</w:t>
+      </w:r>
+      <w:r>
+        <w:t xml:space="preserve"> </w:t>
+      </w:r>
+      <w:r>
+        <w:rPr>
+          <w:rStyle w:val="VerbatimChar"/>
+        </w:rPr>
+        <w:t xml:space="preserve">apt install r-base-core r-cran-forecast r-cran-tseries r-cran-msm r-cran-mcmcpack r-cran-jsonlite r-cran-nnet r-cran-zoo</w:t>
+      </w:r>
+      <w:r>
+        <w:t xml:space="preserve">):</w:t>
+      </w:r>
+    </w:p>
+    <w:p>
+      <w:pPr>
+        <w:pStyle w:val="SourceCode"/>
+      </w:pPr>
+      <w:r>
+        <w:rPr>
+          <w:rStyle w:val="VerbatimChar"/>
+        </w:rPr>
+        <w:t xml:space="preserve">cd r_codebase</w:t>
+      </w:r>
+      <w:r>
+        <w:br/>
+      </w:r>
+      <w:r>
+        <w:rPr>
+          <w:rStyle w:val="VerbatimChar"/>
+        </w:rPr>
+        <w:t xml:space="preserve">Rscript hmm_markov_switching.R</w:t>
+      </w:r>
+      <w:r>
+        <w:br/>
+      </w:r>
+      <w:r>
+        <w:rPr>
+          <w:rStyle w:val="VerbatimChar"/>
+        </w:rPr>
+        <w:t xml:space="preserve">Rscript bayesian_changepoint.R</w:t>
+      </w:r>
+      <w:r>
+        <w:br/>
+      </w:r>
+      <w:r>
+        <w:rPr>
+          <w:rStyle w:val="VerbatimChar"/>
+        </w:rPr>
+        <w:t xml:space="preserve">Rscript conformal_and_reconciliation.R</w:t>
+      </w:r>
+    </w:p>
+    <w:p>
+      <w:pPr>
+        <w:pStyle w:val="FirstParagraph"/>
+      </w:pPr>
+      <w:r>
+        <w:rPr>
+          <w:bCs/>
+          <w:b/>
+        </w:rPr>
+        <w:t xml:space="preserve">Determinism note</w:t>
+      </w:r>
+      <w:r>
+        <w:t xml:space="preserve">:</w:t>
+      </w:r>
+      <w:r>
+        <w:t xml:space="preserve"> </w:t>
+      </w:r>
+      <w:r>
+        <w:rPr>
+          <w:rStyle w:val="VerbatimChar"/>
+        </w:rPr>
+        <w:t xml:space="preserve">data/loader.py</w:t>
+      </w:r>
+      <w:r>
+        <w:t xml:space="preserve">’s synthetic auxiliary-series</w:t>
+      </w:r>
+      <w:r>
+        <w:t xml:space="preserve"> </w:t>
+      </w:r>
+      <w:r>
+        <w:t xml:space="preserve">generation is seeded (default seed=42), so re-runs reproduce identical</w:t>
+      </w:r>
+      <w:r>
+        <w:t xml:space="preserve"> </w:t>
+      </w:r>
+      <w:r>
+        <w:t xml:space="preserve">auxiliary data. The real Nifty price series (</w:t>
+      </w:r>
+      <w:r>
+        <w:rPr>
+          <w:rStyle w:val="VerbatimChar"/>
+        </w:rPr>
+        <w:t xml:space="preserve">data/real/nifty50_real_daily.csv</w:t>
+      </w:r>
+      <w:r>
+        <w:t xml:space="preserve">)</w:t>
+      </w:r>
+      <w:r>
+        <w:t xml:space="preserve"> </w:t>
+      </w:r>
+      <w:r>
+        <w:t xml:space="preserve">is a static, bundled file — re-running does not re-fetch it, so results</w:t>
+      </w:r>
+      <w:r>
+        <w:t xml:space="preserve"> </w:t>
+      </w:r>
+      <w:r>
+        <w:t xml:space="preserve">are fully reproducible without network access. The HMM’s EM fitting uses</w:t>
+      </w:r>
+      <w:r>
+        <w:t xml:space="preserve"> </w:t>
+      </w:r>
+      <w:r>
+        <w:t xml:space="preserve">a fixed random seed (7) for initialization; the Bayesian deep learning</w:t>
+      </w:r>
+      <w:r>
+        <w:t xml:space="preserve"> </w:t>
+      </w:r>
+      <w:r>
+        <w:t xml:space="preserve">models use per-member seeds (0 through M-1); the R HMM uses</w:t>
+      </w:r>
+      <w:r>
+        <w:t xml:space="preserve"> </w:t>
+      </w:r>
+      <w:r>
+        <w:rPr>
+          <w:rStyle w:val="VerbatimChar"/>
+        </w:rPr>
+        <w:t xml:space="preserve">set.seed(7)</w:t>
+      </w:r>
+      <w:r>
+        <w:t xml:space="preserve">.</w:t>
+      </w:r>
+      <w:r>
+        <w:t xml:space="preserve"> </w:t>
+      </w:r>
+      <w:r>
+        <w:t xml:space="preserve">None of the reported numbers should vary between runs on the same machine</w:t>
+      </w:r>
+      <w:r>
+        <w:t xml:space="preserve"> </w:t>
+      </w:r>
+      <w:r>
+        <w:t xml:space="preserve">with the same package versions.</w:t>
+      </w:r>
+    </w:p>
+    <w:p>
+      <w:pPr>
+        <w:pStyle w:val="BodyText"/>
+      </w:pPr>
+      <w:r>
+        <w:rPr>
+          <w:bCs/>
+          <w:b/>
+        </w:rPr>
+        <w:t xml:space="preserve">Environment</w:t>
+      </w:r>
+      <w:r>
+        <w:t xml:space="preserve">: Python 3.12, R 4.3, no GPU. Full Python pipeline</w:t>
+      </w:r>
+      <w:r>
+        <w:t xml:space="preserve"> </w:t>
+      </w:r>
+      <w:r>
+        <w:t xml:space="preserve">runtime: ~90 seconds. R codebase runtime: ~2-3 minutes across all three</w:t>
+      </w:r>
+      <w:r>
+        <w:t xml:space="preserve"> </w:t>
+      </w:r>
+      <w:r>
+        <w:t xml:space="preserve">scripts, dominated by the multivariate HMM’s EM iterations.</w:t>
+      </w:r>
+    </w:p>
+    <w:p>
+      <w:r>
+        <w:pict>
+          <v:rect style="width:0;height:1.5pt" o:hralign="center" o:hrstd="t" o:hr="t"/>
+        </w:pict>
+      </w:r>
+    </w:p>
+    <w:bookmarkEnd w:id="55"/>
+    <w:bookmarkStart w:id="56" w:name="appendix-c-repository-map"/>
+    <w:p>
+      <w:pPr>
+        <w:pStyle w:val="Heading1"/>
+      </w:pPr>
+      <w:r>
+        <w:t xml:space="preserve">Appendix C — Repository Map</w:t>
+      </w:r>
+    </w:p>
+    <w:p>
+      <w:pPr>
+        <w:pStyle w:val="FirstParagraph"/>
+      </w:pPr>
+      <w:r>
         <w:t xml:space="preserve">See</w:t>
       </w:r>
       <w:r>
@@ -4699,7 +9644,7 @@
         <w:t xml:space="preserve">hyperparameter table.</w:t>
       </w:r>
     </w:p>
-    <w:bookmarkEnd w:id="46"/>
+    <w:bookmarkEnd w:id="56"/>
     <w:sectPr/>
   </w:body>
 </w:document>
@@ -4977,12 +9922,42 @@
     <w:abstractNumId w:val="991"/>
   </w:num>
   <w:num w:numId="1003">
-    <w:abstractNumId w:val="991"/>
+    <w:abstractNumId w:val="99411"/>
+    <w:lvlOverride w:ilvl="0">
+      <w:startOverride w:val="1"/>
+    </w:lvlOverride>
+    <w:lvlOverride w:ilvl="1">
+      <w:startOverride w:val="1"/>
+    </w:lvlOverride>
+    <w:lvlOverride w:ilvl="2">
+      <w:startOverride w:val="1"/>
+    </w:lvlOverride>
+    <w:lvlOverride w:ilvl="3">
+      <w:startOverride w:val="1"/>
+    </w:lvlOverride>
+    <w:lvlOverride w:ilvl="4">
+      <w:startOverride w:val="1"/>
+    </w:lvlOverride>
+    <w:lvlOverride w:ilvl="5">
+      <w:startOverride w:val="1"/>
+    </w:lvlOverride>
+    <w:lvlOverride w:ilvl="6">
+      <w:startOverride w:val="1"/>
+    </w:lvlOverride>
+    <w:lvlOverride w:ilvl="7">
+      <w:startOverride w:val="1"/>
+    </w:lvlOverride>
+    <w:lvlOverride w:ilvl="8">
+      <w:startOverride w:val="1"/>
+    </w:lvlOverride>
   </w:num>
   <w:num w:numId="1004">
     <w:abstractNumId w:val="991"/>
   </w:num>
   <w:num w:numId="1005">
+    <w:abstractNumId w:val="991"/>
+  </w:num>
+  <w:num w:numId="1006">
     <w:abstractNumId w:val="99411"/>
     <w:lvlOverride w:ilvl="0">
       <w:startOverride w:val="1"/>
